--- a/docs/Thiet_ke_Kho_du_lieu_Kimball_Football_Transfermrkt.docx
+++ b/docs/Thiet_ke_Kho_du_lieu_Kimball_Football_Transfermrkt.docx
@@ -29070,7 +29070,7 @@
           <w:sz w:val="26"/>
           <w:szCs w:val="26"/>
         </w:rPr>
-        <w:t>ETL (Extract – Transform – Load) đưa dữ liệu từ các file CSV nguồn vào kho theo nhiều lớp, để dữ liệu thô luôn được giữ lại và mọi bước làm sạch, biến đổi đều có thể kiểm tra lại.</w:t>
+        <w:t>ETL (Extract – Transform – Load) được hiện thực bằng SQL Server Integration Services (SSIS) trong package Main_ETL_Master.dtsx. Dữ liệu đi qua hai lớp: stage giữ bản sao nguyên trạng của file CSV, kho dữ liệu chứa các bảng dim và fact. Mỗi dim và mỗi fact được nạp bằng đúng một data flow đi thẳng từ stage tới bảng đích; mọi bước làm sạch, ép kiểu, chuẩn hóa, kiểm tra, tra khóa đều là component SSIS nằm trong data flow đó.</w:t>
       </w:r>
     </w:p>
     <w:p>
@@ -29099,22 +29099,23 @@
     <w:tbl>
       <w:tblPr>
         <w:tblStyle w:val="TableGrid"/>
+        <w:tblLook w:val="04A0" w:firstRow="1" w:lastRow="0" w:firstColumn="1" w:lastColumn="0" w:noHBand="0" w:noVBand="1"/>
         <w:tblW w:w="9026" w:type="dxa"/>
-        <w:tblLook w:val="04A0" w:firstRow="1" w:lastRow="0" w:firstColumn="1" w:lastColumn="0" w:noHBand="0" w:noVBand="1"/>
+        <w:tblLayout w:type="fixed"/>
       </w:tblPr>
       <w:tblGrid>
-        <w:gridCol w:w="1900"/>
-        <w:gridCol w:w="3700"/>
-        <w:gridCol w:w="3426"/>
+        <w:gridCol w:w="1985"/>
+        <w:gridCol w:w="3610"/>
+        <w:gridCol w:w="3431"/>
       </w:tblGrid>
       <w:tr>
         <w:tc>
           <w:tcPr>
-            <w:tcW w:w="1900" w:type="dxa"/>
-          </w:tcPr>
-          <w:p>
-            <w:pPr>
-              <w:jc w:val="both"/>
+            <w:tcW w:w="1985" w:type="dxa"/>
+          </w:tcPr>
+          <w:p>
+            <w:pPr>
+              <w:jc w:val="left"/>
               <w:rPr>
                 <w:rFonts w:asciiTheme="majorHAnsi" w:hAnsiTheme="majorHAnsi" w:cstheme="majorHAnsi"/>
                 <w:color w:val="000000" w:themeColor="text1"/>
@@ -29131,17 +29132,17 @@
                 <w:sz w:val="26"/>
                 <w:szCs w:val="26"/>
               </w:rPr>
-              <w:t>Lớp</w:t>
-            </w:r>
-          </w:p>
-        </w:tc>
-        <w:tc>
-          <w:tcPr>
-            <w:tcW w:w="3700" w:type="dxa"/>
-          </w:tcPr>
-          <w:p>
-            <w:pPr>
-              <w:jc w:val="both"/>
+              <w:t xml:space="preserve">Lớp</w:t>
+            </w:r>
+          </w:p>
+        </w:tc>
+        <w:tc>
+          <w:tcPr>
+            <w:tcW w:w="3610" w:type="dxa"/>
+          </w:tcPr>
+          <w:p>
+            <w:pPr>
+              <w:jc w:val="left"/>
               <w:rPr>
                 <w:rFonts w:asciiTheme="majorHAnsi" w:hAnsiTheme="majorHAnsi" w:cstheme="majorHAnsi"/>
                 <w:color w:val="000000" w:themeColor="text1"/>
@@ -29158,17 +29159,17 @@
                 <w:sz w:val="26"/>
                 <w:szCs w:val="26"/>
               </w:rPr>
-              <w:t>Nội dung</w:t>
-            </w:r>
-          </w:p>
-        </w:tc>
-        <w:tc>
-          <w:tcPr>
-            <w:tcW w:w="3426" w:type="dxa"/>
-          </w:tcPr>
-          <w:p>
-            <w:pPr>
-              <w:jc w:val="both"/>
+              <w:t xml:space="preserve">Nội dung</w:t>
+            </w:r>
+          </w:p>
+        </w:tc>
+        <w:tc>
+          <w:tcPr>
+            <w:tcW w:w="3431" w:type="dxa"/>
+          </w:tcPr>
+          <w:p>
+            <w:pPr>
+              <w:jc w:val="left"/>
               <w:rPr>
                 <w:rFonts w:asciiTheme="majorHAnsi" w:hAnsiTheme="majorHAnsi" w:cstheme="majorHAnsi"/>
                 <w:color w:val="000000" w:themeColor="text1"/>
@@ -29185,7 +29186,7 @@
                 <w:sz w:val="26"/>
                 <w:szCs w:val="26"/>
               </w:rPr>
-              <w:t>Nguyên tắc</w:t>
+              <w:t xml:space="preserve">Nguyên tắc</w:t>
             </w:r>
           </w:p>
         </w:tc>
@@ -29193,76 +29194,76 @@
       <w:tr>
         <w:tc>
           <w:tcPr>
-            <w:tcW w:w="1900" w:type="dxa"/>
-          </w:tcPr>
-          <w:p>
-            <w:pPr>
-              <w:jc w:val="both"/>
-              <w:rPr>
-                <w:rFonts w:asciiTheme="majorHAnsi" w:hAnsiTheme="majorHAnsi" w:cstheme="majorHAnsi"/>
-                <w:color w:val="000000" w:themeColor="text1"/>
-                <w:sz w:val="26"/>
-                <w:szCs w:val="26"/>
-              </w:rPr>
-            </w:pPr>
-            <w:r>
-              <w:rPr>
-                <w:rFonts w:asciiTheme="majorHAnsi" w:hAnsiTheme="majorHAnsi" w:cstheme="majorHAnsi"/>
-                <w:color w:val="000000" w:themeColor="text1"/>
-                <w:sz w:val="26"/>
-                <w:szCs w:val="26"/>
-              </w:rPr>
-              <w:t>Nguồn (Source)</w:t>
-            </w:r>
-          </w:p>
-        </w:tc>
-        <w:tc>
-          <w:tcPr>
-            <w:tcW w:w="3700" w:type="dxa"/>
-          </w:tcPr>
-          <w:p>
-            <w:pPr>
-              <w:jc w:val="both"/>
-              <w:rPr>
-                <w:rFonts w:asciiTheme="majorHAnsi" w:hAnsiTheme="majorHAnsi" w:cstheme="majorHAnsi"/>
-                <w:color w:val="000000" w:themeColor="text1"/>
-                <w:sz w:val="26"/>
-                <w:szCs w:val="26"/>
-              </w:rPr>
-            </w:pPr>
-            <w:r>
-              <w:rPr>
-                <w:rFonts w:asciiTheme="majorHAnsi" w:hAnsiTheme="majorHAnsi" w:cstheme="majorHAnsi"/>
-                <w:color w:val="000000" w:themeColor="text1"/>
-                <w:sz w:val="26"/>
-                <w:szCs w:val="26"/>
-              </w:rPr>
-              <w:t>Các file CSV của Transfermarkt</w:t>
-            </w:r>
-          </w:p>
-        </w:tc>
-        <w:tc>
-          <w:tcPr>
-            <w:tcW w:w="3426" w:type="dxa"/>
-          </w:tcPr>
-          <w:p>
-            <w:pPr>
-              <w:jc w:val="both"/>
-              <w:rPr>
-                <w:rFonts w:asciiTheme="majorHAnsi" w:hAnsiTheme="majorHAnsi" w:cstheme="majorHAnsi"/>
-                <w:color w:val="000000" w:themeColor="text1"/>
-                <w:sz w:val="26"/>
-                <w:szCs w:val="26"/>
-              </w:rPr>
-            </w:pPr>
-            <w:r>
-              <w:rPr>
-                <w:rFonts w:asciiTheme="majorHAnsi" w:hAnsiTheme="majorHAnsi" w:cstheme="majorHAnsi"/>
-                <w:color w:val="000000" w:themeColor="text1"/>
-                <w:sz w:val="26"/>
-                <w:szCs w:val="26"/>
-              </w:rPr>
-              <w:t>Chỉ đọc, không chỉnh sửa.</w:t>
+            <w:tcW w:w="1985" w:type="dxa"/>
+          </w:tcPr>
+          <w:p>
+            <w:pPr>
+              <w:jc w:val="left"/>
+              <w:rPr>
+                <w:rFonts w:asciiTheme="majorHAnsi" w:hAnsiTheme="majorHAnsi" w:cstheme="majorHAnsi"/>
+                <w:color w:val="000000" w:themeColor="text1"/>
+                <w:sz w:val="26"/>
+                <w:szCs w:val="26"/>
+              </w:rPr>
+            </w:pPr>
+            <w:r>
+              <w:rPr>
+                <w:rFonts w:asciiTheme="majorHAnsi" w:hAnsiTheme="majorHAnsi" w:cstheme="majorHAnsi"/>
+                <w:color w:val="000000" w:themeColor="text1"/>
+                <w:sz w:val="26"/>
+                <w:szCs w:val="26"/>
+              </w:rPr>
+              <w:t xml:space="preserve">Nguồn (Source)</w:t>
+            </w:r>
+          </w:p>
+        </w:tc>
+        <w:tc>
+          <w:tcPr>
+            <w:tcW w:w="3610" w:type="dxa"/>
+          </w:tcPr>
+          <w:p>
+            <w:pPr>
+              <w:jc w:val="left"/>
+              <w:rPr>
+                <w:rFonts w:asciiTheme="majorHAnsi" w:hAnsiTheme="majorHAnsi" w:cstheme="majorHAnsi"/>
+                <w:color w:val="000000" w:themeColor="text1"/>
+                <w:sz w:val="26"/>
+                <w:szCs w:val="26"/>
+              </w:rPr>
+            </w:pPr>
+            <w:r>
+              <w:rPr>
+                <w:rFonts w:asciiTheme="majorHAnsi" w:hAnsiTheme="majorHAnsi" w:cstheme="majorHAnsi"/>
+                <w:color w:val="000000" w:themeColor="text1"/>
+                <w:sz w:val="26"/>
+                <w:szCs w:val="26"/>
+              </w:rPr>
+              <w:t xml:space="preserve">10 file CSV của Transfermarkt trong thư mục data/raw</w:t>
+            </w:r>
+          </w:p>
+        </w:tc>
+        <w:tc>
+          <w:tcPr>
+            <w:tcW w:w="3431" w:type="dxa"/>
+          </w:tcPr>
+          <w:p>
+            <w:pPr>
+              <w:jc w:val="left"/>
+              <w:rPr>
+                <w:rFonts w:asciiTheme="majorHAnsi" w:hAnsiTheme="majorHAnsi" w:cstheme="majorHAnsi"/>
+                <w:color w:val="000000" w:themeColor="text1"/>
+                <w:sz w:val="26"/>
+                <w:szCs w:val="26"/>
+              </w:rPr>
+            </w:pPr>
+            <w:r>
+              <w:rPr>
+                <w:rFonts w:asciiTheme="majorHAnsi" w:hAnsiTheme="majorHAnsi" w:cstheme="majorHAnsi"/>
+                <w:color w:val="000000" w:themeColor="text1"/>
+                <w:sz w:val="26"/>
+                <w:szCs w:val="26"/>
+              </w:rPr>
+              <w:t xml:space="preserve">Chỉ đọc, không chỉnh sửa.</w:t>
             </w:r>
           </w:p>
         </w:tc>
@@ -29270,76 +29271,76 @@
       <w:tr>
         <w:tc>
           <w:tcPr>
-            <w:tcW w:w="1900" w:type="dxa"/>
-          </w:tcPr>
-          <w:p>
-            <w:pPr>
-              <w:jc w:val="both"/>
-              <w:rPr>
-                <w:rFonts w:asciiTheme="majorHAnsi" w:hAnsiTheme="majorHAnsi" w:cstheme="majorHAnsi"/>
-                <w:color w:val="000000" w:themeColor="text1"/>
-                <w:sz w:val="26"/>
-                <w:szCs w:val="26"/>
-              </w:rPr>
-            </w:pPr>
-            <w:r>
-              <w:rPr>
-                <w:rFonts w:asciiTheme="majorHAnsi" w:hAnsiTheme="majorHAnsi" w:cstheme="majorHAnsi"/>
-                <w:color w:val="000000" w:themeColor="text1"/>
-                <w:sz w:val="26"/>
-                <w:szCs w:val="26"/>
-              </w:rPr>
-              <w:t>Staging thô (stg_raw)</w:t>
-            </w:r>
-          </w:p>
-        </w:tc>
-        <w:tc>
-          <w:tcPr>
-            <w:tcW w:w="3700" w:type="dxa"/>
-          </w:tcPr>
-          <w:p>
-            <w:pPr>
-              <w:jc w:val="both"/>
-              <w:rPr>
-                <w:rFonts w:asciiTheme="majorHAnsi" w:hAnsiTheme="majorHAnsi" w:cstheme="majorHAnsi"/>
-                <w:color w:val="000000" w:themeColor="text1"/>
-                <w:sz w:val="26"/>
-                <w:szCs w:val="26"/>
-              </w:rPr>
-            </w:pPr>
-            <w:r>
-              <w:rPr>
-                <w:rFonts w:asciiTheme="majorHAnsi" w:hAnsiTheme="majorHAnsi" w:cstheme="majorHAnsi"/>
-                <w:color w:val="000000" w:themeColor="text1"/>
-                <w:sz w:val="26"/>
-                <w:szCs w:val="26"/>
-              </w:rPr>
-              <w:t>Bản sao nguyên trạng từng file CSV, mọi cột kiểu chuỗi, kèm batch_id và thời điểm nạp</w:t>
-            </w:r>
-          </w:p>
-        </w:tc>
-        <w:tc>
-          <w:tcPr>
-            <w:tcW w:w="3426" w:type="dxa"/>
-          </w:tcPr>
-          <w:p>
-            <w:pPr>
-              <w:jc w:val="both"/>
-              <w:rPr>
-                <w:rFonts w:asciiTheme="majorHAnsi" w:hAnsiTheme="majorHAnsi" w:cstheme="majorHAnsi"/>
-                <w:color w:val="000000" w:themeColor="text1"/>
-                <w:sz w:val="26"/>
-                <w:szCs w:val="26"/>
-              </w:rPr>
-            </w:pPr>
-            <w:r>
-              <w:rPr>
-                <w:rFonts w:asciiTheme="majorHAnsi" w:hAnsiTheme="majorHAnsi" w:cstheme="majorHAnsi"/>
-                <w:color w:val="000000" w:themeColor="text1"/>
-                <w:sz w:val="26"/>
-                <w:szCs w:val="26"/>
-              </w:rPr>
-              <w:t>Không biến đổi; cho phép nạp lại và đối chiếu số dòng với nguồn.</w:t>
+            <w:tcW w:w="1985" w:type="dxa"/>
+          </w:tcPr>
+          <w:p>
+            <w:pPr>
+              <w:jc w:val="left"/>
+              <w:rPr>
+                <w:rFonts w:asciiTheme="majorHAnsi" w:hAnsiTheme="majorHAnsi" w:cstheme="majorHAnsi"/>
+                <w:color w:val="000000" w:themeColor="text1"/>
+                <w:sz w:val="26"/>
+                <w:szCs w:val="26"/>
+              </w:rPr>
+            </w:pPr>
+            <w:r>
+              <w:rPr>
+                <w:rFonts w:asciiTheme="majorHAnsi" w:hAnsiTheme="majorHAnsi" w:cstheme="majorHAnsi"/>
+                <w:color w:val="000000" w:themeColor="text1"/>
+                <w:sz w:val="26"/>
+                <w:szCs w:val="26"/>
+              </w:rPr>
+              <w:t xml:space="preserve">Stage (stg_raw_*, football_dwh_staging)</w:t>
+            </w:r>
+          </w:p>
+        </w:tc>
+        <w:tc>
+          <w:tcPr>
+            <w:tcW w:w="3610" w:type="dxa"/>
+          </w:tcPr>
+          <w:p>
+            <w:pPr>
+              <w:jc w:val="left"/>
+              <w:rPr>
+                <w:rFonts w:asciiTheme="majorHAnsi" w:hAnsiTheme="majorHAnsi" w:cstheme="majorHAnsi"/>
+                <w:color w:val="000000" w:themeColor="text1"/>
+                <w:sz w:val="26"/>
+                <w:szCs w:val="26"/>
+              </w:rPr>
+            </w:pPr>
+            <w:r>
+              <w:rPr>
+                <w:rFonts w:asciiTheme="majorHAnsi" w:hAnsiTheme="majorHAnsi" w:cstheme="majorHAnsi"/>
+                <w:color w:val="000000" w:themeColor="text1"/>
+                <w:sz w:val="26"/>
+                <w:szCs w:val="26"/>
+              </w:rPr>
+              <w:t xml:space="preserve">Bản sao nguyên trạng từng file CSV, mọi cột kiểu chuỗi, kèm batch_id, loaded_at, source_file</w:t>
+            </w:r>
+          </w:p>
+        </w:tc>
+        <w:tc>
+          <w:tcPr>
+            <w:tcW w:w="3431" w:type="dxa"/>
+          </w:tcPr>
+          <w:p>
+            <w:pPr>
+              <w:jc w:val="left"/>
+              <w:rPr>
+                <w:rFonts w:asciiTheme="majorHAnsi" w:hAnsiTheme="majorHAnsi" w:cstheme="majorHAnsi"/>
+                <w:color w:val="000000" w:themeColor="text1"/>
+                <w:sz w:val="26"/>
+                <w:szCs w:val="26"/>
+              </w:rPr>
+            </w:pPr>
+            <w:r>
+              <w:rPr>
+                <w:rFonts w:asciiTheme="majorHAnsi" w:hAnsiTheme="majorHAnsi" w:cstheme="majorHAnsi"/>
+                <w:color w:val="000000" w:themeColor="text1"/>
+                <w:sz w:val="26"/>
+                <w:szCs w:val="26"/>
+              </w:rPr>
+              <w:t xml:space="preserve">Không biến đổi; TRUNCATE rồi nạp lại toàn bộ mỗi lần chạy; đối chiếu được số dòng với file nguồn.</w:t>
             </w:r>
           </w:p>
         </w:tc>
@@ -29347,76 +29348,76 @@
       <w:tr>
         <w:tc>
           <w:tcPr>
-            <w:tcW w:w="1900" w:type="dxa"/>
-          </w:tcPr>
-          <w:p>
-            <w:pPr>
-              <w:jc w:val="both"/>
-              <w:rPr>
-                <w:rFonts w:asciiTheme="majorHAnsi" w:hAnsiTheme="majorHAnsi" w:cstheme="majorHAnsi"/>
-                <w:color w:val="000000" w:themeColor="text1"/>
-                <w:sz w:val="26"/>
-                <w:szCs w:val="26"/>
-              </w:rPr>
-            </w:pPr>
-            <w:r>
-              <w:rPr>
-                <w:rFonts w:asciiTheme="majorHAnsi" w:hAnsiTheme="majorHAnsi" w:cstheme="majorHAnsi"/>
-                <w:color w:val="000000" w:themeColor="text1"/>
-                <w:sz w:val="26"/>
-                <w:szCs w:val="26"/>
-              </w:rPr>
-              <w:t>Staging sạch (stg_clean)</w:t>
-            </w:r>
-          </w:p>
-        </w:tc>
-        <w:tc>
-          <w:tcPr>
-            <w:tcW w:w="3700" w:type="dxa"/>
-          </w:tcPr>
-          <w:p>
-            <w:pPr>
-              <w:jc w:val="both"/>
-              <w:rPr>
-                <w:rFonts w:asciiTheme="majorHAnsi" w:hAnsiTheme="majorHAnsi" w:cstheme="majorHAnsi"/>
-                <w:color w:val="000000" w:themeColor="text1"/>
-                <w:sz w:val="26"/>
-                <w:szCs w:val="26"/>
-              </w:rPr>
-            </w:pPr>
-            <w:r>
-              <w:rPr>
-                <w:rFonts w:asciiTheme="majorHAnsi" w:hAnsiTheme="majorHAnsi" w:cstheme="majorHAnsi"/>
-                <w:color w:val="000000" w:themeColor="text1"/>
-                <w:sz w:val="26"/>
-                <w:szCs w:val="26"/>
-              </w:rPr>
-              <w:t>Dữ liệu sau khi ép kiểu, làm sạch, khử trùng; chỉ giữ các cột được chọn ở mục 2.3</w:t>
-            </w:r>
-          </w:p>
-        </w:tc>
-        <w:tc>
-          <w:tcPr>
-            <w:tcW w:w="3426" w:type="dxa"/>
-          </w:tcPr>
-          <w:p>
-            <w:pPr>
-              <w:jc w:val="both"/>
-              <w:rPr>
-                <w:rFonts w:asciiTheme="majorHAnsi" w:hAnsiTheme="majorHAnsi" w:cstheme="majorHAnsi"/>
-                <w:color w:val="000000" w:themeColor="text1"/>
-                <w:sz w:val="26"/>
-                <w:szCs w:val="26"/>
-              </w:rPr>
-            </w:pPr>
-            <w:r>
-              <w:rPr>
-                <w:rFonts w:asciiTheme="majorHAnsi" w:hAnsiTheme="majorHAnsi" w:cstheme="majorHAnsi"/>
-                <w:color w:val="000000" w:themeColor="text1"/>
-                <w:sz w:val="26"/>
-                <w:szCs w:val="26"/>
-              </w:rPr>
-              <w:t>Mỗi bảng nguồn có một bảng staging sạch; dòng lỗi được ghi vào bảng reject.</w:t>
+            <w:tcW w:w="1985" w:type="dxa"/>
+          </w:tcPr>
+          <w:p>
+            <w:pPr>
+              <w:jc w:val="left"/>
+              <w:rPr>
+                <w:rFonts w:asciiTheme="majorHAnsi" w:hAnsiTheme="majorHAnsi" w:cstheme="majorHAnsi"/>
+                <w:color w:val="000000" w:themeColor="text1"/>
+                <w:sz w:val="26"/>
+                <w:szCs w:val="26"/>
+              </w:rPr>
+            </w:pPr>
+            <w:r>
+              <w:rPr>
+                <w:rFonts w:asciiTheme="majorHAnsi" w:hAnsiTheme="majorHAnsi" w:cstheme="majorHAnsi"/>
+                <w:color w:val="000000" w:themeColor="text1"/>
+                <w:sz w:val="26"/>
+                <w:szCs w:val="26"/>
+              </w:rPr>
+              <w:t xml:space="preserve">Kho dữ liệu (dim_*, fact_*, football_dwh_dw)</w:t>
+            </w:r>
+          </w:p>
+        </w:tc>
+        <w:tc>
+          <w:tcPr>
+            <w:tcW w:w="3610" w:type="dxa"/>
+          </w:tcPr>
+          <w:p>
+            <w:pPr>
+              <w:jc w:val="left"/>
+              <w:rPr>
+                <w:rFonts w:asciiTheme="majorHAnsi" w:hAnsiTheme="majorHAnsi" w:cstheme="majorHAnsi"/>
+                <w:color w:val="000000" w:themeColor="text1"/>
+                <w:sz w:val="26"/>
+                <w:szCs w:val="26"/>
+              </w:rPr>
+            </w:pPr>
+            <w:r>
+              <w:rPr>
+                <w:rFonts w:asciiTheme="majorHAnsi" w:hAnsiTheme="majorHAnsi" w:cstheme="majorHAnsi"/>
+                <w:color w:val="000000" w:themeColor="text1"/>
+                <w:sz w:val="26"/>
+                <w:szCs w:val="26"/>
+              </w:rPr>
+              <w:t xml:space="preserve">Các bảng dimension và fact theo thiết kế ở mục 5, 6</w:t>
+            </w:r>
+          </w:p>
+        </w:tc>
+        <w:tc>
+          <w:tcPr>
+            <w:tcW w:w="3431" w:type="dxa"/>
+          </w:tcPr>
+          <w:p>
+            <w:pPr>
+              <w:jc w:val="left"/>
+              <w:rPr>
+                <w:rFonts w:asciiTheme="majorHAnsi" w:hAnsiTheme="majorHAnsi" w:cstheme="majorHAnsi"/>
+                <w:color w:val="000000" w:themeColor="text1"/>
+                <w:sz w:val="26"/>
+                <w:szCs w:val="26"/>
+              </w:rPr>
+            </w:pPr>
+            <w:r>
+              <w:rPr>
+                <w:rFonts w:asciiTheme="majorHAnsi" w:hAnsiTheme="majorHAnsi" w:cstheme="majorHAnsi"/>
+                <w:color w:val="000000" w:themeColor="text1"/>
+                <w:sz w:val="26"/>
+                <w:szCs w:val="26"/>
+              </w:rPr>
+              <w:t xml:space="preserve">Chỉ chứa các thuộc tính và measure đã chọn lọc; surrogate key sinh ở lớp này; nạp từ stage trong một data flow.</w:t>
             </w:r>
           </w:p>
         </w:tc>
@@ -29424,76 +29425,76 @@
       <w:tr>
         <w:tc>
           <w:tcPr>
-            <w:tcW w:w="1900" w:type="dxa"/>
-          </w:tcPr>
-          <w:p>
-            <w:pPr>
-              <w:jc w:val="both"/>
-              <w:rPr>
-                <w:rFonts w:asciiTheme="majorHAnsi" w:hAnsiTheme="majorHAnsi" w:cstheme="majorHAnsi"/>
-                <w:color w:val="000000" w:themeColor="text1"/>
-                <w:sz w:val="26"/>
-                <w:szCs w:val="26"/>
-              </w:rPr>
-            </w:pPr>
-            <w:r>
-              <w:rPr>
-                <w:rFonts w:asciiTheme="majorHAnsi" w:hAnsiTheme="majorHAnsi" w:cstheme="majorHAnsi"/>
-                <w:color w:val="000000" w:themeColor="text1"/>
-                <w:sz w:val="26"/>
-                <w:szCs w:val="26"/>
-              </w:rPr>
-              <w:t>Kho dữ liệu (DW)</w:t>
-            </w:r>
-          </w:p>
-        </w:tc>
-        <w:tc>
-          <w:tcPr>
-            <w:tcW w:w="3700" w:type="dxa"/>
-          </w:tcPr>
-          <w:p>
-            <w:pPr>
-              <w:jc w:val="both"/>
-              <w:rPr>
-                <w:rFonts w:asciiTheme="majorHAnsi" w:hAnsiTheme="majorHAnsi" w:cstheme="majorHAnsi"/>
-                <w:color w:val="000000" w:themeColor="text1"/>
-                <w:sz w:val="26"/>
-                <w:szCs w:val="26"/>
-              </w:rPr>
-            </w:pPr>
-            <w:r>
-              <w:rPr>
-                <w:rFonts w:asciiTheme="majorHAnsi" w:hAnsiTheme="majorHAnsi" w:cstheme="majorHAnsi"/>
-                <w:color w:val="000000" w:themeColor="text1"/>
-                <w:sz w:val="26"/>
-                <w:szCs w:val="26"/>
-              </w:rPr>
-              <w:t>Các bảng Dim_ và Fact_</w:t>
-            </w:r>
-          </w:p>
-        </w:tc>
-        <w:tc>
-          <w:tcPr>
-            <w:tcW w:w="3426" w:type="dxa"/>
-          </w:tcPr>
-          <w:p>
-            <w:pPr>
-              <w:jc w:val="both"/>
-              <w:rPr>
-                <w:rFonts w:asciiTheme="majorHAnsi" w:hAnsiTheme="majorHAnsi" w:cstheme="majorHAnsi"/>
-                <w:color w:val="000000" w:themeColor="text1"/>
-                <w:sz w:val="26"/>
-                <w:szCs w:val="26"/>
-              </w:rPr>
-            </w:pPr>
-            <w:r>
-              <w:rPr>
-                <w:rFonts w:asciiTheme="majorHAnsi" w:hAnsiTheme="majorHAnsi" w:cstheme="majorHAnsi"/>
-                <w:color w:val="000000" w:themeColor="text1"/>
-                <w:sz w:val="26"/>
-                <w:szCs w:val="26"/>
-              </w:rPr>
-              <w:t>Chỉ nạp từ stg_clean; surrogate key được sinh ở lớp này.</w:t>
+            <w:tcW w:w="1985" w:type="dxa"/>
+          </w:tcPr>
+          <w:p>
+            <w:pPr>
+              <w:jc w:val="left"/>
+              <w:rPr>
+                <w:rFonts w:asciiTheme="majorHAnsi" w:hAnsiTheme="majorHAnsi" w:cstheme="majorHAnsi"/>
+                <w:color w:val="000000" w:themeColor="text1"/>
+                <w:sz w:val="26"/>
+                <w:szCs w:val="26"/>
+              </w:rPr>
+            </w:pPr>
+            <w:r>
+              <w:rPr>
+                <w:rFonts w:asciiTheme="majorHAnsi" w:hAnsiTheme="majorHAnsi" w:cstheme="majorHAnsi"/>
+                <w:color w:val="000000" w:themeColor="text1"/>
+                <w:sz w:val="26"/>
+                <w:szCs w:val="26"/>
+              </w:rPr>
+              <w:t xml:space="preserve">Bảng tổng hợp</w:t>
+            </w:r>
+          </w:p>
+        </w:tc>
+        <w:tc>
+          <w:tcPr>
+            <w:tcW w:w="3610" w:type="dxa"/>
+          </w:tcPr>
+          <w:p>
+            <w:pPr>
+              <w:jc w:val="left"/>
+              <w:rPr>
+                <w:rFonts w:asciiTheme="majorHAnsi" w:hAnsiTheme="majorHAnsi" w:cstheme="majorHAnsi"/>
+                <w:color w:val="000000" w:themeColor="text1"/>
+                <w:sz w:val="26"/>
+                <w:szCs w:val="26"/>
+              </w:rPr>
+            </w:pPr>
+            <w:r>
+              <w:rPr>
+                <w:rFonts w:asciiTheme="majorHAnsi" w:hAnsiTheme="majorHAnsi" w:cstheme="majorHAnsi"/>
+                <w:color w:val="000000" w:themeColor="text1"/>
+                <w:sz w:val="26"/>
+                <w:szCs w:val="26"/>
+              </w:rPr>
+              <w:t xml:space="preserve">fact_player_season_summary, fact_club_season_summary</w:t>
+            </w:r>
+          </w:p>
+        </w:tc>
+        <w:tc>
+          <w:tcPr>
+            <w:tcW w:w="3431" w:type="dxa"/>
+          </w:tcPr>
+          <w:p>
+            <w:pPr>
+              <w:jc w:val="left"/>
+              <w:rPr>
+                <w:rFonts w:asciiTheme="majorHAnsi" w:hAnsiTheme="majorHAnsi" w:cstheme="majorHAnsi"/>
+                <w:color w:val="000000" w:themeColor="text1"/>
+                <w:sz w:val="26"/>
+                <w:szCs w:val="26"/>
+              </w:rPr>
+            </w:pPr>
+            <w:r>
+              <w:rPr>
+                <w:rFonts w:asciiTheme="majorHAnsi" w:hAnsiTheme="majorHAnsi" w:cstheme="majorHAnsi"/>
+                <w:color w:val="000000" w:themeColor="text1"/>
+                <w:sz w:val="26"/>
+                <w:szCs w:val="26"/>
+              </w:rPr>
+              <w:t xml:space="preserve">Tính lại từ fact gốc cho các mùa có dữ liệu trong cửa sổ nạp.</w:t>
             </w:r>
           </w:p>
         </w:tc>
@@ -29501,76 +29502,193 @@
       <w:tr>
         <w:tc>
           <w:tcPr>
-            <w:tcW w:w="1900" w:type="dxa"/>
-          </w:tcPr>
-          <w:p>
-            <w:pPr>
-              <w:jc w:val="both"/>
-              <w:rPr>
-                <w:rFonts w:asciiTheme="majorHAnsi" w:hAnsiTheme="majorHAnsi" w:cstheme="majorHAnsi"/>
-                <w:color w:val="000000" w:themeColor="text1"/>
-                <w:sz w:val="26"/>
-                <w:szCs w:val="26"/>
-              </w:rPr>
-            </w:pPr>
-            <w:r>
-              <w:rPr>
-                <w:rFonts w:asciiTheme="majorHAnsi" w:hAnsiTheme="majorHAnsi" w:cstheme="majorHAnsi"/>
-                <w:color w:val="000000" w:themeColor="text1"/>
-                <w:sz w:val="26"/>
-                <w:szCs w:val="26"/>
-              </w:rPr>
-              <w:t>Bảng tổng hợp</w:t>
-            </w:r>
-          </w:p>
-        </w:tc>
-        <w:tc>
-          <w:tcPr>
-            <w:tcW w:w="3700" w:type="dxa"/>
-          </w:tcPr>
-          <w:p>
-            <w:pPr>
-              <w:jc w:val="both"/>
-              <w:rPr>
-                <w:rFonts w:asciiTheme="majorHAnsi" w:hAnsiTheme="majorHAnsi" w:cstheme="majorHAnsi"/>
-                <w:color w:val="000000" w:themeColor="text1"/>
-                <w:sz w:val="26"/>
-                <w:szCs w:val="26"/>
-              </w:rPr>
-            </w:pPr>
-            <w:r>
-              <w:rPr>
-                <w:rFonts w:asciiTheme="majorHAnsi" w:hAnsiTheme="majorHAnsi" w:cstheme="majorHAnsi"/>
-                <w:color w:val="000000" w:themeColor="text1"/>
-                <w:sz w:val="26"/>
-                <w:szCs w:val="26"/>
-              </w:rPr>
-              <w:t>Fact_Player_Season_Summary, Fact_Club_Season_Summary</w:t>
-            </w:r>
-          </w:p>
-        </w:tc>
-        <w:tc>
-          <w:tcPr>
-            <w:tcW w:w="3426" w:type="dxa"/>
-          </w:tcPr>
-          <w:p>
-            <w:pPr>
-              <w:jc w:val="both"/>
-              <w:rPr>
-                <w:rFonts w:asciiTheme="majorHAnsi" w:hAnsiTheme="majorHAnsi" w:cstheme="majorHAnsi"/>
-                <w:color w:val="000000" w:themeColor="text1"/>
-                <w:sz w:val="26"/>
-                <w:szCs w:val="26"/>
-              </w:rPr>
-            </w:pPr>
-            <w:r>
-              <w:rPr>
-                <w:rFonts w:asciiTheme="majorHAnsi" w:hAnsiTheme="majorHAnsi" w:cstheme="majorHAnsi"/>
-                <w:color w:val="000000" w:themeColor="text1"/>
-                <w:sz w:val="26"/>
-                <w:szCs w:val="26"/>
-              </w:rPr>
-              <w:t>Tạo từ fact gốc sau khi các fact đã nạp xong.</w:t>
+            <w:tcW w:w="1985" w:type="dxa"/>
+          </w:tcPr>
+          <w:p>
+            <w:pPr>
+              <w:jc w:val="left"/>
+              <w:rPr>
+                <w:rFonts w:asciiTheme="majorHAnsi" w:hAnsiTheme="majorHAnsi" w:cstheme="majorHAnsi"/>
+                <w:color w:val="000000" w:themeColor="text1"/>
+                <w:sz w:val="26"/>
+                <w:szCs w:val="26"/>
+              </w:rPr>
+            </w:pPr>
+            <w:r>
+              <w:rPr>
+                <w:rFonts w:asciiTheme="majorHAnsi" w:hAnsiTheme="majorHAnsi" w:cstheme="majorHAnsi"/>
+                <w:color w:val="000000" w:themeColor="text1"/>
+                <w:sz w:val="26"/>
+                <w:szCs w:val="26"/>
+              </w:rPr>
+              <w:t xml:space="preserve">Điều khiển và kiểm toán</w:t>
+            </w:r>
+          </w:p>
+        </w:tc>
+        <w:tc>
+          <w:tcPr>
+            <w:tcW w:w="3610" w:type="dxa"/>
+          </w:tcPr>
+          <w:p>
+            <w:pPr>
+              <w:jc w:val="left"/>
+              <w:rPr>
+                <w:rFonts w:asciiTheme="majorHAnsi" w:hAnsiTheme="majorHAnsi" w:cstheme="majorHAnsi"/>
+                <w:color w:val="000000" w:themeColor="text1"/>
+                <w:sz w:val="26"/>
+                <w:szCs w:val="26"/>
+              </w:rPr>
+            </w:pPr>
+            <w:r>
+              <w:rPr>
+                <w:rFonts w:asciiTheme="majorHAnsi" w:hAnsiTheme="majorHAnsi" w:cstheme="majorHAnsi"/>
+                <w:color w:val="000000" w:themeColor="text1"/>
+                <w:sz w:val="26"/>
+                <w:szCs w:val="26"/>
+              </w:rPr>
+              <w:t xml:space="preserve">etl_load_window (cửa sổ nạp), etl_reject (dòng bị loại)</w:t>
+            </w:r>
+          </w:p>
+        </w:tc>
+        <w:tc>
+          <w:tcPr>
+            <w:tcW w:w="3431" w:type="dxa"/>
+          </w:tcPr>
+          <w:p>
+            <w:pPr>
+              <w:jc w:val="left"/>
+              <w:rPr>
+                <w:rFonts w:asciiTheme="majorHAnsi" w:hAnsiTheme="majorHAnsi" w:cstheme="majorHAnsi"/>
+                <w:color w:val="000000" w:themeColor="text1"/>
+                <w:sz w:val="26"/>
+                <w:szCs w:val="26"/>
+              </w:rPr>
+            </w:pPr>
+            <w:r>
+              <w:rPr>
+                <w:rFonts w:asciiTheme="majorHAnsi" w:hAnsiTheme="majorHAnsi" w:cstheme="majorHAnsi"/>
+                <w:color w:val="000000" w:themeColor="text1"/>
+                <w:sz w:val="26"/>
+                <w:szCs w:val="26"/>
+              </w:rPr>
+              <w:t xml:space="preserve">Ghi lại phạm vi mỗi lần nạp và mọi dòng bị loại kèm lý do.</w:t>
+            </w:r>
+          </w:p>
+        </w:tc>
+      </w:tr>
+    </w:tbl>
+    <w:p>
+      <w:pPr>
+        <w:spacing w:after="120" w:line="300" w:lineRule="auto"/>
+        <w:jc w:val="both"/>
+        <w:rPr>
+          <w:rFonts w:asciiTheme="majorHAnsi" w:hAnsiTheme="majorHAnsi" w:cstheme="majorHAnsi"/>
+          <w:color w:val="000000" w:themeColor="text1"/>
+          <w:sz w:val="26"/>
+          <w:szCs w:val="26"/>
+        </w:rPr>
+      </w:pPr>
+      <w:r>
+        <w:rPr>
+          <w:rFonts w:asciiTheme="majorHAnsi" w:hAnsiTheme="majorHAnsi" w:cstheme="majorHAnsi"/>
+          <w:color w:val="000000" w:themeColor="text1"/>
+          <w:sz w:val="26"/>
+          <w:szCs w:val="26"/>
+        </w:rPr>
+        <w:t>Package Main_ETL_Master.dtsx gồm bốn Sequence Container chạy nối tiếp; dimension được nạp trước fact vì fact cần tra surrogate key từ dimension:</w:t>
+      </w:r>
+    </w:p>
+    <w:tbl>
+      <w:tblPr>
+        <w:tblStyle w:val="TableGrid"/>
+        <w:tblLook w:val="04A0" w:firstRow="1" w:lastRow="0" w:firstColumn="1" w:lastColumn="0" w:noHBand="0" w:noVBand="1"/>
+        <w:tblW w:w="9026" w:type="dxa"/>
+        <w:tblLayout w:type="fixed"/>
+      </w:tblPr>
+      <w:tblGrid>
+        <w:gridCol w:w="2346"/>
+        <w:gridCol w:w="5054"/>
+        <w:gridCol w:w="1626"/>
+      </w:tblGrid>
+      <w:tr>
+        <w:tc>
+          <w:tcPr>
+            <w:tcW w:w="2346" w:type="dxa"/>
+          </w:tcPr>
+          <w:p>
+            <w:pPr>
+              <w:jc w:val="left"/>
+              <w:rPr>
+                <w:rFonts w:asciiTheme="majorHAnsi" w:hAnsiTheme="majorHAnsi" w:cstheme="majorHAnsi"/>
+                <w:color w:val="000000" w:themeColor="text1"/>
+                <w:sz w:val="26"/>
+                <w:szCs w:val="26"/>
+              </w:rPr>
+            </w:pPr>
+            <w:r>
+              <w:rPr>
+                <w:rFonts w:asciiTheme="majorHAnsi" w:hAnsiTheme="majorHAnsi" w:cstheme="majorHAnsi"/>
+                <w:b/>
+                <w:bCs/>
+                <w:color w:val="000000" w:themeColor="text1"/>
+                <w:sz w:val="26"/>
+                <w:szCs w:val="26"/>
+              </w:rPr>
+              <w:t xml:space="preserve">Container</w:t>
+            </w:r>
+          </w:p>
+        </w:tc>
+        <w:tc>
+          <w:tcPr>
+            <w:tcW w:w="5054" w:type="dxa"/>
+          </w:tcPr>
+          <w:p>
+            <w:pPr>
+              <w:jc w:val="left"/>
+              <w:rPr>
+                <w:rFonts w:asciiTheme="majorHAnsi" w:hAnsiTheme="majorHAnsi" w:cstheme="majorHAnsi"/>
+                <w:color w:val="000000" w:themeColor="text1"/>
+                <w:sz w:val="26"/>
+                <w:szCs w:val="26"/>
+              </w:rPr>
+            </w:pPr>
+            <w:r>
+              <w:rPr>
+                <w:rFonts w:asciiTheme="majorHAnsi" w:hAnsiTheme="majorHAnsi" w:cstheme="majorHAnsi"/>
+                <w:b/>
+                <w:bCs/>
+                <w:color w:val="000000" w:themeColor="text1"/>
+                <w:sz w:val="26"/>
+                <w:szCs w:val="26"/>
+              </w:rPr>
+              <w:t xml:space="preserve">Nội dung</w:t>
+            </w:r>
+          </w:p>
+        </w:tc>
+        <w:tc>
+          <w:tcPr>
+            <w:tcW w:w="1626" w:type="dxa"/>
+          </w:tcPr>
+          <w:p>
+            <w:pPr>
+              <w:jc w:val="left"/>
+              <w:rPr>
+                <w:rFonts w:asciiTheme="majorHAnsi" w:hAnsiTheme="majorHAnsi" w:cstheme="majorHAnsi"/>
+                <w:color w:val="000000" w:themeColor="text1"/>
+                <w:sz w:val="26"/>
+                <w:szCs w:val="26"/>
+              </w:rPr>
+            </w:pPr>
+            <w:r>
+              <w:rPr>
+                <w:rFonts w:asciiTheme="majorHAnsi" w:hAnsiTheme="majorHAnsi" w:cstheme="majorHAnsi"/>
+                <w:b/>
+                <w:bCs/>
+                <w:color w:val="000000" w:themeColor="text1"/>
+                <w:sz w:val="26"/>
+                <w:szCs w:val="26"/>
+              </w:rPr>
+              <w:t xml:space="preserve">Kết nối</w:t>
             </w:r>
           </w:p>
         </w:tc>
@@ -29578,76 +29696,307 @@
       <w:tr>
         <w:tc>
           <w:tcPr>
-            <w:tcW w:w="1900" w:type="dxa"/>
-          </w:tcPr>
-          <w:p>
-            <w:pPr>
-              <w:jc w:val="both"/>
-              <w:rPr>
-                <w:rFonts w:asciiTheme="majorHAnsi" w:hAnsiTheme="majorHAnsi" w:cstheme="majorHAnsi"/>
-                <w:color w:val="000000" w:themeColor="text1"/>
-                <w:sz w:val="26"/>
-                <w:szCs w:val="26"/>
-              </w:rPr>
-            </w:pPr>
-            <w:r>
-              <w:rPr>
-                <w:rFonts w:asciiTheme="majorHAnsi" w:hAnsiTheme="majorHAnsi" w:cstheme="majorHAnsi"/>
-                <w:color w:val="000000" w:themeColor="text1"/>
-                <w:sz w:val="26"/>
-                <w:szCs w:val="26"/>
-              </w:rPr>
-              <w:t>Điều khiển và kiểm toán</w:t>
-            </w:r>
-          </w:p>
-        </w:tc>
-        <w:tc>
-          <w:tcPr>
-            <w:tcW w:w="3700" w:type="dxa"/>
-          </w:tcPr>
-          <w:p>
-            <w:pPr>
-              <w:jc w:val="both"/>
-              <w:rPr>
-                <w:rFonts w:asciiTheme="majorHAnsi" w:hAnsiTheme="majorHAnsi" w:cstheme="majorHAnsi"/>
-                <w:color w:val="000000" w:themeColor="text1"/>
-                <w:sz w:val="26"/>
-                <w:szCs w:val="26"/>
-              </w:rPr>
-            </w:pPr>
-            <w:r>
-              <w:rPr>
-                <w:rFonts w:asciiTheme="majorHAnsi" w:hAnsiTheme="majorHAnsi" w:cstheme="majorHAnsi"/>
-                <w:color w:val="000000" w:themeColor="text1"/>
-                <w:sz w:val="26"/>
-                <w:szCs w:val="26"/>
-              </w:rPr>
-              <w:t>etl_batch, etl_reject, etl_dq_result</w:t>
-            </w:r>
-          </w:p>
-        </w:tc>
-        <w:tc>
-          <w:tcPr>
-            <w:tcW w:w="3426" w:type="dxa"/>
-          </w:tcPr>
-          <w:p>
-            <w:pPr>
-              <w:jc w:val="both"/>
-              <w:rPr>
-                <w:rFonts w:asciiTheme="majorHAnsi" w:hAnsiTheme="majorHAnsi" w:cstheme="majorHAnsi"/>
-                <w:color w:val="000000" w:themeColor="text1"/>
-                <w:sz w:val="26"/>
-                <w:szCs w:val="26"/>
-              </w:rPr>
-            </w:pPr>
-            <w:r>
-              <w:rPr>
-                <w:rFonts w:asciiTheme="majorHAnsi" w:hAnsiTheme="majorHAnsi" w:cstheme="majorHAnsi"/>
-                <w:color w:val="000000" w:themeColor="text1"/>
-                <w:sz w:val="26"/>
-                <w:szCs w:val="26"/>
-              </w:rPr>
-              <w:t>Ghi lại mỗi lần chạy, các dòng bị loại và kết quả kiểm tra chất lượng.</w:t>
+            <w:tcW w:w="2346" w:type="dxa"/>
+          </w:tcPr>
+          <w:p>
+            <w:pPr>
+              <w:jc w:val="left"/>
+              <w:rPr>
+                <w:rFonts w:asciiTheme="majorHAnsi" w:hAnsiTheme="majorHAnsi" w:cstheme="majorHAnsi"/>
+                <w:color w:val="000000" w:themeColor="text1"/>
+                <w:sz w:val="26"/>
+                <w:szCs w:val="26"/>
+              </w:rPr>
+            </w:pPr>
+            <w:r>
+              <w:rPr>
+                <w:rFonts w:asciiTheme="majorHAnsi" w:hAnsiTheme="majorHAnsi" w:cstheme="majorHAnsi"/>
+                <w:color w:val="000000" w:themeColor="text1"/>
+                <w:sz w:val="26"/>
+                <w:szCs w:val="26"/>
+              </w:rPr>
+              <w:t xml:space="preserve">Container 01 - Load Source to Stage</w:t>
+            </w:r>
+          </w:p>
+        </w:tc>
+        <w:tc>
+          <w:tcPr>
+            <w:tcW w:w="5054" w:type="dxa"/>
+          </w:tcPr>
+          <w:p>
+            <w:pPr>
+              <w:jc w:val="left"/>
+              <w:rPr>
+                <w:rFonts w:asciiTheme="majorHAnsi" w:hAnsiTheme="majorHAnsi" w:cstheme="majorHAnsi"/>
+                <w:color w:val="000000" w:themeColor="text1"/>
+                <w:sz w:val="26"/>
+                <w:szCs w:val="26"/>
+              </w:rPr>
+            </w:pPr>
+            <w:r>
+              <w:rPr>
+                <w:rFonts w:asciiTheme="majorHAnsi" w:hAnsiTheme="majorHAnsi" w:cstheme="majorHAnsi"/>
+                <w:color w:val="000000" w:themeColor="text1"/>
+                <w:sz w:val="26"/>
+                <w:szCs w:val="26"/>
+              </w:rPr>
+              <w:t xml:space="preserve">SQL_Truncate_Staging_Raw → 10 data flow chép CSV vào stg_raw_* (Flat File Source → Derived Column → OLE DB Destination)</w:t>
+            </w:r>
+          </w:p>
+        </w:tc>
+        <w:tc>
+          <w:tcPr>
+            <w:tcW w:w="1626" w:type="dxa"/>
+          </w:tcPr>
+          <w:p>
+            <w:pPr>
+              <w:jc w:val="left"/>
+              <w:rPr>
+                <w:rFonts w:asciiTheme="majorHAnsi" w:hAnsiTheme="majorHAnsi" w:cstheme="majorHAnsi"/>
+                <w:color w:val="000000" w:themeColor="text1"/>
+                <w:sz w:val="26"/>
+                <w:szCs w:val="26"/>
+              </w:rPr>
+            </w:pPr>
+            <w:r>
+              <w:rPr>
+                <w:rFonts w:asciiTheme="majorHAnsi" w:hAnsiTheme="majorHAnsi" w:cstheme="majorHAnsi"/>
+                <w:color w:val="000000" w:themeColor="text1"/>
+                <w:sz w:val="26"/>
+                <w:szCs w:val="26"/>
+              </w:rPr>
+              <w:t xml:space="preserve">CSV → Staging</w:t>
+            </w:r>
+          </w:p>
+        </w:tc>
+      </w:tr>
+      <w:tr>
+        <w:tc>
+          <w:tcPr>
+            <w:tcW w:w="2346" w:type="dxa"/>
+          </w:tcPr>
+          <w:p>
+            <w:pPr>
+              <w:jc w:val="left"/>
+              <w:rPr>
+                <w:rFonts w:asciiTheme="majorHAnsi" w:hAnsiTheme="majorHAnsi" w:cstheme="majorHAnsi"/>
+                <w:color w:val="000000" w:themeColor="text1"/>
+                <w:sz w:val="26"/>
+                <w:szCs w:val="26"/>
+              </w:rPr>
+            </w:pPr>
+            <w:r>
+              <w:rPr>
+                <w:rFonts w:asciiTheme="majorHAnsi" w:hAnsiTheme="majorHAnsi" w:cstheme="majorHAnsi"/>
+                <w:color w:val="000000" w:themeColor="text1"/>
+                <w:sz w:val="26"/>
+                <w:szCs w:val="26"/>
+              </w:rPr>
+              <w:t xml:space="preserve">Container 02 - Load Dimensions</w:t>
+            </w:r>
+          </w:p>
+        </w:tc>
+        <w:tc>
+          <w:tcPr>
+            <w:tcW w:w="5054" w:type="dxa"/>
+          </w:tcPr>
+          <w:p>
+            <w:pPr>
+              <w:jc w:val="left"/>
+              <w:rPr>
+                <w:rFonts w:asciiTheme="majorHAnsi" w:hAnsiTheme="majorHAnsi" w:cstheme="majorHAnsi"/>
+                <w:color w:val="000000" w:themeColor="text1"/>
+                <w:sz w:val="26"/>
+                <w:szCs w:val="26"/>
+              </w:rPr>
+            </w:pPr>
+            <w:r>
+              <w:rPr>
+                <w:rFonts w:asciiTheme="majorHAnsi" w:hAnsiTheme="majorHAnsi" w:cstheme="majorHAnsi"/>
+                <w:color w:val="000000" w:themeColor="text1"/>
+                <w:sz w:val="26"/>
+                <w:szCs w:val="26"/>
+              </w:rPr>
+              <w:t xml:space="preserve">DF - Load DimCompetition → DimClub → DimClub (CLB chỉ có trong fact) → DimPlayer → DimMatch → DimManager</w:t>
+            </w:r>
+          </w:p>
+        </w:tc>
+        <w:tc>
+          <w:tcPr>
+            <w:tcW w:w="1626" w:type="dxa"/>
+          </w:tcPr>
+          <w:p>
+            <w:pPr>
+              <w:jc w:val="left"/>
+              <w:rPr>
+                <w:rFonts w:asciiTheme="majorHAnsi" w:hAnsiTheme="majorHAnsi" w:cstheme="majorHAnsi"/>
+                <w:color w:val="000000" w:themeColor="text1"/>
+                <w:sz w:val="26"/>
+                <w:szCs w:val="26"/>
+              </w:rPr>
+            </w:pPr>
+            <w:r>
+              <w:rPr>
+                <w:rFonts w:asciiTheme="majorHAnsi" w:hAnsiTheme="majorHAnsi" w:cstheme="majorHAnsi"/>
+                <w:color w:val="000000" w:themeColor="text1"/>
+                <w:sz w:val="26"/>
+                <w:szCs w:val="26"/>
+              </w:rPr>
+              <w:t xml:space="preserve">Staging → DW</w:t>
+            </w:r>
+          </w:p>
+        </w:tc>
+      </w:tr>
+      <w:tr>
+        <w:tc>
+          <w:tcPr>
+            <w:tcW w:w="2346" w:type="dxa"/>
+          </w:tcPr>
+          <w:p>
+            <w:pPr>
+              <w:jc w:val="left"/>
+              <w:rPr>
+                <w:rFonts w:asciiTheme="majorHAnsi" w:hAnsiTheme="majorHAnsi" w:cstheme="majorHAnsi"/>
+                <w:color w:val="000000" w:themeColor="text1"/>
+                <w:sz w:val="26"/>
+                <w:szCs w:val="26"/>
+              </w:rPr>
+            </w:pPr>
+            <w:r>
+              <w:rPr>
+                <w:rFonts w:asciiTheme="majorHAnsi" w:hAnsiTheme="majorHAnsi" w:cstheme="majorHAnsi"/>
+                <w:color w:val="000000" w:themeColor="text1"/>
+                <w:sz w:val="26"/>
+                <w:szCs w:val="26"/>
+              </w:rPr>
+              <w:t xml:space="preserve">Container 03 - Load Facts</w:t>
+            </w:r>
+          </w:p>
+        </w:tc>
+        <w:tc>
+          <w:tcPr>
+            <w:tcW w:w="5054" w:type="dxa"/>
+          </w:tcPr>
+          <w:p>
+            <w:pPr>
+              <w:jc w:val="left"/>
+              <w:rPr>
+                <w:rFonts w:asciiTheme="majorHAnsi" w:hAnsiTheme="majorHAnsi" w:cstheme="majorHAnsi"/>
+                <w:color w:val="000000" w:themeColor="text1"/>
+                <w:sz w:val="26"/>
+                <w:szCs w:val="26"/>
+              </w:rPr>
+            </w:pPr>
+            <w:r>
+              <w:rPr>
+                <w:rFonts w:asciiTheme="majorHAnsi" w:hAnsiTheme="majorHAnsi" w:cstheme="majorHAnsi"/>
+                <w:color w:val="000000" w:themeColor="text1"/>
+                <w:sz w:val="26"/>
+                <w:szCs w:val="26"/>
+              </w:rPr>
+              <w:t xml:space="preserve">SQL - Set Load Window → DF - Load FactTeamMatch → FactPlayerAppearance → FactPlayerValuation → FactTransfer</w:t>
+            </w:r>
+          </w:p>
+        </w:tc>
+        <w:tc>
+          <w:tcPr>
+            <w:tcW w:w="1626" w:type="dxa"/>
+          </w:tcPr>
+          <w:p>
+            <w:pPr>
+              <w:jc w:val="left"/>
+              <w:rPr>
+                <w:rFonts w:asciiTheme="majorHAnsi" w:hAnsiTheme="majorHAnsi" w:cstheme="majorHAnsi"/>
+                <w:color w:val="000000" w:themeColor="text1"/>
+                <w:sz w:val="26"/>
+                <w:szCs w:val="26"/>
+              </w:rPr>
+            </w:pPr>
+            <w:r>
+              <w:rPr>
+                <w:rFonts w:asciiTheme="majorHAnsi" w:hAnsiTheme="majorHAnsi" w:cstheme="majorHAnsi"/>
+                <w:color w:val="000000" w:themeColor="text1"/>
+                <w:sz w:val="26"/>
+                <w:szCs w:val="26"/>
+              </w:rPr>
+              <w:t xml:space="preserve">Staging → DW</w:t>
+            </w:r>
+          </w:p>
+        </w:tc>
+      </w:tr>
+      <w:tr>
+        <w:tc>
+          <w:tcPr>
+            <w:tcW w:w="2346" w:type="dxa"/>
+          </w:tcPr>
+          <w:p>
+            <w:pPr>
+              <w:jc w:val="left"/>
+              <w:rPr>
+                <w:rFonts w:asciiTheme="majorHAnsi" w:hAnsiTheme="majorHAnsi" w:cstheme="majorHAnsi"/>
+                <w:color w:val="000000" w:themeColor="text1"/>
+                <w:sz w:val="26"/>
+                <w:szCs w:val="26"/>
+              </w:rPr>
+            </w:pPr>
+            <w:r>
+              <w:rPr>
+                <w:rFonts w:asciiTheme="majorHAnsi" w:hAnsiTheme="majorHAnsi" w:cstheme="majorHAnsi"/>
+                <w:color w:val="000000" w:themeColor="text1"/>
+                <w:sz w:val="26"/>
+                <w:szCs w:val="26"/>
+              </w:rPr>
+              <w:t xml:space="preserve">Container 04 - Aggregate</w:t>
+            </w:r>
+          </w:p>
+        </w:tc>
+        <w:tc>
+          <w:tcPr>
+            <w:tcW w:w="5054" w:type="dxa"/>
+          </w:tcPr>
+          <w:p>
+            <w:pPr>
+              <w:jc w:val="left"/>
+              <w:rPr>
+                <w:rFonts w:asciiTheme="majorHAnsi" w:hAnsiTheme="majorHAnsi" w:cstheme="majorHAnsi"/>
+                <w:color w:val="000000" w:themeColor="text1"/>
+                <w:sz w:val="26"/>
+                <w:szCs w:val="26"/>
+              </w:rPr>
+            </w:pPr>
+            <w:r>
+              <w:rPr>
+                <w:rFonts w:asciiTheme="majorHAnsi" w:hAnsiTheme="majorHAnsi" w:cstheme="majorHAnsi"/>
+                <w:color w:val="000000" w:themeColor="text1"/>
+                <w:sz w:val="26"/>
+                <w:szCs w:val="26"/>
+              </w:rPr>
+              <w:t xml:space="preserve">SQL - Rebuild Season Summary</w:t>
+            </w:r>
+          </w:p>
+        </w:tc>
+        <w:tc>
+          <w:tcPr>
+            <w:tcW w:w="1626" w:type="dxa"/>
+          </w:tcPr>
+          <w:p>
+            <w:pPr>
+              <w:jc w:val="left"/>
+              <w:rPr>
+                <w:rFonts w:asciiTheme="majorHAnsi" w:hAnsiTheme="majorHAnsi" w:cstheme="majorHAnsi"/>
+                <w:color w:val="000000" w:themeColor="text1"/>
+                <w:sz w:val="26"/>
+                <w:szCs w:val="26"/>
+              </w:rPr>
+            </w:pPr>
+            <w:r>
+              <w:rPr>
+                <w:rFonts w:asciiTheme="majorHAnsi" w:hAnsiTheme="majorHAnsi" w:cstheme="majorHAnsi"/>
+                <w:color w:val="000000" w:themeColor="text1"/>
+                <w:sz w:val="26"/>
+                <w:szCs w:val="26"/>
+              </w:rPr>
+              <w:t xml:space="preserve">DW</w:t>
             </w:r>
           </w:p>
         </w:tc>
@@ -29713,7 +30062,7 @@
           <w:sz w:val="26"/>
           <w:szCs w:val="26"/>
         </w:rPr>
-        <w:t xml:space="preserve">Full extract cho lần nạp đầu: </w:t>
+        <w:t>Nạp lại toàn bộ stage:</w:t>
       </w:r>
       <w:r>
         <w:rPr>
@@ -29722,7 +30071,7 @@
           <w:sz w:val="26"/>
           <w:szCs w:val="26"/>
         </w:rPr>
-        <w:t>nguồn là các file CSV tĩnh nên lần đầu đọc toàn bộ; các lần sau xem mục 8.6.</w:t>
+        <w:t xml:space="preserve"> nguồn là các file CSV đầy đủ nên mỗi lần chạy, Execute SQL Task TRUNCATE 10 bảng stg_raw_* rồi 10 data flow nạp song song.</w:t>
       </w:r>
     </w:p>
     <w:p>
@@ -29750,7 +30099,7 @@
           <w:sz w:val="26"/>
           <w:szCs w:val="26"/>
         </w:rPr>
-        <w:t xml:space="preserve">Ghi nhận mỗi lần chạy: </w:t>
+        <w:t>Đọc file:</w:t>
       </w:r>
       <w:r>
         <w:rPr>
@@ -29759,7 +30108,7 @@
           <w:sz w:val="26"/>
           <w:szCs w:val="26"/>
         </w:rPr>
-        <w:t>mỗi lần chạy có một batch_id; tên file, kích thước, số dòng và checksum của file được ghi vào etl_batch. Nếu checksum trùng lần trước thì bỏ qua file đó.</w:t>
+        <w:t xml:space="preserve"> Flat File Connection đọc mã UTF-8 (code page 65001), dấu nháy kép làm text qualifier, dòng đầu là tên cột; mọi cột đọc dạng chuỗi để không mất dòng khi gặp giá trị sai kiểu – việc ép kiểu thực hiện ở bước Transform.</w:t>
       </w:r>
     </w:p>
     <w:p>
@@ -29787,7 +30136,7 @@
           <w:sz w:val="26"/>
           <w:szCs w:val="26"/>
         </w:rPr>
-        <w:t xml:space="preserve">Nạp thô kiểu chuỗi: </w:t>
+        <w:t>Thông tin truy vết:</w:t>
       </w:r>
       <w:r>
         <w:rPr>
@@ -29796,7 +30145,7 @@
           <w:sz w:val="26"/>
           <w:szCs w:val="26"/>
         </w:rPr>
-        <w:t>mọi cột vào stg_raw ở dạng chuỗi để không mất dữ liệu khi gặp giá trị sai kiểu; việc ép kiểu thực hiện ở bước Transform.</w:t>
+        <w:t xml:space="preserve"> Derived Column gắn thêm batch_id (BATCH_yyyyMMdd), loaded_at và source_file để truy vết dòng được nạp từ file nào, lúc nào.</w:t>
       </w:r>
     </w:p>
     <w:p>
@@ -29824,7 +30173,7 @@
           <w:sz w:val="26"/>
           <w:szCs w:val="26"/>
         </w:rPr>
-        <w:t xml:space="preserve">Đối chiếu số dòng: </w:t>
+        <w:t>Đối chiếu số dòng:</w:t>
       </w:r>
       <w:r>
         <w:rPr>
@@ -29833,7 +30182,7 @@
           <w:sz w:val="26"/>
           <w:szCs w:val="26"/>
         </w:rPr>
-        <w:t>số dòng stg_raw phải bằng số dòng file nguồn (club_games 177.916; games 88.958; appearances 1.894.350; player_valuations 656.301; transfers 175.165).</w:t>
+        <w:t xml:space="preserve"> số dòng stg_raw phải bằng số dòng file nguồn (appearances 1.894.350; player_valuations 656.301; club_games 177.916; transfers 175.165; games 88.958; players 50.149; clubs 796; competitions 65; countries 124; national_teams 124).</w:t>
       </w:r>
     </w:p>
     <w:p>
@@ -29862,22 +30211,23 @@
     <w:tbl>
       <w:tblPr>
         <w:tblStyle w:val="TableGrid"/>
+        <w:tblLook w:val="04A0" w:firstRow="1" w:lastRow="0" w:firstColumn="1" w:lastColumn="0" w:noHBand="0" w:noVBand="1"/>
         <w:tblW w:w="9026" w:type="dxa"/>
-        <w:tblLook w:val="04A0" w:firstRow="1" w:lastRow="0" w:firstColumn="1" w:lastColumn="0" w:noHBand="0" w:noVBand="1"/>
+        <w:tblLayout w:type="fixed"/>
       </w:tblPr>
       <w:tblGrid>
-        <w:gridCol w:w="1889"/>
-        <w:gridCol w:w="4271"/>
-        <w:gridCol w:w="2866"/>
+        <w:gridCol w:w="1805"/>
+        <w:gridCol w:w="4693"/>
+        <w:gridCol w:w="2528"/>
       </w:tblGrid>
       <w:tr>
         <w:tc>
           <w:tcPr>
-            <w:tcW w:w="1900" w:type="dxa"/>
-          </w:tcPr>
-          <w:p>
-            <w:pPr>
-              <w:jc w:val="both"/>
+            <w:tcW w:w="1805" w:type="dxa"/>
+          </w:tcPr>
+          <w:p>
+            <w:pPr>
+              <w:jc w:val="left"/>
               <w:rPr>
                 <w:rFonts w:asciiTheme="majorHAnsi" w:hAnsiTheme="majorHAnsi" w:cstheme="majorHAnsi"/>
                 <w:color w:val="000000" w:themeColor="text1"/>
@@ -29894,17 +30244,17 @@
                 <w:sz w:val="26"/>
                 <w:szCs w:val="26"/>
               </w:rPr>
-              <w:t>Nhóm biến đổi</w:t>
-            </w:r>
-          </w:p>
-        </w:tc>
-        <w:tc>
-          <w:tcPr>
-            <w:tcW w:w="4300" w:type="dxa"/>
-          </w:tcPr>
-          <w:p>
-            <w:pPr>
-              <w:jc w:val="both"/>
+              <w:t xml:space="preserve">Nhóm biến đổi</w:t>
+            </w:r>
+          </w:p>
+        </w:tc>
+        <w:tc>
+          <w:tcPr>
+            <w:tcW w:w="4693" w:type="dxa"/>
+          </w:tcPr>
+          <w:p>
+            <w:pPr>
+              <w:jc w:val="left"/>
               <w:rPr>
                 <w:rFonts w:asciiTheme="majorHAnsi" w:hAnsiTheme="majorHAnsi" w:cstheme="majorHAnsi"/>
                 <w:color w:val="000000" w:themeColor="text1"/>
@@ -29921,17 +30271,17 @@
                 <w:sz w:val="26"/>
                 <w:szCs w:val="26"/>
               </w:rPr>
-              <w:t>Quy tắc</w:t>
-            </w:r>
-          </w:p>
-        </w:tc>
-        <w:tc>
-          <w:tcPr>
-            <w:tcW w:w="2826" w:type="dxa"/>
-          </w:tcPr>
-          <w:p>
-            <w:pPr>
-              <w:jc w:val="both"/>
+              <w:t xml:space="preserve">Quy tắc</w:t>
+            </w:r>
+          </w:p>
+        </w:tc>
+        <w:tc>
+          <w:tcPr>
+            <w:tcW w:w="2528" w:type="dxa"/>
+          </w:tcPr>
+          <w:p>
+            <w:pPr>
+              <w:jc w:val="left"/>
               <w:rPr>
                 <w:rFonts w:asciiTheme="majorHAnsi" w:hAnsiTheme="majorHAnsi" w:cstheme="majorHAnsi"/>
                 <w:color w:val="000000" w:themeColor="text1"/>
@@ -29948,7 +30298,7 @@
                 <w:sz w:val="26"/>
                 <w:szCs w:val="26"/>
               </w:rPr>
-              <w:t>Áp dụng cho</w:t>
+              <w:t xml:space="preserve">Component SSIS thực hiện</w:t>
             </w:r>
           </w:p>
         </w:tc>
@@ -29956,86 +30306,76 @@
       <w:tr>
         <w:tc>
           <w:tcPr>
-            <w:tcW w:w="1900" w:type="dxa"/>
-          </w:tcPr>
-          <w:p>
-            <w:pPr>
-              <w:jc w:val="both"/>
-              <w:rPr>
-                <w:rFonts w:asciiTheme="majorHAnsi" w:hAnsiTheme="majorHAnsi" w:cstheme="majorHAnsi"/>
-                <w:color w:val="000000" w:themeColor="text1"/>
-                <w:sz w:val="26"/>
-                <w:szCs w:val="26"/>
-              </w:rPr>
-            </w:pPr>
-            <w:r>
-              <w:rPr>
-                <w:rFonts w:asciiTheme="majorHAnsi" w:hAnsiTheme="majorHAnsi" w:cstheme="majorHAnsi"/>
-                <w:color w:val="000000" w:themeColor="text1"/>
-                <w:sz w:val="26"/>
-                <w:szCs w:val="26"/>
-              </w:rPr>
-              <w:t>Ép kiểu</w:t>
-            </w:r>
-          </w:p>
-        </w:tc>
-        <w:tc>
-          <w:tcPr>
-            <w:tcW w:w="4300" w:type="dxa"/>
-          </w:tcPr>
-          <w:p>
-            <w:pPr>
-              <w:jc w:val="both"/>
-              <w:rPr>
-                <w:rFonts w:asciiTheme="majorHAnsi" w:hAnsiTheme="majorHAnsi" w:cstheme="majorHAnsi"/>
-                <w:color w:val="000000" w:themeColor="text1"/>
-                <w:sz w:val="26"/>
-                <w:szCs w:val="26"/>
-              </w:rPr>
-            </w:pPr>
-            <w:r>
-              <w:rPr>
-                <w:rFonts w:asciiTheme="majorHAnsi" w:hAnsiTheme="majorHAnsi" w:cstheme="majorHAnsi"/>
-                <w:color w:val="000000" w:themeColor="text1"/>
-                <w:sz w:val="26"/>
-                <w:szCs w:val="26"/>
-              </w:rPr>
-              <w:t>Chuỗi ngày (có 00:00:00) sang DATE; chuỗi số sang INT hoặc DECIMAL; cờ 0/1 sang BIT</w:t>
-            </w:r>
-          </w:p>
-        </w:tc>
-        <w:tc>
-          <w:tcPr>
-            <w:tcW w:w="2826" w:type="dxa"/>
-          </w:tcPr>
-          <w:p>
-            <w:pPr>
-              <w:jc w:val="both"/>
-              <w:rPr>
-                <w:rFonts w:asciiTheme="majorHAnsi" w:hAnsiTheme="majorHAnsi" w:cstheme="majorHAnsi"/>
-                <w:color w:val="000000" w:themeColor="text1"/>
-                <w:sz w:val="26"/>
-                <w:szCs w:val="26"/>
-              </w:rPr>
-            </w:pPr>
-            <w:r>
-              <w:rPr>
-                <w:rFonts w:asciiTheme="majorHAnsi" w:hAnsiTheme="majorHAnsi" w:cstheme="majorHAnsi"/>
-                <w:color w:val="000000" w:themeColor="text1"/>
-                <w:sz w:val="26"/>
-                <w:szCs w:val="26"/>
-              </w:rPr>
-              <w:t xml:space="preserve">date_of_birth, contract_expiration_date, transfer_date, date, </w:t>
-            </w:r>
-            <w:r>
-              <w:rPr>
-                <w:rFonts w:asciiTheme="majorHAnsi" w:hAnsiTheme="majorHAnsi" w:cstheme="majorHAnsi"/>
-                <w:color w:val="000000" w:themeColor="text1"/>
-                <w:sz w:val="26"/>
-                <w:szCs w:val="26"/>
-              </w:rPr>
-              <w:lastRenderedPageBreak/>
-              <w:t>transfer_fee, market_value_in_eur</w:t>
+            <w:tcW w:w="1805" w:type="dxa"/>
+          </w:tcPr>
+          <w:p>
+            <w:pPr>
+              <w:jc w:val="left"/>
+              <w:rPr>
+                <w:rFonts w:asciiTheme="majorHAnsi" w:hAnsiTheme="majorHAnsi" w:cstheme="majorHAnsi"/>
+                <w:color w:val="000000" w:themeColor="text1"/>
+                <w:sz w:val="26"/>
+                <w:szCs w:val="26"/>
+              </w:rPr>
+            </w:pPr>
+            <w:r>
+              <w:rPr>
+                <w:rFonts w:asciiTheme="majorHAnsi" w:hAnsiTheme="majorHAnsi" w:cstheme="majorHAnsi"/>
+                <w:color w:val="000000" w:themeColor="text1"/>
+                <w:sz w:val="26"/>
+                <w:szCs w:val="26"/>
+              </w:rPr>
+              <w:t xml:space="preserve">Chọn lọc thuộc tính</w:t>
+            </w:r>
+          </w:p>
+        </w:tc>
+        <w:tc>
+          <w:tcPr>
+            <w:tcW w:w="4693" w:type="dxa"/>
+          </w:tcPr>
+          <w:p>
+            <w:pPr>
+              <w:jc w:val="left"/>
+              <w:rPr>
+                <w:rFonts w:asciiTheme="majorHAnsi" w:hAnsiTheme="majorHAnsi" w:cstheme="majorHAnsi"/>
+                <w:color w:val="000000" w:themeColor="text1"/>
+                <w:sz w:val="26"/>
+                <w:szCs w:val="26"/>
+              </w:rPr>
+            </w:pPr>
+            <w:r>
+              <w:rPr>
+                <w:rFonts w:asciiTheme="majorHAnsi" w:hAnsiTheme="majorHAnsi" w:cstheme="majorHAnsi"/>
+                <w:color w:val="000000" w:themeColor="text1"/>
+                <w:sz w:val="26"/>
+                <w:szCs w:val="26"/>
+              </w:rPr>
+              <w:t xml:space="preserve">Chỉ đọc các cột đã chọn ở mục 2.3; CAST sang NVARCHAR có độ dài cố định để SSIS xử lý được chuỗi</w:t>
+            </w:r>
+          </w:p>
+        </w:tc>
+        <w:tc>
+          <w:tcPr>
+            <w:tcW w:w="2528" w:type="dxa"/>
+          </w:tcPr>
+          <w:p>
+            <w:pPr>
+              <w:jc w:val="left"/>
+              <w:rPr>
+                <w:rFonts w:asciiTheme="majorHAnsi" w:hAnsiTheme="majorHAnsi" w:cstheme="majorHAnsi"/>
+                <w:color w:val="000000" w:themeColor="text1"/>
+                <w:sz w:val="26"/>
+                <w:szCs w:val="26"/>
+              </w:rPr>
+            </w:pPr>
+            <w:r>
+              <w:rPr>
+                <w:rFonts w:asciiTheme="majorHAnsi" w:hAnsiTheme="majorHAnsi" w:cstheme="majorHAnsi"/>
+                <w:color w:val="000000" w:themeColor="text1"/>
+                <w:sz w:val="26"/>
+                <w:szCs w:val="26"/>
+              </w:rPr>
+              <w:t xml:space="preserve">OLE DB Source (SRC - stg ...)</w:t>
             </w:r>
           </w:p>
         </w:tc>
@@ -30043,77 +30383,76 @@
       <w:tr>
         <w:tc>
           <w:tcPr>
-            <w:tcW w:w="1900" w:type="dxa"/>
-          </w:tcPr>
-          <w:p>
-            <w:pPr>
-              <w:jc w:val="both"/>
-              <w:rPr>
-                <w:rFonts w:asciiTheme="majorHAnsi" w:hAnsiTheme="majorHAnsi" w:cstheme="majorHAnsi"/>
-                <w:color w:val="000000" w:themeColor="text1"/>
-                <w:sz w:val="26"/>
-                <w:szCs w:val="26"/>
-              </w:rPr>
-            </w:pPr>
-            <w:r>
-              <w:rPr>
-                <w:rFonts w:asciiTheme="majorHAnsi" w:hAnsiTheme="majorHAnsi" w:cstheme="majorHAnsi"/>
-                <w:color w:val="000000" w:themeColor="text1"/>
-                <w:sz w:val="26"/>
-                <w:szCs w:val="26"/>
-              </w:rPr>
-              <w:lastRenderedPageBreak/>
-              <w:t>Làm sạch văn bản</w:t>
-            </w:r>
-          </w:p>
-        </w:tc>
-        <w:tc>
-          <w:tcPr>
-            <w:tcW w:w="4300" w:type="dxa"/>
-          </w:tcPr>
-          <w:p>
-            <w:pPr>
-              <w:jc w:val="both"/>
-              <w:rPr>
-                <w:rFonts w:asciiTheme="majorHAnsi" w:hAnsiTheme="majorHAnsi" w:cstheme="majorHAnsi"/>
-                <w:color w:val="000000" w:themeColor="text1"/>
-                <w:sz w:val="26"/>
-                <w:szCs w:val="26"/>
-              </w:rPr>
-            </w:pPr>
-            <w:r>
-              <w:rPr>
-                <w:rFonts w:asciiTheme="majorHAnsi" w:hAnsiTheme="majorHAnsi" w:cstheme="majorHAnsi"/>
-                <w:color w:val="000000" w:themeColor="text1"/>
-                <w:sz w:val="26"/>
-                <w:szCs w:val="26"/>
-              </w:rPr>
-              <w:t>TRIM; thay ký tự \xa0 bằng dấu cách; gộp khoảng trắng liên tiếp; thống nhất cách viết hoa tên riêng</w:t>
-            </w:r>
-          </w:p>
-        </w:tc>
-        <w:tc>
-          <w:tcPr>
-            <w:tcW w:w="2826" w:type="dxa"/>
-          </w:tcPr>
-          <w:p>
-            <w:pPr>
-              <w:jc w:val="both"/>
-              <w:rPr>
-                <w:rFonts w:asciiTheme="majorHAnsi" w:hAnsiTheme="majorHAnsi" w:cstheme="majorHAnsi"/>
-                <w:color w:val="000000" w:themeColor="text1"/>
-                <w:sz w:val="26"/>
-                <w:szCs w:val="26"/>
-              </w:rPr>
-            </w:pPr>
-            <w:r>
-              <w:rPr>
-                <w:rFonts w:asciiTheme="majorHAnsi" w:hAnsiTheme="majorHAnsi" w:cstheme="majorHAnsi"/>
-                <w:color w:val="000000" w:themeColor="text1"/>
-                <w:sz w:val="26"/>
-                <w:szCs w:val="26"/>
-              </w:rPr>
-              <w:t>Mọi cột chuỗi (tên cầu thủ, CLB, sân, trọng tài, HLV)</w:t>
+            <w:tcW w:w="1805" w:type="dxa"/>
+          </w:tcPr>
+          <w:p>
+            <w:pPr>
+              <w:jc w:val="left"/>
+              <w:rPr>
+                <w:rFonts w:asciiTheme="majorHAnsi" w:hAnsiTheme="majorHAnsi" w:cstheme="majorHAnsi"/>
+                <w:color w:val="000000" w:themeColor="text1"/>
+                <w:sz w:val="26"/>
+                <w:szCs w:val="26"/>
+              </w:rPr>
+            </w:pPr>
+            <w:r>
+              <w:rPr>
+                <w:rFonts w:asciiTheme="majorHAnsi" w:hAnsiTheme="majorHAnsi" w:cstheme="majorHAnsi"/>
+                <w:color w:val="000000" w:themeColor="text1"/>
+                <w:sz w:val="26"/>
+                <w:szCs w:val="26"/>
+              </w:rPr>
+              <w:t xml:space="preserve">Làm sạch văn bản</w:t>
+            </w:r>
+          </w:p>
+        </w:tc>
+        <w:tc>
+          <w:tcPr>
+            <w:tcW w:w="4693" w:type="dxa"/>
+          </w:tcPr>
+          <w:p>
+            <w:pPr>
+              <w:jc w:val="left"/>
+              <w:rPr>
+                <w:rFonts w:asciiTheme="majorHAnsi" w:hAnsiTheme="majorHAnsi" w:cstheme="majorHAnsi"/>
+                <w:color w:val="000000" w:themeColor="text1"/>
+                <w:sz w:val="26"/>
+                <w:szCs w:val="26"/>
+              </w:rPr>
+            </w:pPr>
+            <w:r>
+              <w:rPr>
+                <w:rFonts w:asciiTheme="majorHAnsi" w:hAnsiTheme="majorHAnsi" w:cstheme="majorHAnsi"/>
+                <w:color w:val="000000" w:themeColor="text1"/>
+                <w:sz w:val="26"/>
+                <w:szCs w:val="26"/>
+              </w:rPr>
+              <w:t xml:space="preserve">TRIM; thay ký tự \xa0 bằng dấu cách; chuỗi rỗng → NULL; ngày dạng 'yyyy-mm-dd 00:00:00' → lấy 10 ký tự đầu</w:t>
+            </w:r>
+          </w:p>
+        </w:tc>
+        <w:tc>
+          <w:tcPr>
+            <w:tcW w:w="2528" w:type="dxa"/>
+          </w:tcPr>
+          <w:p>
+            <w:pPr>
+              <w:jc w:val="left"/>
+              <w:rPr>
+                <w:rFonts w:asciiTheme="majorHAnsi" w:hAnsiTheme="majorHAnsi" w:cstheme="majorHAnsi"/>
+                <w:color w:val="000000" w:themeColor="text1"/>
+                <w:sz w:val="26"/>
+                <w:szCs w:val="26"/>
+              </w:rPr>
+            </w:pPr>
+            <w:r>
+              <w:rPr>
+                <w:rFonts w:asciiTheme="majorHAnsi" w:hAnsiTheme="majorHAnsi" w:cstheme="majorHAnsi"/>
+                <w:color w:val="000000" w:themeColor="text1"/>
+                <w:sz w:val="26"/>
+                <w:szCs w:val="26"/>
+              </w:rPr>
+              <w:t xml:space="preserve">Derived Column (DC - Clean Text)</w:t>
             </w:r>
           </w:p>
         </w:tc>
@@ -30121,76 +30460,76 @@
       <w:tr>
         <w:tc>
           <w:tcPr>
-            <w:tcW w:w="1900" w:type="dxa"/>
-          </w:tcPr>
-          <w:p>
-            <w:pPr>
-              <w:jc w:val="both"/>
-              <w:rPr>
-                <w:rFonts w:asciiTheme="majorHAnsi" w:hAnsiTheme="majorHAnsi" w:cstheme="majorHAnsi"/>
-                <w:color w:val="000000" w:themeColor="text1"/>
-                <w:sz w:val="26"/>
-                <w:szCs w:val="26"/>
-              </w:rPr>
-            </w:pPr>
-            <w:r>
-              <w:rPr>
-                <w:rFonts w:asciiTheme="majorHAnsi" w:hAnsiTheme="majorHAnsi" w:cstheme="majorHAnsi"/>
-                <w:color w:val="000000" w:themeColor="text1"/>
-                <w:sz w:val="26"/>
-                <w:szCs w:val="26"/>
-              </w:rPr>
-              <w:t>Giá trị không xác định</w:t>
-            </w:r>
-          </w:p>
-        </w:tc>
-        <w:tc>
-          <w:tcPr>
-            <w:tcW w:w="4300" w:type="dxa"/>
-          </w:tcPr>
-          <w:p>
-            <w:pPr>
-              <w:jc w:val="both"/>
-              <w:rPr>
-                <w:rFonts w:asciiTheme="majorHAnsi" w:hAnsiTheme="majorHAnsi" w:cstheme="majorHAnsi"/>
-                <w:color w:val="000000" w:themeColor="text1"/>
-                <w:sz w:val="26"/>
-                <w:szCs w:val="26"/>
-              </w:rPr>
-            </w:pPr>
-            <w:r>
-              <w:rPr>
-                <w:rFonts w:asciiTheme="majorHAnsi" w:hAnsiTheme="majorHAnsi" w:cstheme="majorHAnsi"/>
-                <w:color w:val="000000" w:themeColor="text1"/>
-                <w:sz w:val="26"/>
-                <w:szCs w:val="26"/>
-              </w:rPr>
-              <w:t>Giá trị -1, chuỗi rỗng đổi thành NULL ở staging; khi tra dimension thì trỏ về dòng key = -1</w:t>
-            </w:r>
-          </w:p>
-        </w:tc>
-        <w:tc>
-          <w:tcPr>
-            <w:tcW w:w="2826" w:type="dxa"/>
-          </w:tcPr>
-          <w:p>
-            <w:pPr>
-              <w:jc w:val="both"/>
-              <w:rPr>
-                <w:rFonts w:asciiTheme="majorHAnsi" w:hAnsiTheme="majorHAnsi" w:cstheme="majorHAnsi"/>
-                <w:color w:val="000000" w:themeColor="text1"/>
-                <w:sz w:val="26"/>
-                <w:szCs w:val="26"/>
-              </w:rPr>
-            </w:pPr>
-            <w:r>
-              <w:rPr>
-                <w:rFonts w:asciiTheme="majorHAnsi" w:hAnsiTheme="majorHAnsi" w:cstheme="majorHAnsi"/>
-                <w:color w:val="000000" w:themeColor="text1"/>
-                <w:sz w:val="26"/>
-                <w:szCs w:val="26"/>
-              </w:rPr>
-              <w:t>country_id, player_current_club_id, các cột mã</w:t>
+            <w:tcW w:w="1805" w:type="dxa"/>
+          </w:tcPr>
+          <w:p>
+            <w:pPr>
+              <w:jc w:val="left"/>
+              <w:rPr>
+                <w:rFonts w:asciiTheme="majorHAnsi" w:hAnsiTheme="majorHAnsi" w:cstheme="majorHAnsi"/>
+                <w:color w:val="000000" w:themeColor="text1"/>
+                <w:sz w:val="26"/>
+                <w:szCs w:val="26"/>
+              </w:rPr>
+            </w:pPr>
+            <w:r>
+              <w:rPr>
+                <w:rFonts w:asciiTheme="majorHAnsi" w:hAnsiTheme="majorHAnsi" w:cstheme="majorHAnsi"/>
+                <w:color w:val="000000" w:themeColor="text1"/>
+                <w:sz w:val="26"/>
+                <w:szCs w:val="26"/>
+              </w:rPr>
+              <w:t xml:space="preserve">Ép kiểu</w:t>
+            </w:r>
+          </w:p>
+        </w:tc>
+        <w:tc>
+          <w:tcPr>
+            <w:tcW w:w="4693" w:type="dxa"/>
+          </w:tcPr>
+          <w:p>
+            <w:pPr>
+              <w:jc w:val="left"/>
+              <w:rPr>
+                <w:rFonts w:asciiTheme="majorHAnsi" w:hAnsiTheme="majorHAnsi" w:cstheme="majorHAnsi"/>
+                <w:color w:val="000000" w:themeColor="text1"/>
+                <w:sz w:val="26"/>
+                <w:szCs w:val="26"/>
+              </w:rPr>
+            </w:pPr>
+            <w:r>
+              <w:rPr>
+                <w:rFonts w:asciiTheme="majorHAnsi" w:hAnsiTheme="majorHAnsi" w:cstheme="majorHAnsi"/>
+                <w:color w:val="000000" w:themeColor="text1"/>
+                <w:sz w:val="26"/>
+                <w:szCs w:val="26"/>
+              </w:rPr>
+              <w:t xml:space="preserve">Chuỗi số → INT, SMALLINT, BIGINT, DECIMAL(19,3) (phí '700000.000'); chuỗi ngày → DATE; dòng không ép được chuyển sang etl_reject</w:t>
+            </w:r>
+          </w:p>
+        </w:tc>
+        <w:tc>
+          <w:tcPr>
+            <w:tcW w:w="2528" w:type="dxa"/>
+          </w:tcPr>
+          <w:p>
+            <w:pPr>
+              <w:jc w:val="left"/>
+              <w:rPr>
+                <w:rFonts w:asciiTheme="majorHAnsi" w:hAnsiTheme="majorHAnsi" w:cstheme="majorHAnsi"/>
+                <w:color w:val="000000" w:themeColor="text1"/>
+                <w:sz w:val="26"/>
+                <w:szCs w:val="26"/>
+              </w:rPr>
+            </w:pPr>
+            <w:r>
+              <w:rPr>
+                <w:rFonts w:asciiTheme="majorHAnsi" w:hAnsiTheme="majorHAnsi" w:cstheme="majorHAnsi"/>
+                <w:color w:val="000000" w:themeColor="text1"/>
+                <w:sz w:val="26"/>
+                <w:szCs w:val="26"/>
+              </w:rPr>
+              <w:t xml:space="preserve">Data Conversion (CONV - Data Types) + error output</w:t>
             </w:r>
           </w:p>
         </w:tc>
@@ -30198,76 +30537,76 @@
       <w:tr>
         <w:tc>
           <w:tcPr>
-            <w:tcW w:w="1900" w:type="dxa"/>
-          </w:tcPr>
-          <w:p>
-            <w:pPr>
-              <w:jc w:val="both"/>
-              <w:rPr>
-                <w:rFonts w:asciiTheme="majorHAnsi" w:hAnsiTheme="majorHAnsi" w:cstheme="majorHAnsi"/>
-                <w:color w:val="000000" w:themeColor="text1"/>
-                <w:sz w:val="26"/>
-                <w:szCs w:val="26"/>
-              </w:rPr>
-            </w:pPr>
-            <w:r>
-              <w:rPr>
-                <w:rFonts w:asciiTheme="majorHAnsi" w:hAnsiTheme="majorHAnsi" w:cstheme="majorHAnsi"/>
-                <w:color w:val="000000" w:themeColor="text1"/>
-                <w:sz w:val="26"/>
-                <w:szCs w:val="26"/>
-              </w:rPr>
-              <w:t>Giá trị bất thường</w:t>
-            </w:r>
-          </w:p>
-        </w:tc>
-        <w:tc>
-          <w:tcPr>
-            <w:tcW w:w="4300" w:type="dxa"/>
-          </w:tcPr>
-          <w:p>
-            <w:pPr>
-              <w:jc w:val="both"/>
-              <w:rPr>
-                <w:rFonts w:asciiTheme="majorHAnsi" w:hAnsiTheme="majorHAnsi" w:cstheme="majorHAnsi"/>
-                <w:color w:val="000000" w:themeColor="text1"/>
-                <w:sz w:val="26"/>
-                <w:szCs w:val="26"/>
-              </w:rPr>
-            </w:pPr>
-            <w:r>
-              <w:rPr>
-                <w:rFonts w:asciiTheme="majorHAnsi" w:hAnsiTheme="majorHAnsi" w:cstheme="majorHAnsi"/>
-                <w:color w:val="000000" w:themeColor="text1"/>
-                <w:sz w:val="26"/>
-                <w:szCs w:val="26"/>
-              </w:rPr>
-              <w:t>Ngoài ngưỡng hợp lý thì đặt NULL và ghi vào etl_reject để rà soát (ví dụ chiều cao ngoài 150–220 cm, sức chứa bằng 0)</w:t>
-            </w:r>
-          </w:p>
-        </w:tc>
-        <w:tc>
-          <w:tcPr>
-            <w:tcW w:w="2826" w:type="dxa"/>
-          </w:tcPr>
-          <w:p>
-            <w:pPr>
-              <w:jc w:val="both"/>
-              <w:rPr>
-                <w:rFonts w:asciiTheme="majorHAnsi" w:hAnsiTheme="majorHAnsi" w:cstheme="majorHAnsi"/>
-                <w:color w:val="000000" w:themeColor="text1"/>
-                <w:sz w:val="26"/>
-                <w:szCs w:val="26"/>
-              </w:rPr>
-            </w:pPr>
-            <w:r>
-              <w:rPr>
-                <w:rFonts w:asciiTheme="majorHAnsi" w:hAnsiTheme="majorHAnsi" w:cstheme="majorHAnsi"/>
-                <w:color w:val="000000" w:themeColor="text1"/>
-                <w:sz w:val="26"/>
-                <w:szCs w:val="26"/>
-              </w:rPr>
-              <w:t>height_in_cm, stadium_seats</w:t>
+            <w:tcW w:w="1805" w:type="dxa"/>
+          </w:tcPr>
+          <w:p>
+            <w:pPr>
+              <w:jc w:val="left"/>
+              <w:rPr>
+                <w:rFonts w:asciiTheme="majorHAnsi" w:hAnsiTheme="majorHAnsi" w:cstheme="majorHAnsi"/>
+                <w:color w:val="000000" w:themeColor="text1"/>
+                <w:sz w:val="26"/>
+                <w:szCs w:val="26"/>
+              </w:rPr>
+            </w:pPr>
+            <w:r>
+              <w:rPr>
+                <w:rFonts w:asciiTheme="majorHAnsi" w:hAnsiTheme="majorHAnsi" w:cstheme="majorHAnsi"/>
+                <w:color w:val="000000" w:themeColor="text1"/>
+                <w:sz w:val="26"/>
+                <w:szCs w:val="26"/>
+              </w:rPr>
+              <w:t xml:space="preserve">Khử trùng lặp</w:t>
+            </w:r>
+          </w:p>
+        </w:tc>
+        <w:tc>
+          <w:tcPr>
+            <w:tcW w:w="4693" w:type="dxa"/>
+          </w:tcPr>
+          <w:p>
+            <w:pPr>
+              <w:jc w:val="left"/>
+              <w:rPr>
+                <w:rFonts w:asciiTheme="majorHAnsi" w:hAnsiTheme="majorHAnsi" w:cstheme="majorHAnsi"/>
+                <w:color w:val="000000" w:themeColor="text1"/>
+                <w:sz w:val="26"/>
+                <w:szCs w:val="26"/>
+              </w:rPr>
+            </w:pPr>
+            <w:r>
+              <w:rPr>
+                <w:rFonts w:asciiTheme="majorHAnsi" w:hAnsiTheme="majorHAnsi" w:cstheme="majorHAnsi"/>
+                <w:color w:val="000000" w:themeColor="text1"/>
+                <w:sz w:val="26"/>
+                <w:szCs w:val="26"/>
+              </w:rPr>
+              <w:t xml:space="preserve">Giữ một dòng cho mỗi khóa tự nhiên: competition_id, club_id, player_id, game_id, (game_id, club_id), appearance_id, (player_id, ngày), (player_id, ngày, CLB đi, CLB đến)</w:t>
+            </w:r>
+          </w:p>
+        </w:tc>
+        <w:tc>
+          <w:tcPr>
+            <w:tcW w:w="2528" w:type="dxa"/>
+          </w:tcPr>
+          <w:p>
+            <w:pPr>
+              <w:jc w:val="left"/>
+              <w:rPr>
+                <w:rFonts w:asciiTheme="majorHAnsi" w:hAnsiTheme="majorHAnsi" w:cstheme="majorHAnsi"/>
+                <w:color w:val="000000" w:themeColor="text1"/>
+                <w:sz w:val="26"/>
+                <w:szCs w:val="26"/>
+              </w:rPr>
+            </w:pPr>
+            <w:r>
+              <w:rPr>
+                <w:rFonts w:asciiTheme="majorHAnsi" w:hAnsiTheme="majorHAnsi" w:cstheme="majorHAnsi"/>
+                <w:color w:val="000000" w:themeColor="text1"/>
+                <w:sz w:val="26"/>
+                <w:szCs w:val="26"/>
+              </w:rPr>
+              <w:t xml:space="preserve">Sort (SORT - Remove Duplicates)</w:t>
             </w:r>
           </w:p>
         </w:tc>
@@ -30275,76 +30614,76 @@
       <w:tr>
         <w:tc>
           <w:tcPr>
-            <w:tcW w:w="1900" w:type="dxa"/>
-          </w:tcPr>
-          <w:p>
-            <w:pPr>
-              <w:jc w:val="both"/>
-              <w:rPr>
-                <w:rFonts w:asciiTheme="majorHAnsi" w:hAnsiTheme="majorHAnsi" w:cstheme="majorHAnsi"/>
-                <w:color w:val="000000" w:themeColor="text1"/>
-                <w:sz w:val="26"/>
-                <w:szCs w:val="26"/>
-              </w:rPr>
-            </w:pPr>
-            <w:r>
-              <w:rPr>
-                <w:rFonts w:asciiTheme="majorHAnsi" w:hAnsiTheme="majorHAnsi" w:cstheme="majorHAnsi"/>
-                <w:color w:val="000000" w:themeColor="text1"/>
-                <w:sz w:val="26"/>
-                <w:szCs w:val="26"/>
-              </w:rPr>
-              <w:t>Chuẩn hóa danh mục</w:t>
-            </w:r>
-          </w:p>
-        </w:tc>
-        <w:tc>
-          <w:tcPr>
-            <w:tcW w:w="4300" w:type="dxa"/>
-          </w:tcPr>
-          <w:p>
-            <w:pPr>
-              <w:jc w:val="both"/>
-              <w:rPr>
-                <w:rFonts w:asciiTheme="majorHAnsi" w:hAnsiTheme="majorHAnsi" w:cstheme="majorHAnsi"/>
-                <w:color w:val="000000" w:themeColor="text1"/>
-                <w:sz w:val="26"/>
-                <w:szCs w:val="26"/>
-              </w:rPr>
-            </w:pPr>
-            <w:r>
-              <w:rPr>
-                <w:rFonts w:asciiTheme="majorHAnsi" w:hAnsiTheme="majorHAnsi" w:cstheme="majorHAnsi"/>
-                <w:color w:val="000000" w:themeColor="text1"/>
-                <w:sz w:val="26"/>
-                <w:szCs w:val="26"/>
-              </w:rPr>
-              <w:t>Thống nhất liên đoàn về UEFA, AFC, ...; chuẩn hóa tên giải; giải quốc tế ghi International</w:t>
-            </w:r>
-          </w:p>
-        </w:tc>
-        <w:tc>
-          <w:tcPr>
-            <w:tcW w:w="2826" w:type="dxa"/>
-          </w:tcPr>
-          <w:p>
-            <w:pPr>
-              <w:jc w:val="both"/>
-              <w:rPr>
-                <w:rFonts w:asciiTheme="majorHAnsi" w:hAnsiTheme="majorHAnsi" w:cstheme="majorHAnsi"/>
-                <w:color w:val="000000" w:themeColor="text1"/>
-                <w:sz w:val="26"/>
-                <w:szCs w:val="26"/>
-              </w:rPr>
-            </w:pPr>
-            <w:r>
-              <w:rPr>
-                <w:rFonts w:asciiTheme="majorHAnsi" w:hAnsiTheme="majorHAnsi" w:cstheme="majorHAnsi"/>
-                <w:color w:val="000000" w:themeColor="text1"/>
-                <w:sz w:val="26"/>
-                <w:szCs w:val="26"/>
-              </w:rPr>
-              <w:t>confederation, competition name, country_name</w:t>
+            <w:tcW w:w="1805" w:type="dxa"/>
+          </w:tcPr>
+          <w:p>
+            <w:pPr>
+              <w:jc w:val="left"/>
+              <w:rPr>
+                <w:rFonts w:asciiTheme="majorHAnsi" w:hAnsiTheme="majorHAnsi" w:cstheme="majorHAnsi"/>
+                <w:color w:val="000000" w:themeColor="text1"/>
+                <w:sz w:val="26"/>
+                <w:szCs w:val="26"/>
+              </w:rPr>
+            </w:pPr>
+            <w:r>
+              <w:rPr>
+                <w:rFonts w:asciiTheme="majorHAnsi" w:hAnsiTheme="majorHAnsi" w:cstheme="majorHAnsi"/>
+                <w:color w:val="000000" w:themeColor="text1"/>
+                <w:sz w:val="26"/>
+                <w:szCs w:val="26"/>
+              </w:rPr>
+              <w:t xml:space="preserve">Gộp nguồn</w:t>
+            </w:r>
+          </w:p>
+        </w:tc>
+        <w:tc>
+          <w:tcPr>
+            <w:tcW w:w="4693" w:type="dxa"/>
+          </w:tcPr>
+          <w:p>
+            <w:pPr>
+              <w:jc w:val="left"/>
+              <w:rPr>
+                <w:rFonts w:asciiTheme="majorHAnsi" w:hAnsiTheme="majorHAnsi" w:cstheme="majorHAnsi"/>
+                <w:color w:val="000000" w:themeColor="text1"/>
+                <w:sz w:val="26"/>
+                <w:szCs w:val="26"/>
+              </w:rPr>
+            </w:pPr>
+            <w:r>
+              <w:rPr>
+                <w:rFonts w:asciiTheme="majorHAnsi" w:hAnsiTheme="majorHAnsi" w:cstheme="majorHAnsi"/>
+                <w:color w:val="000000" w:themeColor="text1"/>
+                <w:sz w:val="26"/>
+                <w:szCs w:val="26"/>
+              </w:rPr>
+              <w:t xml:space="preserve">CLB + đội tuyển; HLV đội + HLV đối thủ; CLB xuất hiện trong transfers, games, player_valuations</w:t>
+            </w:r>
+          </w:p>
+        </w:tc>
+        <w:tc>
+          <w:tcPr>
+            <w:tcW w:w="2528" w:type="dxa"/>
+          </w:tcPr>
+          <w:p>
+            <w:pPr>
+              <w:jc w:val="left"/>
+              <w:rPr>
+                <w:rFonts w:asciiTheme="majorHAnsi" w:hAnsiTheme="majorHAnsi" w:cstheme="majorHAnsi"/>
+                <w:color w:val="000000" w:themeColor="text1"/>
+                <w:sz w:val="26"/>
+                <w:szCs w:val="26"/>
+              </w:rPr>
+            </w:pPr>
+            <w:r>
+              <w:rPr>
+                <w:rFonts w:asciiTheme="majorHAnsi" w:hAnsiTheme="majorHAnsi" w:cstheme="majorHAnsi"/>
+                <w:color w:val="000000" w:themeColor="text1"/>
+                <w:sz w:val="26"/>
+                <w:szCs w:val="26"/>
+              </w:rPr>
+              <w:t xml:space="preserve">Union All (UA - ...)</w:t>
             </w:r>
           </w:p>
         </w:tc>
@@ -30352,76 +30691,76 @@
       <w:tr>
         <w:tc>
           <w:tcPr>
-            <w:tcW w:w="1900" w:type="dxa"/>
-          </w:tcPr>
-          <w:p>
-            <w:pPr>
-              <w:jc w:val="both"/>
-              <w:rPr>
-                <w:rFonts w:asciiTheme="majorHAnsi" w:hAnsiTheme="majorHAnsi" w:cstheme="majorHAnsi"/>
-                <w:color w:val="000000" w:themeColor="text1"/>
-                <w:sz w:val="26"/>
-                <w:szCs w:val="26"/>
-              </w:rPr>
-            </w:pPr>
-            <w:r>
-              <w:rPr>
-                <w:rFonts w:asciiTheme="majorHAnsi" w:hAnsiTheme="majorHAnsi" w:cstheme="majorHAnsi"/>
-                <w:color w:val="000000" w:themeColor="text1"/>
-                <w:sz w:val="26"/>
-                <w:szCs w:val="26"/>
-              </w:rPr>
-              <w:t>Suy diễn thuộc tính</w:t>
-            </w:r>
-          </w:p>
-        </w:tc>
-        <w:tc>
-          <w:tcPr>
-            <w:tcW w:w="4300" w:type="dxa"/>
-          </w:tcPr>
-          <w:p>
-            <w:pPr>
-              <w:jc w:val="both"/>
-              <w:rPr>
-                <w:rFonts w:asciiTheme="majorHAnsi" w:hAnsiTheme="majorHAnsi" w:cstheme="majorHAnsi"/>
-                <w:color w:val="000000" w:themeColor="text1"/>
-                <w:sz w:val="26"/>
-                <w:szCs w:val="26"/>
-              </w:rPr>
-            </w:pPr>
-            <w:r>
-              <w:rPr>
-                <w:rFonts w:asciiTheme="majorHAnsi" w:hAnsiTheme="majorHAnsi" w:cstheme="majorHAnsi"/>
-                <w:color w:val="000000" w:themeColor="text1"/>
-                <w:sz w:val="26"/>
-                <w:szCs w:val="26"/>
-              </w:rPr>
-              <w:t>round_type từ round; season_label và season_short từ season; fee_status và fee_band từ transfer_fee; nhóm chiều cao, sức chứa sân, số khán giả, số lần khoác áo đội tuyển</w:t>
-            </w:r>
-          </w:p>
-        </w:tc>
-        <w:tc>
-          <w:tcPr>
-            <w:tcW w:w="2826" w:type="dxa"/>
-          </w:tcPr>
-          <w:p>
-            <w:pPr>
-              <w:jc w:val="both"/>
-              <w:rPr>
-                <w:rFonts w:asciiTheme="majorHAnsi" w:hAnsiTheme="majorHAnsi" w:cstheme="majorHAnsi"/>
-                <w:color w:val="000000" w:themeColor="text1"/>
-                <w:sz w:val="26"/>
-                <w:szCs w:val="26"/>
-              </w:rPr>
-            </w:pPr>
-            <w:r>
-              <w:rPr>
-                <w:rFonts w:asciiTheme="majorHAnsi" w:hAnsiTheme="majorHAnsi" w:cstheme="majorHAnsi"/>
-                <w:color w:val="000000" w:themeColor="text1"/>
-                <w:sz w:val="26"/>
-                <w:szCs w:val="26"/>
-              </w:rPr>
-              <w:t>Tạo cột mới ở stg_clean</w:t>
+            <w:tcW w:w="1805" w:type="dxa"/>
+          </w:tcPr>
+          <w:p>
+            <w:pPr>
+              <w:jc w:val="left"/>
+              <w:rPr>
+                <w:rFonts w:asciiTheme="majorHAnsi" w:hAnsiTheme="majorHAnsi" w:cstheme="majorHAnsi"/>
+                <w:color w:val="000000" w:themeColor="text1"/>
+                <w:sz w:val="26"/>
+                <w:szCs w:val="26"/>
+              </w:rPr>
+            </w:pPr>
+            <w:r>
+              <w:rPr>
+                <w:rFonts w:asciiTheme="majorHAnsi" w:hAnsiTheme="majorHAnsi" w:cstheme="majorHAnsi"/>
+                <w:color w:val="000000" w:themeColor="text1"/>
+                <w:sz w:val="26"/>
+                <w:szCs w:val="26"/>
+              </w:rPr>
+              <w:t xml:space="preserve">Bổ sung thông tin từ stage</w:t>
+            </w:r>
+          </w:p>
+        </w:tc>
+        <w:tc>
+          <w:tcPr>
+            <w:tcW w:w="4693" w:type="dxa"/>
+          </w:tcPr>
+          <w:p>
+            <w:pPr>
+              <w:jc w:val="left"/>
+              <w:rPr>
+                <w:rFonts w:asciiTheme="majorHAnsi" w:hAnsiTheme="majorHAnsi" w:cstheme="majorHAnsi"/>
+                <w:color w:val="000000" w:themeColor="text1"/>
+                <w:sz w:val="26"/>
+                <w:szCs w:val="26"/>
+              </w:rPr>
+            </w:pPr>
+            <w:r>
+              <w:rPr>
+                <w:rFonts w:asciiTheme="majorHAnsi" w:hAnsiTheme="majorHAnsi" w:cstheme="majorHAnsi"/>
+                <w:color w:val="000000" w:themeColor="text1"/>
+                <w:sz w:val="26"/>
+                <w:szCs w:val="26"/>
+              </w:rPr>
+              <w:t xml:space="preserve">Ngày, mùa, giải của trận lấy từ stg_raw_games; tên quốc gia của giải lấy từ stg_raw_countries</w:t>
+            </w:r>
+          </w:p>
+        </w:tc>
+        <w:tc>
+          <w:tcPr>
+            <w:tcW w:w="2528" w:type="dxa"/>
+          </w:tcPr>
+          <w:p>
+            <w:pPr>
+              <w:jc w:val="left"/>
+              <w:rPr>
+                <w:rFonts w:asciiTheme="majorHAnsi" w:hAnsiTheme="majorHAnsi" w:cstheme="majorHAnsi"/>
+                <w:color w:val="000000" w:themeColor="text1"/>
+                <w:sz w:val="26"/>
+                <w:szCs w:val="26"/>
+              </w:rPr>
+            </w:pPr>
+            <w:r>
+              <w:rPr>
+                <w:rFonts w:asciiTheme="majorHAnsi" w:hAnsiTheme="majorHAnsi" w:cstheme="majorHAnsi"/>
+                <w:color w:val="000000" w:themeColor="text1"/>
+                <w:sz w:val="26"/>
+                <w:szCs w:val="26"/>
+              </w:rPr>
+              <w:t xml:space="preserve">Lookup trên stage (LKP - stg Games, LKP - stg Countries)</w:t>
             </w:r>
           </w:p>
         </w:tc>
@@ -30429,76 +30768,76 @@
       <w:tr>
         <w:tc>
           <w:tcPr>
-            <w:tcW w:w="1900" w:type="dxa"/>
-          </w:tcPr>
-          <w:p>
-            <w:pPr>
-              <w:jc w:val="both"/>
-              <w:rPr>
-                <w:rFonts w:asciiTheme="majorHAnsi" w:hAnsiTheme="majorHAnsi" w:cstheme="majorHAnsi"/>
-                <w:color w:val="000000" w:themeColor="text1"/>
-                <w:sz w:val="26"/>
-                <w:szCs w:val="26"/>
-              </w:rPr>
-            </w:pPr>
-            <w:r>
-              <w:rPr>
-                <w:rFonts w:asciiTheme="majorHAnsi" w:hAnsiTheme="majorHAnsi" w:cstheme="majorHAnsi"/>
-                <w:color w:val="000000" w:themeColor="text1"/>
-                <w:sz w:val="26"/>
-                <w:szCs w:val="26"/>
-              </w:rPr>
-              <w:t>Suy diễn measure</w:t>
-            </w:r>
-          </w:p>
-        </w:tc>
-        <w:tc>
-          <w:tcPr>
-            <w:tcW w:w="4300" w:type="dxa"/>
-          </w:tcPr>
-          <w:p>
-            <w:pPr>
-              <w:jc w:val="both"/>
-              <w:rPr>
-                <w:rFonts w:asciiTheme="majorHAnsi" w:hAnsiTheme="majorHAnsi" w:cstheme="majorHAnsi"/>
-                <w:color w:val="000000" w:themeColor="text1"/>
-                <w:sz w:val="26"/>
-                <w:szCs w:val="26"/>
-              </w:rPr>
-            </w:pPr>
-            <w:r>
-              <w:rPr>
-                <w:rFonts w:asciiTheme="majorHAnsi" w:hAnsiTheme="majorHAnsi" w:cstheme="majorHAnsi"/>
-                <w:color w:val="000000" w:themeColor="text1"/>
-                <w:sz w:val="26"/>
-                <w:szCs w:val="26"/>
-              </w:rPr>
-              <w:t>Cờ thắng, hòa, thua và clean sheet từ tỉ số; value_change_eur bằng hàm LAG theo player_id sắp theo date (lần đầu là NULL); fee_premium_eur = phí − giá trị thị trường (NULL nếu một trong hai thiếu); age_at_valuation, age_at_transfer là số năm tròn từ date_of_birth (NULL nếu thiếu ngày sinh)</w:t>
-            </w:r>
-          </w:p>
-        </w:tc>
-        <w:tc>
-          <w:tcPr>
-            <w:tcW w:w="2826" w:type="dxa"/>
-          </w:tcPr>
-          <w:p>
-            <w:pPr>
-              <w:jc w:val="both"/>
-              <w:rPr>
-                <w:rFonts w:asciiTheme="majorHAnsi" w:hAnsiTheme="majorHAnsi" w:cstheme="majorHAnsi"/>
-                <w:color w:val="000000" w:themeColor="text1"/>
-                <w:sz w:val="26"/>
-                <w:szCs w:val="26"/>
-              </w:rPr>
-            </w:pPr>
-            <w:r>
-              <w:rPr>
-                <w:rFonts w:asciiTheme="majorHAnsi" w:hAnsiTheme="majorHAnsi" w:cstheme="majorHAnsi"/>
-                <w:color w:val="000000" w:themeColor="text1"/>
-                <w:sz w:val="26"/>
-                <w:szCs w:val="26"/>
-              </w:rPr>
-              <w:t>Fact_Team_Match, Fact_Player_Valuation, Fact_Transfer</w:t>
+            <w:tcW w:w="1805" w:type="dxa"/>
+          </w:tcPr>
+          <w:p>
+            <w:pPr>
+              <w:jc w:val="left"/>
+              <w:rPr>
+                <w:rFonts w:asciiTheme="majorHAnsi" w:hAnsiTheme="majorHAnsi" w:cstheme="majorHAnsi"/>
+                <w:color w:val="000000" w:themeColor="text1"/>
+                <w:sz w:val="26"/>
+                <w:szCs w:val="26"/>
+              </w:rPr>
+            </w:pPr>
+            <w:r>
+              <w:rPr>
+                <w:rFonts w:asciiTheme="majorHAnsi" w:hAnsiTheme="majorHAnsi" w:cstheme="majorHAnsi"/>
+                <w:color w:val="000000" w:themeColor="text1"/>
+                <w:sz w:val="26"/>
+                <w:szCs w:val="26"/>
+              </w:rPr>
+              <w:t xml:space="preserve">Chuẩn hóa danh mục, giá trị mặc định</w:t>
+            </w:r>
+          </w:p>
+        </w:tc>
+        <w:tc>
+          <w:tcPr>
+            <w:tcW w:w="4693" w:type="dxa"/>
+          </w:tcPr>
+          <w:p>
+            <w:pPr>
+              <w:jc w:val="left"/>
+              <w:rPr>
+                <w:rFonts w:asciiTheme="majorHAnsi" w:hAnsiTheme="majorHAnsi" w:cstheme="majorHAnsi"/>
+                <w:color w:val="000000" w:themeColor="text1"/>
+                <w:sz w:val="26"/>
+                <w:szCs w:val="26"/>
+              </w:rPr>
+            </w:pPr>
+            <w:r>
+              <w:rPr>
+                <w:rFonts w:asciiTheme="majorHAnsi" w:hAnsiTheme="majorHAnsi" w:cstheme="majorHAnsi"/>
+                <w:color w:val="000000" w:themeColor="text1"/>
+                <w:sz w:val="26"/>
+                <w:szCs w:val="26"/>
+              </w:rPr>
+              <w:t xml:space="preserve">Liên đoàn europa/asien/afrika/amerika/CONCACAF/CONMEBOL → UEFA/AFC/CAF/Americas; giải quốc tế ghi International; thiếu → 'Không xác định'</w:t>
+            </w:r>
+          </w:p>
+        </w:tc>
+        <w:tc>
+          <w:tcPr>
+            <w:tcW w:w="2528" w:type="dxa"/>
+          </w:tcPr>
+          <w:p>
+            <w:pPr>
+              <w:jc w:val="left"/>
+              <w:rPr>
+                <w:rFonts w:asciiTheme="majorHAnsi" w:hAnsiTheme="majorHAnsi" w:cstheme="majorHAnsi"/>
+                <w:color w:val="000000" w:themeColor="text1"/>
+                <w:sz w:val="26"/>
+                <w:szCs w:val="26"/>
+              </w:rPr>
+            </w:pPr>
+            <w:r>
+              <w:rPr>
+                <w:rFonts w:asciiTheme="majorHAnsi" w:hAnsiTheme="majorHAnsi" w:cstheme="majorHAnsi"/>
+                <w:color w:val="000000" w:themeColor="text1"/>
+                <w:sz w:val="26"/>
+                <w:szCs w:val="26"/>
+              </w:rPr>
+              <w:t xml:space="preserve">Derived Column (DC - Standardize)</w:t>
             </w:r>
           </w:p>
         </w:tc>
@@ -30506,76 +30845,76 @@
       <w:tr>
         <w:tc>
           <w:tcPr>
-            <w:tcW w:w="1900" w:type="dxa"/>
-          </w:tcPr>
-          <w:p>
-            <w:pPr>
-              <w:jc w:val="both"/>
-              <w:rPr>
-                <w:rFonts w:asciiTheme="majorHAnsi" w:hAnsiTheme="majorHAnsi" w:cstheme="majorHAnsi"/>
-                <w:color w:val="000000" w:themeColor="text1"/>
-                <w:sz w:val="26"/>
-                <w:szCs w:val="26"/>
-              </w:rPr>
-            </w:pPr>
-            <w:r>
-              <w:rPr>
-                <w:rFonts w:asciiTheme="majorHAnsi" w:hAnsiTheme="majorHAnsi" w:cstheme="majorHAnsi"/>
-                <w:color w:val="000000" w:themeColor="text1"/>
-                <w:sz w:val="26"/>
-                <w:szCs w:val="26"/>
-              </w:rPr>
-              <w:t>Khử trùng lặp</w:t>
-            </w:r>
-          </w:p>
-        </w:tc>
-        <w:tc>
-          <w:tcPr>
-            <w:tcW w:w="4300" w:type="dxa"/>
-          </w:tcPr>
-          <w:p>
-            <w:pPr>
-              <w:jc w:val="both"/>
-              <w:rPr>
-                <w:rFonts w:asciiTheme="majorHAnsi" w:hAnsiTheme="majorHAnsi" w:cstheme="majorHAnsi"/>
-                <w:color w:val="000000" w:themeColor="text1"/>
-                <w:sz w:val="26"/>
-                <w:szCs w:val="26"/>
-              </w:rPr>
-            </w:pPr>
-            <w:r>
-              <w:rPr>
-                <w:rFonts w:asciiTheme="majorHAnsi" w:hAnsiTheme="majorHAnsi" w:cstheme="majorHAnsi"/>
-                <w:color w:val="000000" w:themeColor="text1"/>
-                <w:sz w:val="26"/>
-                <w:szCs w:val="26"/>
-              </w:rPr>
-              <w:t>Giữ một dòng cho mỗi khóa tự nhiên; nếu nhiều dòng thì giữ dòng nạp sau cùng</w:t>
-            </w:r>
-          </w:p>
-        </w:tc>
-        <w:tc>
-          <w:tcPr>
-            <w:tcW w:w="2826" w:type="dxa"/>
-          </w:tcPr>
-          <w:p>
-            <w:pPr>
-              <w:jc w:val="both"/>
-              <w:rPr>
-                <w:rFonts w:asciiTheme="majorHAnsi" w:hAnsiTheme="majorHAnsi" w:cstheme="majorHAnsi"/>
-                <w:color w:val="000000" w:themeColor="text1"/>
-                <w:sz w:val="26"/>
-                <w:szCs w:val="26"/>
-              </w:rPr>
-            </w:pPr>
-            <w:r>
-              <w:rPr>
-                <w:rFonts w:asciiTheme="majorHAnsi" w:hAnsiTheme="majorHAnsi" w:cstheme="majorHAnsi"/>
-                <w:color w:val="000000" w:themeColor="text1"/>
-                <w:sz w:val="26"/>
-                <w:szCs w:val="26"/>
-              </w:rPr>
-              <w:t>(game_id, club_id); appearance_id; (player_id, date); (player_id, transfer_date, from_club_id, to_club_id)</w:t>
+            <w:tcW w:w="1805" w:type="dxa"/>
+          </w:tcPr>
+          <w:p>
+            <w:pPr>
+              <w:jc w:val="left"/>
+              <w:rPr>
+                <w:rFonts w:asciiTheme="majorHAnsi" w:hAnsiTheme="majorHAnsi" w:cstheme="majorHAnsi"/>
+                <w:color w:val="000000" w:themeColor="text1"/>
+                <w:sz w:val="26"/>
+                <w:szCs w:val="26"/>
+              </w:rPr>
+            </w:pPr>
+            <w:r>
+              <w:rPr>
+                <w:rFonts w:asciiTheme="majorHAnsi" w:hAnsiTheme="majorHAnsi" w:cstheme="majorHAnsi"/>
+                <w:color w:val="000000" w:themeColor="text1"/>
+                <w:sz w:val="26"/>
+                <w:szCs w:val="26"/>
+              </w:rPr>
+              <w:t xml:space="preserve">Suy diễn thuộc tính</w:t>
+            </w:r>
+          </w:p>
+        </w:tc>
+        <w:tc>
+          <w:tcPr>
+            <w:tcW w:w="4693" w:type="dxa"/>
+          </w:tcPr>
+          <w:p>
+            <w:pPr>
+              <w:jc w:val="left"/>
+              <w:rPr>
+                <w:rFonts w:asciiTheme="majorHAnsi" w:hAnsiTheme="majorHAnsi" w:cstheme="majorHAnsi"/>
+                <w:color w:val="000000" w:themeColor="text1"/>
+                <w:sz w:val="26"/>
+                <w:szCs w:val="26"/>
+              </w:rPr>
+            </w:pPr>
+            <w:r>
+              <w:rPr>
+                <w:rFonts w:asciiTheme="majorHAnsi" w:hAnsiTheme="majorHAnsi" w:cstheme="majorHAnsi"/>
+                <w:color w:val="000000" w:themeColor="text1"/>
+                <w:sz w:val="26"/>
+                <w:szCs w:val="26"/>
+              </w:rPr>
+              <w:t xml:space="preserve">height_band, international_caps_band, contract_expiry_year, stadium_capacity_band, round_type, attendance_band, fee_status, fee_band</w:t>
+            </w:r>
+          </w:p>
+        </w:tc>
+        <w:tc>
+          <w:tcPr>
+            <w:tcW w:w="2528" w:type="dxa"/>
+          </w:tcPr>
+          <w:p>
+            <w:pPr>
+              <w:jc w:val="left"/>
+              <w:rPr>
+                <w:rFonts w:asciiTheme="majorHAnsi" w:hAnsiTheme="majorHAnsi" w:cstheme="majorHAnsi"/>
+                <w:color w:val="000000" w:themeColor="text1"/>
+                <w:sz w:val="26"/>
+                <w:szCs w:val="26"/>
+              </w:rPr>
+            </w:pPr>
+            <w:r>
+              <w:rPr>
+                <w:rFonts w:asciiTheme="majorHAnsi" w:hAnsiTheme="majorHAnsi" w:cstheme="majorHAnsi"/>
+                <w:color w:val="000000" w:themeColor="text1"/>
+                <w:sz w:val="26"/>
+                <w:szCs w:val="26"/>
+              </w:rPr>
+              <w:t xml:space="preserve">Derived Column</w:t>
             </w:r>
           </w:p>
         </w:tc>
@@ -30583,76 +30922,230 @@
       <w:tr>
         <w:tc>
           <w:tcPr>
-            <w:tcW w:w="1900" w:type="dxa"/>
-          </w:tcPr>
-          <w:p>
-            <w:pPr>
-              <w:jc w:val="both"/>
-              <w:rPr>
-                <w:rFonts w:asciiTheme="majorHAnsi" w:hAnsiTheme="majorHAnsi" w:cstheme="majorHAnsi"/>
-                <w:color w:val="000000" w:themeColor="text1"/>
-                <w:sz w:val="26"/>
-                <w:szCs w:val="26"/>
-              </w:rPr>
-            </w:pPr>
-            <w:r>
-              <w:rPr>
-                <w:rFonts w:asciiTheme="majorHAnsi" w:hAnsiTheme="majorHAnsi" w:cstheme="majorHAnsi"/>
-                <w:color w:val="000000" w:themeColor="text1"/>
-                <w:sz w:val="26"/>
-                <w:szCs w:val="26"/>
-              </w:rPr>
-              <w:t>Bổ sung thành viên thiếu</w:t>
-            </w:r>
-          </w:p>
-        </w:tc>
-        <w:tc>
-          <w:tcPr>
-            <w:tcW w:w="4300" w:type="dxa"/>
-          </w:tcPr>
-          <w:p>
-            <w:pPr>
-              <w:jc w:val="both"/>
-              <w:rPr>
-                <w:rFonts w:asciiTheme="majorHAnsi" w:hAnsiTheme="majorHAnsi" w:cstheme="majorHAnsi"/>
-                <w:color w:val="000000" w:themeColor="text1"/>
-                <w:sz w:val="26"/>
-                <w:szCs w:val="26"/>
-              </w:rPr>
-            </w:pPr>
-            <w:r>
-              <w:rPr>
-                <w:rFonts w:asciiTheme="majorHAnsi" w:hAnsiTheme="majorHAnsi" w:cstheme="majorHAnsi"/>
-                <w:color w:val="000000" w:themeColor="text1"/>
-                <w:sz w:val="26"/>
-                <w:szCs w:val="26"/>
-              </w:rPr>
-              <w:t>Mã xuất hiện trong fact nhưng không có ở nguồn dimension thì tạo dòng trong dimension với tên lấy từ bảng nguồn, thuộc tính chưa biết là Không xác định; cập nhật ghi đè khi có thông tin đầy đủ</w:t>
-            </w:r>
-          </w:p>
-        </w:tc>
-        <w:tc>
-          <w:tcPr>
-            <w:tcW w:w="2826" w:type="dxa"/>
-          </w:tcPr>
-          <w:p>
-            <w:pPr>
-              <w:jc w:val="both"/>
-              <w:rPr>
-                <w:rFonts w:asciiTheme="majorHAnsi" w:hAnsiTheme="majorHAnsi" w:cstheme="majorHAnsi"/>
-                <w:color w:val="000000" w:themeColor="text1"/>
-                <w:sz w:val="26"/>
-                <w:szCs w:val="26"/>
-              </w:rPr>
-            </w:pPr>
-            <w:r>
-              <w:rPr>
-                <w:rFonts w:asciiTheme="majorHAnsi" w:hAnsiTheme="majorHAnsi" w:cstheme="majorHAnsi"/>
-                <w:color w:val="000000" w:themeColor="text1"/>
-                <w:sz w:val="26"/>
-                <w:szCs w:val="26"/>
-              </w:rPr>
-              <w:t>Dim_Club (club_type = Other), Dim_Player</w:t>
+            <w:tcW w:w="1805" w:type="dxa"/>
+          </w:tcPr>
+          <w:p>
+            <w:pPr>
+              <w:jc w:val="left"/>
+              <w:rPr>
+                <w:rFonts w:asciiTheme="majorHAnsi" w:hAnsiTheme="majorHAnsi" w:cstheme="majorHAnsi"/>
+                <w:color w:val="000000" w:themeColor="text1"/>
+                <w:sz w:val="26"/>
+                <w:szCs w:val="26"/>
+              </w:rPr>
+            </w:pPr>
+            <w:r>
+              <w:rPr>
+                <w:rFonts w:asciiTheme="majorHAnsi" w:hAnsiTheme="majorHAnsi" w:cstheme="majorHAnsi"/>
+                <w:color w:val="000000" w:themeColor="text1"/>
+                <w:sz w:val="26"/>
+                <w:szCs w:val="26"/>
+              </w:rPr>
+              <w:t xml:space="preserve">Suy diễn measure</w:t>
+            </w:r>
+          </w:p>
+        </w:tc>
+        <w:tc>
+          <w:tcPr>
+            <w:tcW w:w="4693" w:type="dxa"/>
+          </w:tcPr>
+          <w:p>
+            <w:pPr>
+              <w:jc w:val="left"/>
+              <w:rPr>
+                <w:rFonts w:asciiTheme="majorHAnsi" w:hAnsiTheme="majorHAnsi" w:cstheme="majorHAnsi"/>
+                <w:color w:val="000000" w:themeColor="text1"/>
+                <w:sz w:val="26"/>
+                <w:szCs w:val="26"/>
+              </w:rPr>
+            </w:pPr>
+            <w:r>
+              <w:rPr>
+                <w:rFonts w:asciiTheme="majorHAnsi" w:hAnsiTheme="majorHAnsi" w:cstheme="majorHAnsi"/>
+                <w:color w:val="000000" w:themeColor="text1"/>
+                <w:sz w:val="26"/>
+                <w:szCs w:val="26"/>
+              </w:rPr>
+              <w:t xml:space="preserve">date_key; cờ thắng, hòa, thua, clean sheet tính lại từ tỉ số; fee_premium_eur; age_at_valuation, age_at_transfer; *_count = 1. Riêng value_change_eur dùng LAG trong câu nguồn vì SSIS không có hàm tương đương</w:t>
+            </w:r>
+          </w:p>
+        </w:tc>
+        <w:tc>
+          <w:tcPr>
+            <w:tcW w:w="2528" w:type="dxa"/>
+          </w:tcPr>
+          <w:p>
+            <w:pPr>
+              <w:jc w:val="left"/>
+              <w:rPr>
+                <w:rFonts w:asciiTheme="majorHAnsi" w:hAnsiTheme="majorHAnsi" w:cstheme="majorHAnsi"/>
+                <w:color w:val="000000" w:themeColor="text1"/>
+                <w:sz w:val="26"/>
+                <w:szCs w:val="26"/>
+              </w:rPr>
+            </w:pPr>
+            <w:r>
+              <w:rPr>
+                <w:rFonts w:asciiTheme="majorHAnsi" w:hAnsiTheme="majorHAnsi" w:cstheme="majorHAnsi"/>
+                <w:color w:val="000000" w:themeColor="text1"/>
+                <w:sz w:val="26"/>
+                <w:szCs w:val="26"/>
+              </w:rPr>
+              <w:t xml:space="preserve">Derived Column (DC - Calculate Measures ..., DC - Age ...)</w:t>
+            </w:r>
+          </w:p>
+        </w:tc>
+      </w:tr>
+      <w:tr>
+        <w:tc>
+          <w:tcPr>
+            <w:tcW w:w="1805" w:type="dxa"/>
+          </w:tcPr>
+          <w:p>
+            <w:pPr>
+              <w:jc w:val="left"/>
+              <w:rPr>
+                <w:rFonts w:asciiTheme="majorHAnsi" w:hAnsiTheme="majorHAnsi" w:cstheme="majorHAnsi"/>
+                <w:color w:val="000000" w:themeColor="text1"/>
+                <w:sz w:val="26"/>
+                <w:szCs w:val="26"/>
+              </w:rPr>
+            </w:pPr>
+            <w:r>
+              <w:rPr>
+                <w:rFonts w:asciiTheme="majorHAnsi" w:hAnsiTheme="majorHAnsi" w:cstheme="majorHAnsi"/>
+                <w:color w:val="000000" w:themeColor="text1"/>
+                <w:sz w:val="26"/>
+                <w:szCs w:val="26"/>
+              </w:rPr>
+              <w:t xml:space="preserve">Kiểm tra và cửa sổ nạp</w:t>
+            </w:r>
+          </w:p>
+        </w:tc>
+        <w:tc>
+          <w:tcPr>
+            <w:tcW w:w="4693" w:type="dxa"/>
+          </w:tcPr>
+          <w:p>
+            <w:pPr>
+              <w:jc w:val="left"/>
+              <w:rPr>
+                <w:rFonts w:asciiTheme="majorHAnsi" w:hAnsiTheme="majorHAnsi" w:cstheme="majorHAnsi"/>
+                <w:color w:val="000000" w:themeColor="text1"/>
+                <w:sz w:val="26"/>
+                <w:szCs w:val="26"/>
+              </w:rPr>
+            </w:pPr>
+            <w:r>
+              <w:rPr>
+                <w:rFonts w:asciiTheme="majorHAnsi" w:hAnsiTheme="majorHAnsi" w:cstheme="majorHAnsi"/>
+                <w:color w:val="000000" w:themeColor="text1"/>
+                <w:sz w:val="26"/>
+                <w:szCs w:val="26"/>
+              </w:rPr>
+              <w:t xml:space="preserve">Thiếu khóa, minutes_played ngoài 0–130, số âm → etl_reject; sự kiện ngoài [LoadFrom, LoadTo] → bỏ qua</w:t>
+            </w:r>
+          </w:p>
+        </w:tc>
+        <w:tc>
+          <w:tcPr>
+            <w:tcW w:w="2528" w:type="dxa"/>
+          </w:tcPr>
+          <w:p>
+            <w:pPr>
+              <w:jc w:val="left"/>
+              <w:rPr>
+                <w:rFonts w:asciiTheme="majorHAnsi" w:hAnsiTheme="majorHAnsi" w:cstheme="majorHAnsi"/>
+                <w:color w:val="000000" w:themeColor="text1"/>
+                <w:sz w:val="26"/>
+                <w:szCs w:val="26"/>
+              </w:rPr>
+            </w:pPr>
+            <w:r>
+              <w:rPr>
+                <w:rFonts w:asciiTheme="majorHAnsi" w:hAnsiTheme="majorHAnsi" w:cstheme="majorHAnsi"/>
+                <w:color w:val="000000" w:themeColor="text1"/>
+                <w:sz w:val="26"/>
+                <w:szCs w:val="26"/>
+              </w:rPr>
+              <w:t xml:space="preserve">Conditional Split (CSPL - Validate and Window)</w:t>
+            </w:r>
+          </w:p>
+        </w:tc>
+      </w:tr>
+      <w:tr>
+        <w:tc>
+          <w:tcPr>
+            <w:tcW w:w="1805" w:type="dxa"/>
+          </w:tcPr>
+          <w:p>
+            <w:pPr>
+              <w:jc w:val="left"/>
+              <w:rPr>
+                <w:rFonts w:asciiTheme="majorHAnsi" w:hAnsiTheme="majorHAnsi" w:cstheme="majorHAnsi"/>
+                <w:color w:val="000000" w:themeColor="text1"/>
+                <w:sz w:val="26"/>
+                <w:szCs w:val="26"/>
+              </w:rPr>
+            </w:pPr>
+            <w:r>
+              <w:rPr>
+                <w:rFonts w:asciiTheme="majorHAnsi" w:hAnsiTheme="majorHAnsi" w:cstheme="majorHAnsi"/>
+                <w:color w:val="000000" w:themeColor="text1"/>
+                <w:sz w:val="26"/>
+                <w:szCs w:val="26"/>
+              </w:rPr>
+              <w:t xml:space="preserve">Bổ sung thành viên thiếu</w:t>
+            </w:r>
+          </w:p>
+        </w:tc>
+        <w:tc>
+          <w:tcPr>
+            <w:tcW w:w="4693" w:type="dxa"/>
+          </w:tcPr>
+          <w:p>
+            <w:pPr>
+              <w:jc w:val="left"/>
+              <w:rPr>
+                <w:rFonts w:asciiTheme="majorHAnsi" w:hAnsiTheme="majorHAnsi" w:cstheme="majorHAnsi"/>
+                <w:color w:val="000000" w:themeColor="text1"/>
+                <w:sz w:val="26"/>
+                <w:szCs w:val="26"/>
+              </w:rPr>
+            </w:pPr>
+            <w:r>
+              <w:rPr>
+                <w:rFonts w:asciiTheme="majorHAnsi" w:hAnsiTheme="majorHAnsi" w:cstheme="majorHAnsi"/>
+                <w:color w:val="000000" w:themeColor="text1"/>
+                <w:sz w:val="26"/>
+                <w:szCs w:val="26"/>
+              </w:rPr>
+              <w:t xml:space="preserve">CLB chỉ có trong fact → thêm vào Dim_Club với club_type = Other; khóa không tra được → -1 (dòng Unknown)</w:t>
+            </w:r>
+          </w:p>
+        </w:tc>
+        <w:tc>
+          <w:tcPr>
+            <w:tcW w:w="2528" w:type="dxa"/>
+          </w:tcPr>
+          <w:p>
+            <w:pPr>
+              <w:jc w:val="left"/>
+              <w:rPr>
+                <w:rFonts w:asciiTheme="majorHAnsi" w:hAnsiTheme="majorHAnsi" w:cstheme="majorHAnsi"/>
+                <w:color w:val="000000" w:themeColor="text1"/>
+                <w:sz w:val="26"/>
+                <w:szCs w:val="26"/>
+              </w:rPr>
+            </w:pPr>
+            <w:r>
+              <w:rPr>
+                <w:rFonts w:asciiTheme="majorHAnsi" w:hAnsiTheme="majorHAnsi" w:cstheme="majorHAnsi"/>
+                <w:color w:val="000000" w:themeColor="text1"/>
+                <w:sz w:val="26"/>
+                <w:szCs w:val="26"/>
+              </w:rPr>
+              <w:t xml:space="preserve">DF - Load DimClub (CLB chỉ có trong fact); DC - Unknown Keys</w:t>
             </w:r>
           </w:p>
         </w:tc>
@@ -30711,29 +31204,30 @@
           <w:sz w:val="26"/>
           <w:szCs w:val="26"/>
         </w:rPr>
-        <w:t>Dimension được nạp trước fact, theo thứ tự phụ thuộc dưới đây.</w:t>
+        <w:t>Dimension được nạp trong Container 02 theo thứ tự dưới đây; mỗi dimension là một data flow: đọc stage → làm sạch, ép kiểu, khử trùng → chuẩn hóa → Lookup dimension theo khóa tự nhiên.</w:t>
       </w:r>
     </w:p>
     <w:tbl>
       <w:tblPr>
         <w:tblStyle w:val="TableGrid"/>
+        <w:tblLook w:val="04A0" w:firstRow="1" w:lastRow="0" w:firstColumn="1" w:lastColumn="0" w:noHBand="0" w:noVBand="1"/>
         <w:tblW w:w="9026" w:type="dxa"/>
-        <w:tblLook w:val="04A0" w:firstRow="1" w:lastRow="0" w:firstColumn="1" w:lastColumn="0" w:noHBand="0" w:noVBand="1"/>
+        <w:tblLayout w:type="fixed"/>
       </w:tblPr>
       <w:tblGrid>
-        <w:gridCol w:w="887"/>
-        <w:gridCol w:w="2354"/>
-        <w:gridCol w:w="2174"/>
-        <w:gridCol w:w="3611"/>
+        <w:gridCol w:w="722"/>
+        <w:gridCol w:w="1624"/>
+        <w:gridCol w:w="4693"/>
+        <w:gridCol w:w="1987"/>
       </w:tblGrid>
       <w:tr>
         <w:tc>
           <w:tcPr>
-            <w:tcW w:w="900" w:type="dxa"/>
-          </w:tcPr>
-          <w:p>
-            <w:pPr>
-              <w:jc w:val="both"/>
+            <w:tcW w:w="722" w:type="dxa"/>
+          </w:tcPr>
+          <w:p>
+            <w:pPr>
+              <w:jc w:val="left"/>
               <w:rPr>
                 <w:rFonts w:asciiTheme="majorHAnsi" w:hAnsiTheme="majorHAnsi" w:cstheme="majorHAnsi"/>
                 <w:color w:val="000000" w:themeColor="text1"/>
@@ -30750,18 +31244,17 @@
                 <w:sz w:val="26"/>
                 <w:szCs w:val="26"/>
               </w:rPr>
-              <w:lastRenderedPageBreak/>
-              <w:t>Thứ tự</w:t>
-            </w:r>
-          </w:p>
-        </w:tc>
-        <w:tc>
-          <w:tcPr>
-            <w:tcW w:w="2300" w:type="dxa"/>
-          </w:tcPr>
-          <w:p>
-            <w:pPr>
-              <w:jc w:val="both"/>
+              <w:t xml:space="preserve">Thứ tự</w:t>
+            </w:r>
+          </w:p>
+        </w:tc>
+        <w:tc>
+          <w:tcPr>
+            <w:tcW w:w="1624" w:type="dxa"/>
+          </w:tcPr>
+          <w:p>
+            <w:pPr>
+              <w:jc w:val="left"/>
               <w:rPr>
                 <w:rFonts w:asciiTheme="majorHAnsi" w:hAnsiTheme="majorHAnsi" w:cstheme="majorHAnsi"/>
                 <w:color w:val="000000" w:themeColor="text1"/>
@@ -30778,17 +31271,17 @@
                 <w:sz w:val="26"/>
                 <w:szCs w:val="26"/>
               </w:rPr>
-              <w:t>Dimension</w:t>
-            </w:r>
-          </w:p>
-        </w:tc>
-        <w:tc>
-          <w:tcPr>
-            <w:tcW w:w="2100" w:type="dxa"/>
-          </w:tcPr>
-          <w:p>
-            <w:pPr>
-              <w:jc w:val="both"/>
+              <w:t xml:space="preserve">Dimension</w:t>
+            </w:r>
+          </w:p>
+        </w:tc>
+        <w:tc>
+          <w:tcPr>
+            <w:tcW w:w="4693" w:type="dxa"/>
+          </w:tcPr>
+          <w:p>
+            <w:pPr>
+              <w:jc w:val="left"/>
               <w:rPr>
                 <w:rFonts w:asciiTheme="majorHAnsi" w:hAnsiTheme="majorHAnsi" w:cstheme="majorHAnsi"/>
                 <w:color w:val="000000" w:themeColor="text1"/>
@@ -30805,17 +31298,17 @@
                 <w:sz w:val="26"/>
                 <w:szCs w:val="26"/>
               </w:rPr>
-              <w:t>Phụ thuộc</w:t>
-            </w:r>
-          </w:p>
-        </w:tc>
-        <w:tc>
-          <w:tcPr>
-            <w:tcW w:w="3726" w:type="dxa"/>
-          </w:tcPr>
-          <w:p>
-            <w:pPr>
-              <w:jc w:val="both"/>
+              <w:t xml:space="preserve">Data flow / cách nạp</w:t>
+            </w:r>
+          </w:p>
+        </w:tc>
+        <w:tc>
+          <w:tcPr>
+            <w:tcW w:w="1987" w:type="dxa"/>
+          </w:tcPr>
+          <w:p>
+            <w:pPr>
+              <w:jc w:val="left"/>
               <w:rPr>
                 <w:rFonts w:asciiTheme="majorHAnsi" w:hAnsiTheme="majorHAnsi" w:cstheme="majorHAnsi"/>
                 <w:color w:val="000000" w:themeColor="text1"/>
@@ -30832,7 +31325,7 @@
                 <w:sz w:val="26"/>
                 <w:szCs w:val="26"/>
               </w:rPr>
-              <w:t>Cách nạp</w:t>
+              <w:t xml:space="preserve">Xử lý thay đổi</w:t>
             </w:r>
           </w:p>
         </w:tc>
@@ -30840,101 +31333,101 @@
       <w:tr>
         <w:tc>
           <w:tcPr>
-            <w:tcW w:w="900" w:type="dxa"/>
-          </w:tcPr>
-          <w:p>
-            <w:pPr>
-              <w:jc w:val="both"/>
-              <w:rPr>
-                <w:rFonts w:asciiTheme="majorHAnsi" w:hAnsiTheme="majorHAnsi" w:cstheme="majorHAnsi"/>
-                <w:color w:val="000000" w:themeColor="text1"/>
-                <w:sz w:val="26"/>
-                <w:szCs w:val="26"/>
-              </w:rPr>
-            </w:pPr>
-            <w:r>
-              <w:rPr>
-                <w:rFonts w:asciiTheme="majorHAnsi" w:hAnsiTheme="majorHAnsi" w:cstheme="majorHAnsi"/>
-                <w:color w:val="000000" w:themeColor="text1"/>
-                <w:sz w:val="26"/>
-                <w:szCs w:val="26"/>
-              </w:rPr>
-              <w:t>1</w:t>
-            </w:r>
-          </w:p>
-        </w:tc>
-        <w:tc>
-          <w:tcPr>
-            <w:tcW w:w="2300" w:type="dxa"/>
-          </w:tcPr>
-          <w:p>
-            <w:pPr>
-              <w:jc w:val="both"/>
-              <w:rPr>
-                <w:rFonts w:asciiTheme="majorHAnsi" w:hAnsiTheme="majorHAnsi" w:cstheme="majorHAnsi"/>
-                <w:color w:val="000000" w:themeColor="text1"/>
-                <w:sz w:val="26"/>
-                <w:szCs w:val="26"/>
-              </w:rPr>
-            </w:pPr>
-            <w:r>
-              <w:rPr>
-                <w:rFonts w:asciiTheme="majorHAnsi" w:hAnsiTheme="majorHAnsi" w:cstheme="majorHAnsi"/>
-                <w:color w:val="000000" w:themeColor="text1"/>
-                <w:sz w:val="26"/>
-                <w:szCs w:val="26"/>
-              </w:rPr>
-              <w:t>Dim_Date, Dim_Season, Dim_Transfer_Type</w:t>
-            </w:r>
-          </w:p>
-        </w:tc>
-        <w:tc>
-          <w:tcPr>
-            <w:tcW w:w="2100" w:type="dxa"/>
-          </w:tcPr>
-          <w:p>
-            <w:pPr>
-              <w:jc w:val="both"/>
-              <w:rPr>
-                <w:rFonts w:asciiTheme="majorHAnsi" w:hAnsiTheme="majorHAnsi" w:cstheme="majorHAnsi"/>
-                <w:color w:val="000000" w:themeColor="text1"/>
-                <w:sz w:val="26"/>
-                <w:szCs w:val="26"/>
-              </w:rPr>
-            </w:pPr>
-            <w:r>
-              <w:rPr>
-                <w:rFonts w:asciiTheme="majorHAnsi" w:hAnsiTheme="majorHAnsi" w:cstheme="majorHAnsi"/>
-                <w:color w:val="000000" w:themeColor="text1"/>
-                <w:sz w:val="26"/>
-                <w:szCs w:val="26"/>
-              </w:rPr>
-              <w:t>Không</w:t>
-            </w:r>
-          </w:p>
-        </w:tc>
-        <w:tc>
-          <w:tcPr>
-            <w:tcW w:w="3726" w:type="dxa"/>
-          </w:tcPr>
-          <w:p>
-            <w:pPr>
-              <w:jc w:val="both"/>
-              <w:rPr>
-                <w:rFonts w:asciiTheme="majorHAnsi" w:hAnsiTheme="majorHAnsi" w:cstheme="majorHAnsi"/>
-                <w:color w:val="000000" w:themeColor="text1"/>
-                <w:sz w:val="26"/>
-                <w:szCs w:val="26"/>
-              </w:rPr>
-            </w:pPr>
-            <w:r>
-              <w:rPr>
-                <w:rFonts w:asciiTheme="majorHAnsi" w:hAnsiTheme="majorHAnsi" w:cstheme="majorHAnsi"/>
-                <w:color w:val="000000" w:themeColor="text1"/>
-                <w:sz w:val="26"/>
-                <w:szCs w:val="26"/>
-              </w:rPr>
-              <w:t>Sinh sẵn một lần (bảng tĩnh); Dim_Season bổ sung mùa mới khi xuất hiện.</w:t>
+            <w:tcW w:w="722" w:type="dxa"/>
+          </w:tcPr>
+          <w:p>
+            <w:pPr>
+              <w:jc w:val="left"/>
+              <w:rPr>
+                <w:rFonts w:asciiTheme="majorHAnsi" w:hAnsiTheme="majorHAnsi" w:cstheme="majorHAnsi"/>
+                <w:color w:val="000000" w:themeColor="text1"/>
+                <w:sz w:val="26"/>
+                <w:szCs w:val="26"/>
+              </w:rPr>
+            </w:pPr>
+            <w:r>
+              <w:rPr>
+                <w:rFonts w:asciiTheme="majorHAnsi" w:hAnsiTheme="majorHAnsi" w:cstheme="majorHAnsi"/>
+                <w:color w:val="000000" w:themeColor="text1"/>
+                <w:sz w:val="26"/>
+                <w:szCs w:val="26"/>
+              </w:rPr>
+              <w:t xml:space="preserve">0</w:t>
+            </w:r>
+          </w:p>
+        </w:tc>
+        <w:tc>
+          <w:tcPr>
+            <w:tcW w:w="1624" w:type="dxa"/>
+          </w:tcPr>
+          <w:p>
+            <w:pPr>
+              <w:jc w:val="left"/>
+              <w:rPr>
+                <w:rFonts w:asciiTheme="majorHAnsi" w:hAnsiTheme="majorHAnsi" w:cstheme="majorHAnsi"/>
+                <w:color w:val="000000" w:themeColor="text1"/>
+                <w:sz w:val="26"/>
+                <w:szCs w:val="26"/>
+              </w:rPr>
+            </w:pPr>
+            <w:r>
+              <w:rPr>
+                <w:rFonts w:asciiTheme="majorHAnsi" w:hAnsiTheme="majorHAnsi" w:cstheme="majorHAnsi"/>
+                <w:color w:val="000000" w:themeColor="text1"/>
+                <w:sz w:val="26"/>
+                <w:szCs w:val="26"/>
+              </w:rPr>
+              <w:t xml:space="preserve">Dim_Date, Dim_Season, Dim_Transfer_Type</w:t>
+            </w:r>
+          </w:p>
+        </w:tc>
+        <w:tc>
+          <w:tcPr>
+            <w:tcW w:w="4693" w:type="dxa"/>
+          </w:tcPr>
+          <w:p>
+            <w:pPr>
+              <w:jc w:val="left"/>
+              <w:rPr>
+                <w:rFonts w:asciiTheme="majorHAnsi" w:hAnsiTheme="majorHAnsi" w:cstheme="majorHAnsi"/>
+                <w:color w:val="000000" w:themeColor="text1"/>
+                <w:sz w:val="26"/>
+                <w:szCs w:val="26"/>
+              </w:rPr>
+            </w:pPr>
+            <w:r>
+              <w:rPr>
+                <w:rFonts w:asciiTheme="majorHAnsi" w:hAnsiTheme="majorHAnsi" w:cstheme="majorHAnsi"/>
+                <w:color w:val="000000" w:themeColor="text1"/>
+                <w:sz w:val="26"/>
+                <w:szCs w:val="26"/>
+              </w:rPr>
+              <w:t xml:space="preserve">Sinh sẵn bởi script 01_create_dw.sql (bảng tĩnh), kèm dòng Unknown -1 cho mọi dimension</w:t>
+            </w:r>
+          </w:p>
+        </w:tc>
+        <w:tc>
+          <w:tcPr>
+            <w:tcW w:w="1987" w:type="dxa"/>
+          </w:tcPr>
+          <w:p>
+            <w:pPr>
+              <w:jc w:val="left"/>
+              <w:rPr>
+                <w:rFonts w:asciiTheme="majorHAnsi" w:hAnsiTheme="majorHAnsi" w:cstheme="majorHAnsi"/>
+                <w:color w:val="000000" w:themeColor="text1"/>
+                <w:sz w:val="26"/>
+                <w:szCs w:val="26"/>
+              </w:rPr>
+            </w:pPr>
+            <w:r>
+              <w:rPr>
+                <w:rFonts w:asciiTheme="majorHAnsi" w:hAnsiTheme="majorHAnsi" w:cstheme="majorHAnsi"/>
+                <w:color w:val="000000" w:themeColor="text1"/>
+                <w:sz w:val="26"/>
+                <w:szCs w:val="26"/>
+              </w:rPr>
+              <w:t xml:space="preserve">Không áp dụng SCD</w:t>
             </w:r>
           </w:p>
         </w:tc>
@@ -30942,101 +31435,101 @@
       <w:tr>
         <w:tc>
           <w:tcPr>
-            <w:tcW w:w="900" w:type="dxa"/>
-          </w:tcPr>
-          <w:p>
-            <w:pPr>
-              <w:jc w:val="both"/>
-              <w:rPr>
-                <w:rFonts w:asciiTheme="majorHAnsi" w:hAnsiTheme="majorHAnsi" w:cstheme="majorHAnsi"/>
-                <w:color w:val="000000" w:themeColor="text1"/>
-                <w:sz w:val="26"/>
-                <w:szCs w:val="26"/>
-              </w:rPr>
-            </w:pPr>
-            <w:r>
-              <w:rPr>
-                <w:rFonts w:asciiTheme="majorHAnsi" w:hAnsiTheme="majorHAnsi" w:cstheme="majorHAnsi"/>
-                <w:color w:val="000000" w:themeColor="text1"/>
-                <w:sz w:val="26"/>
-                <w:szCs w:val="26"/>
-              </w:rPr>
-              <w:t>2</w:t>
-            </w:r>
-          </w:p>
-        </w:tc>
-        <w:tc>
-          <w:tcPr>
-            <w:tcW w:w="2300" w:type="dxa"/>
-          </w:tcPr>
-          <w:p>
-            <w:pPr>
-              <w:jc w:val="both"/>
-              <w:rPr>
-                <w:rFonts w:asciiTheme="majorHAnsi" w:hAnsiTheme="majorHAnsi" w:cstheme="majorHAnsi"/>
-                <w:color w:val="000000" w:themeColor="text1"/>
-                <w:sz w:val="26"/>
-                <w:szCs w:val="26"/>
-              </w:rPr>
-            </w:pPr>
-            <w:r>
-              <w:rPr>
-                <w:rFonts w:asciiTheme="majorHAnsi" w:hAnsiTheme="majorHAnsi" w:cstheme="majorHAnsi"/>
-                <w:color w:val="000000" w:themeColor="text1"/>
-                <w:sz w:val="26"/>
-                <w:szCs w:val="26"/>
-              </w:rPr>
-              <w:t>Dim_Competition</w:t>
-            </w:r>
-          </w:p>
-        </w:tc>
-        <w:tc>
-          <w:tcPr>
-            <w:tcW w:w="2100" w:type="dxa"/>
-          </w:tcPr>
-          <w:p>
-            <w:pPr>
-              <w:jc w:val="both"/>
-              <w:rPr>
-                <w:rFonts w:asciiTheme="majorHAnsi" w:hAnsiTheme="majorHAnsi" w:cstheme="majorHAnsi"/>
-                <w:color w:val="000000" w:themeColor="text1"/>
-                <w:sz w:val="26"/>
-                <w:szCs w:val="26"/>
-              </w:rPr>
-            </w:pPr>
-            <w:r>
-              <w:rPr>
-                <w:rFonts w:asciiTheme="majorHAnsi" w:hAnsiTheme="majorHAnsi" w:cstheme="majorHAnsi"/>
-                <w:color w:val="000000" w:themeColor="text1"/>
-                <w:sz w:val="26"/>
-                <w:szCs w:val="26"/>
-              </w:rPr>
-              <w:t>countries</w:t>
-            </w:r>
-          </w:p>
-        </w:tc>
-        <w:tc>
-          <w:tcPr>
-            <w:tcW w:w="3726" w:type="dxa"/>
-          </w:tcPr>
-          <w:p>
-            <w:pPr>
-              <w:jc w:val="both"/>
-              <w:rPr>
-                <w:rFonts w:asciiTheme="majorHAnsi" w:hAnsiTheme="majorHAnsi" w:cstheme="majorHAnsi"/>
-                <w:color w:val="000000" w:themeColor="text1"/>
-                <w:sz w:val="26"/>
-                <w:szCs w:val="26"/>
-              </w:rPr>
-            </w:pPr>
-            <w:r>
-              <w:rPr>
-                <w:rFonts w:asciiTheme="majorHAnsi" w:hAnsiTheme="majorHAnsi" w:cstheme="majorHAnsi"/>
-                <w:color w:val="000000" w:themeColor="text1"/>
-                <w:sz w:val="26"/>
-                <w:szCs w:val="26"/>
-              </w:rPr>
-              <w:t>SCD Type 1: MERGE theo competition_id; quốc gia và liên đoàn gộp thẳng từ countries.</w:t>
+            <w:tcW w:w="722" w:type="dxa"/>
+          </w:tcPr>
+          <w:p>
+            <w:pPr>
+              <w:jc w:val="left"/>
+              <w:rPr>
+                <w:rFonts w:asciiTheme="majorHAnsi" w:hAnsiTheme="majorHAnsi" w:cstheme="majorHAnsi"/>
+                <w:color w:val="000000" w:themeColor="text1"/>
+                <w:sz w:val="26"/>
+                <w:szCs w:val="26"/>
+              </w:rPr>
+            </w:pPr>
+            <w:r>
+              <w:rPr>
+                <w:rFonts w:asciiTheme="majorHAnsi" w:hAnsiTheme="majorHAnsi" w:cstheme="majorHAnsi"/>
+                <w:color w:val="000000" w:themeColor="text1"/>
+                <w:sz w:val="26"/>
+                <w:szCs w:val="26"/>
+              </w:rPr>
+              <w:t xml:space="preserve">1</w:t>
+            </w:r>
+          </w:p>
+        </w:tc>
+        <w:tc>
+          <w:tcPr>
+            <w:tcW w:w="1624" w:type="dxa"/>
+          </w:tcPr>
+          <w:p>
+            <w:pPr>
+              <w:jc w:val="left"/>
+              <w:rPr>
+                <w:rFonts w:asciiTheme="majorHAnsi" w:hAnsiTheme="majorHAnsi" w:cstheme="majorHAnsi"/>
+                <w:color w:val="000000" w:themeColor="text1"/>
+                <w:sz w:val="26"/>
+                <w:szCs w:val="26"/>
+              </w:rPr>
+            </w:pPr>
+            <w:r>
+              <w:rPr>
+                <w:rFonts w:asciiTheme="majorHAnsi" w:hAnsiTheme="majorHAnsi" w:cstheme="majorHAnsi"/>
+                <w:color w:val="000000" w:themeColor="text1"/>
+                <w:sz w:val="26"/>
+                <w:szCs w:val="26"/>
+              </w:rPr>
+              <w:t xml:space="preserve">Dim_Competition</w:t>
+            </w:r>
+          </w:p>
+        </w:tc>
+        <w:tc>
+          <w:tcPr>
+            <w:tcW w:w="4693" w:type="dxa"/>
+          </w:tcPr>
+          <w:p>
+            <w:pPr>
+              <w:jc w:val="left"/>
+              <w:rPr>
+                <w:rFonts w:asciiTheme="majorHAnsi" w:hAnsiTheme="majorHAnsi" w:cstheme="majorHAnsi"/>
+                <w:color w:val="000000" w:themeColor="text1"/>
+                <w:sz w:val="26"/>
+                <w:szCs w:val="26"/>
+              </w:rPr>
+            </w:pPr>
+            <w:r>
+              <w:rPr>
+                <w:rFonts w:asciiTheme="majorHAnsi" w:hAnsiTheme="majorHAnsi" w:cstheme="majorHAnsi"/>
+                <w:color w:val="000000" w:themeColor="text1"/>
+                <w:sz w:val="26"/>
+                <w:szCs w:val="26"/>
+              </w:rPr>
+              <w:t xml:space="preserve">DF - Load DimCompetition: SRC → Clean Text → Sort → LKP stg Countries → Standardize → LKP DimCompetition</w:t>
+            </w:r>
+          </w:p>
+        </w:tc>
+        <w:tc>
+          <w:tcPr>
+            <w:tcW w:w="1987" w:type="dxa"/>
+          </w:tcPr>
+          <w:p>
+            <w:pPr>
+              <w:jc w:val="left"/>
+              <w:rPr>
+                <w:rFonts w:asciiTheme="majorHAnsi" w:hAnsiTheme="majorHAnsi" w:cstheme="majorHAnsi"/>
+                <w:color w:val="000000" w:themeColor="text1"/>
+                <w:sz w:val="26"/>
+                <w:szCs w:val="26"/>
+              </w:rPr>
+            </w:pPr>
+            <w:r>
+              <w:rPr>
+                <w:rFonts w:asciiTheme="majorHAnsi" w:hAnsiTheme="majorHAnsi" w:cstheme="majorHAnsi"/>
+                <w:color w:val="000000" w:themeColor="text1"/>
+                <w:sz w:val="26"/>
+                <w:szCs w:val="26"/>
+              </w:rPr>
+              <w:t xml:space="preserve">SCD1: OLE DB Command UPDATE</w:t>
             </w:r>
           </w:p>
         </w:tc>
@@ -31044,101 +31537,101 @@
       <w:tr>
         <w:tc>
           <w:tcPr>
-            <w:tcW w:w="900" w:type="dxa"/>
-          </w:tcPr>
-          <w:p>
-            <w:pPr>
-              <w:jc w:val="both"/>
-              <w:rPr>
-                <w:rFonts w:asciiTheme="majorHAnsi" w:hAnsiTheme="majorHAnsi" w:cstheme="majorHAnsi"/>
-                <w:color w:val="000000" w:themeColor="text1"/>
-                <w:sz w:val="26"/>
-                <w:szCs w:val="26"/>
-              </w:rPr>
-            </w:pPr>
-            <w:r>
-              <w:rPr>
-                <w:rFonts w:asciiTheme="majorHAnsi" w:hAnsiTheme="majorHAnsi" w:cstheme="majorHAnsi"/>
-                <w:color w:val="000000" w:themeColor="text1"/>
-                <w:sz w:val="26"/>
-                <w:szCs w:val="26"/>
-              </w:rPr>
-              <w:t>3</w:t>
-            </w:r>
-          </w:p>
-        </w:tc>
-        <w:tc>
-          <w:tcPr>
-            <w:tcW w:w="2300" w:type="dxa"/>
-          </w:tcPr>
-          <w:p>
-            <w:pPr>
-              <w:jc w:val="both"/>
-              <w:rPr>
-                <w:rFonts w:asciiTheme="majorHAnsi" w:hAnsiTheme="majorHAnsi" w:cstheme="majorHAnsi"/>
-                <w:color w:val="000000" w:themeColor="text1"/>
-                <w:sz w:val="26"/>
-                <w:szCs w:val="26"/>
-              </w:rPr>
-            </w:pPr>
-            <w:r>
-              <w:rPr>
-                <w:rFonts w:asciiTheme="majorHAnsi" w:hAnsiTheme="majorHAnsi" w:cstheme="majorHAnsi"/>
-                <w:color w:val="000000" w:themeColor="text1"/>
-                <w:sz w:val="26"/>
-                <w:szCs w:val="26"/>
-              </w:rPr>
-              <w:t>Dim_Club</w:t>
-            </w:r>
-          </w:p>
-        </w:tc>
-        <w:tc>
-          <w:tcPr>
-            <w:tcW w:w="2100" w:type="dxa"/>
-          </w:tcPr>
-          <w:p>
-            <w:pPr>
-              <w:jc w:val="both"/>
-              <w:rPr>
-                <w:rFonts w:asciiTheme="majorHAnsi" w:hAnsiTheme="majorHAnsi" w:cstheme="majorHAnsi"/>
-                <w:color w:val="000000" w:themeColor="text1"/>
-                <w:sz w:val="26"/>
-                <w:szCs w:val="26"/>
-              </w:rPr>
-            </w:pPr>
-            <w:r>
-              <w:rPr>
-                <w:rFonts w:asciiTheme="majorHAnsi" w:hAnsiTheme="majorHAnsi" w:cstheme="majorHAnsi"/>
-                <w:color w:val="000000" w:themeColor="text1"/>
-                <w:sz w:val="26"/>
-                <w:szCs w:val="26"/>
-              </w:rPr>
-              <w:t>Dim_Competition, national_teams</w:t>
-            </w:r>
-          </w:p>
-        </w:tc>
-        <w:tc>
-          <w:tcPr>
-            <w:tcW w:w="3726" w:type="dxa"/>
-          </w:tcPr>
-          <w:p>
-            <w:pPr>
-              <w:jc w:val="both"/>
-              <w:rPr>
-                <w:rFonts w:asciiTheme="majorHAnsi" w:hAnsiTheme="majorHAnsi" w:cstheme="majorHAnsi"/>
-                <w:color w:val="000000" w:themeColor="text1"/>
-                <w:sz w:val="26"/>
-                <w:szCs w:val="26"/>
-              </w:rPr>
-            </w:pPr>
-            <w:r>
-              <w:rPr>
-                <w:rFonts w:asciiTheme="majorHAnsi" w:hAnsiTheme="majorHAnsi" w:cstheme="majorHAnsi"/>
-                <w:color w:val="000000" w:themeColor="text1"/>
-                <w:sz w:val="26"/>
-                <w:szCs w:val="26"/>
-              </w:rPr>
-              <w:t>Ghép clubs, national_teams và các club_id thiếu; áp dụng SCD Type 1, 2, 3 theo mục 5.4.</w:t>
+            <w:tcW w:w="722" w:type="dxa"/>
+          </w:tcPr>
+          <w:p>
+            <w:pPr>
+              <w:jc w:val="left"/>
+              <w:rPr>
+                <w:rFonts w:asciiTheme="majorHAnsi" w:hAnsiTheme="majorHAnsi" w:cstheme="majorHAnsi"/>
+                <w:color w:val="000000" w:themeColor="text1"/>
+                <w:sz w:val="26"/>
+                <w:szCs w:val="26"/>
+              </w:rPr>
+            </w:pPr>
+            <w:r>
+              <w:rPr>
+                <w:rFonts w:asciiTheme="majorHAnsi" w:hAnsiTheme="majorHAnsi" w:cstheme="majorHAnsi"/>
+                <w:color w:val="000000" w:themeColor="text1"/>
+                <w:sz w:val="26"/>
+                <w:szCs w:val="26"/>
+              </w:rPr>
+              <w:t xml:space="preserve">2</w:t>
+            </w:r>
+          </w:p>
+        </w:tc>
+        <w:tc>
+          <w:tcPr>
+            <w:tcW w:w="1624" w:type="dxa"/>
+          </w:tcPr>
+          <w:p>
+            <w:pPr>
+              <w:jc w:val="left"/>
+              <w:rPr>
+                <w:rFonts w:asciiTheme="majorHAnsi" w:hAnsiTheme="majorHAnsi" w:cstheme="majorHAnsi"/>
+                <w:color w:val="000000" w:themeColor="text1"/>
+                <w:sz w:val="26"/>
+                <w:szCs w:val="26"/>
+              </w:rPr>
+            </w:pPr>
+            <w:r>
+              <w:rPr>
+                <w:rFonts w:asciiTheme="majorHAnsi" w:hAnsiTheme="majorHAnsi" w:cstheme="majorHAnsi"/>
+                <w:color w:val="000000" w:themeColor="text1"/>
+                <w:sz w:val="26"/>
+                <w:szCs w:val="26"/>
+              </w:rPr>
+              <w:t xml:space="preserve">Dim_Club</w:t>
+            </w:r>
+          </w:p>
+        </w:tc>
+        <w:tc>
+          <w:tcPr>
+            <w:tcW w:w="4693" w:type="dxa"/>
+          </w:tcPr>
+          <w:p>
+            <w:pPr>
+              <w:jc w:val="left"/>
+              <w:rPr>
+                <w:rFonts w:asciiTheme="majorHAnsi" w:hAnsiTheme="majorHAnsi" w:cstheme="majorHAnsi"/>
+                <w:color w:val="000000" w:themeColor="text1"/>
+                <w:sz w:val="26"/>
+                <w:szCs w:val="26"/>
+              </w:rPr>
+            </w:pPr>
+            <w:r>
+              <w:rPr>
+                <w:rFonts w:asciiTheme="majorHAnsi" w:hAnsiTheme="majorHAnsi" w:cstheme="majorHAnsi"/>
+                <w:color w:val="000000" w:themeColor="text1"/>
+                <w:sz w:val="26"/>
+                <w:szCs w:val="26"/>
+              </w:rPr>
+              <w:t xml:space="preserve">DF - Load DimClub: 2 nguồn (clubs, national_teams) → Union All → Clean → Convert → Sort → LKP Dim_Competition (giải) → Standardize → LKP DimClub</w:t>
+            </w:r>
+          </w:p>
+        </w:tc>
+        <w:tc>
+          <w:tcPr>
+            <w:tcW w:w="1987" w:type="dxa"/>
+          </w:tcPr>
+          <w:p>
+            <w:pPr>
+              <w:jc w:val="left"/>
+              <w:rPr>
+                <w:rFonts w:asciiTheme="majorHAnsi" w:hAnsiTheme="majorHAnsi" w:cstheme="majorHAnsi"/>
+                <w:color w:val="000000" w:themeColor="text1"/>
+                <w:sz w:val="26"/>
+                <w:szCs w:val="26"/>
+              </w:rPr>
+            </w:pPr>
+            <w:r>
+              <w:rPr>
+                <w:rFonts w:asciiTheme="majorHAnsi" w:hAnsiTheme="majorHAnsi" w:cstheme="majorHAnsi"/>
+                <w:color w:val="000000" w:themeColor="text1"/>
+                <w:sz w:val="26"/>
+                <w:szCs w:val="26"/>
+              </w:rPr>
+              <w:t xml:space="preserve">SCD2 sân nhà, SCD3 giải VĐQG, SCD1 các thuộc tính còn lại</w:t>
             </w:r>
           </w:p>
         </w:tc>
@@ -31146,101 +31639,101 @@
       <w:tr>
         <w:tc>
           <w:tcPr>
-            <w:tcW w:w="900" w:type="dxa"/>
-          </w:tcPr>
-          <w:p>
-            <w:pPr>
-              <w:jc w:val="both"/>
-              <w:rPr>
-                <w:rFonts w:asciiTheme="majorHAnsi" w:hAnsiTheme="majorHAnsi" w:cstheme="majorHAnsi"/>
-                <w:color w:val="000000" w:themeColor="text1"/>
-                <w:sz w:val="26"/>
-                <w:szCs w:val="26"/>
-              </w:rPr>
-            </w:pPr>
-            <w:r>
-              <w:rPr>
-                <w:rFonts w:asciiTheme="majorHAnsi" w:hAnsiTheme="majorHAnsi" w:cstheme="majorHAnsi"/>
-                <w:color w:val="000000" w:themeColor="text1"/>
-                <w:sz w:val="26"/>
-                <w:szCs w:val="26"/>
-              </w:rPr>
-              <w:t>4</w:t>
-            </w:r>
-          </w:p>
-        </w:tc>
-        <w:tc>
-          <w:tcPr>
-            <w:tcW w:w="2300" w:type="dxa"/>
-          </w:tcPr>
-          <w:p>
-            <w:pPr>
-              <w:jc w:val="both"/>
-              <w:rPr>
-                <w:rFonts w:asciiTheme="majorHAnsi" w:hAnsiTheme="majorHAnsi" w:cstheme="majorHAnsi"/>
-                <w:color w:val="000000" w:themeColor="text1"/>
-                <w:sz w:val="26"/>
-                <w:szCs w:val="26"/>
-              </w:rPr>
-            </w:pPr>
-            <w:r>
-              <w:rPr>
-                <w:rFonts w:asciiTheme="majorHAnsi" w:hAnsiTheme="majorHAnsi" w:cstheme="majorHAnsi"/>
-                <w:color w:val="000000" w:themeColor="text1"/>
-                <w:sz w:val="26"/>
-                <w:szCs w:val="26"/>
-              </w:rPr>
-              <w:t>Dim_Player</w:t>
-            </w:r>
-          </w:p>
-        </w:tc>
-        <w:tc>
-          <w:tcPr>
-            <w:tcW w:w="2100" w:type="dxa"/>
-          </w:tcPr>
-          <w:p>
-            <w:pPr>
-              <w:jc w:val="both"/>
-              <w:rPr>
-                <w:rFonts w:asciiTheme="majorHAnsi" w:hAnsiTheme="majorHAnsi" w:cstheme="majorHAnsi"/>
-                <w:color w:val="000000" w:themeColor="text1"/>
-                <w:sz w:val="26"/>
-                <w:szCs w:val="26"/>
-              </w:rPr>
-            </w:pPr>
-            <w:r>
-              <w:rPr>
-                <w:rFonts w:asciiTheme="majorHAnsi" w:hAnsiTheme="majorHAnsi" w:cstheme="majorHAnsi"/>
-                <w:color w:val="000000" w:themeColor="text1"/>
-                <w:sz w:val="26"/>
-                <w:szCs w:val="26"/>
-              </w:rPr>
-              <w:t>players</w:t>
-            </w:r>
-          </w:p>
-        </w:tc>
-        <w:tc>
-          <w:tcPr>
-            <w:tcW w:w="3726" w:type="dxa"/>
-          </w:tcPr>
-          <w:p>
-            <w:pPr>
-              <w:jc w:val="both"/>
-              <w:rPr>
-                <w:rFonts w:asciiTheme="majorHAnsi" w:hAnsiTheme="majorHAnsi" w:cstheme="majorHAnsi"/>
-                <w:color w:val="000000" w:themeColor="text1"/>
-                <w:sz w:val="26"/>
-                <w:szCs w:val="26"/>
-              </w:rPr>
-            </w:pPr>
-            <w:r>
-              <w:rPr>
-                <w:rFonts w:asciiTheme="majorHAnsi" w:hAnsiTheme="majorHAnsi" w:cstheme="majorHAnsi"/>
-                <w:color w:val="000000" w:themeColor="text1"/>
-                <w:sz w:val="26"/>
-                <w:szCs w:val="26"/>
-              </w:rPr>
-              <w:t>Áp dụng SCD Type 1, 2 theo mục 5.5; bổ sung cầu thủ thiếu.</w:t>
+            <w:tcW w:w="722" w:type="dxa"/>
+          </w:tcPr>
+          <w:p>
+            <w:pPr>
+              <w:jc w:val="left"/>
+              <w:rPr>
+                <w:rFonts w:asciiTheme="majorHAnsi" w:hAnsiTheme="majorHAnsi" w:cstheme="majorHAnsi"/>
+                <w:color w:val="000000" w:themeColor="text1"/>
+                <w:sz w:val="26"/>
+                <w:szCs w:val="26"/>
+              </w:rPr>
+            </w:pPr>
+            <w:r>
+              <w:rPr>
+                <w:rFonts w:asciiTheme="majorHAnsi" w:hAnsiTheme="majorHAnsi" w:cstheme="majorHAnsi"/>
+                <w:color w:val="000000" w:themeColor="text1"/>
+                <w:sz w:val="26"/>
+                <w:szCs w:val="26"/>
+              </w:rPr>
+              <w:t xml:space="preserve">3</w:t>
+            </w:r>
+          </w:p>
+        </w:tc>
+        <w:tc>
+          <w:tcPr>
+            <w:tcW w:w="1624" w:type="dxa"/>
+          </w:tcPr>
+          <w:p>
+            <w:pPr>
+              <w:jc w:val="left"/>
+              <w:rPr>
+                <w:rFonts w:asciiTheme="majorHAnsi" w:hAnsiTheme="majorHAnsi" w:cstheme="majorHAnsi"/>
+                <w:color w:val="000000" w:themeColor="text1"/>
+                <w:sz w:val="26"/>
+                <w:szCs w:val="26"/>
+              </w:rPr>
+            </w:pPr>
+            <w:r>
+              <w:rPr>
+                <w:rFonts w:asciiTheme="majorHAnsi" w:hAnsiTheme="majorHAnsi" w:cstheme="majorHAnsi"/>
+                <w:color w:val="000000" w:themeColor="text1"/>
+                <w:sz w:val="26"/>
+                <w:szCs w:val="26"/>
+              </w:rPr>
+              <w:t xml:space="preserve">Dim_Club (Other)</w:t>
+            </w:r>
+          </w:p>
+        </w:tc>
+        <w:tc>
+          <w:tcPr>
+            <w:tcW w:w="4693" w:type="dxa"/>
+          </w:tcPr>
+          <w:p>
+            <w:pPr>
+              <w:jc w:val="left"/>
+              <w:rPr>
+                <w:rFonts w:asciiTheme="majorHAnsi" w:hAnsiTheme="majorHAnsi" w:cstheme="majorHAnsi"/>
+                <w:color w:val="000000" w:themeColor="text1"/>
+                <w:sz w:val="26"/>
+                <w:szCs w:val="26"/>
+              </w:rPr>
+            </w:pPr>
+            <w:r>
+              <w:rPr>
+                <w:rFonts w:asciiTheme="majorHAnsi" w:hAnsiTheme="majorHAnsi" w:cstheme="majorHAnsi"/>
+                <w:color w:val="000000" w:themeColor="text1"/>
+                <w:sz w:val="26"/>
+                <w:szCs w:val="26"/>
+              </w:rPr>
+              <w:t xml:space="preserve">DF - Load DimClub (CLB chỉ có trong fact): 5 nguồn → Union All → Clean → Convert → Sort → LKP DimClub → dòng chưa có thì thêm với club_type = Other</w:t>
+            </w:r>
+          </w:p>
+        </w:tc>
+        <w:tc>
+          <w:tcPr>
+            <w:tcW w:w="1987" w:type="dxa"/>
+          </w:tcPr>
+          <w:p>
+            <w:pPr>
+              <w:jc w:val="left"/>
+              <w:rPr>
+                <w:rFonts w:asciiTheme="majorHAnsi" w:hAnsiTheme="majorHAnsi" w:cstheme="majorHAnsi"/>
+                <w:color w:val="000000" w:themeColor="text1"/>
+                <w:sz w:val="26"/>
+                <w:szCs w:val="26"/>
+              </w:rPr>
+            </w:pPr>
+            <w:r>
+              <w:rPr>
+                <w:rFonts w:asciiTheme="majorHAnsi" w:hAnsiTheme="majorHAnsi" w:cstheme="majorHAnsi"/>
+                <w:color w:val="000000" w:themeColor="text1"/>
+                <w:sz w:val="26"/>
+                <w:szCs w:val="26"/>
+              </w:rPr>
+              <w:t xml:space="preserve">Chỉ thêm mới</w:t>
             </w:r>
           </w:p>
         </w:tc>
@@ -31248,101 +31741,101 @@
       <w:tr>
         <w:tc>
           <w:tcPr>
-            <w:tcW w:w="900" w:type="dxa"/>
-          </w:tcPr>
-          <w:p>
-            <w:pPr>
-              <w:jc w:val="both"/>
-              <w:rPr>
-                <w:rFonts w:asciiTheme="majorHAnsi" w:hAnsiTheme="majorHAnsi" w:cstheme="majorHAnsi"/>
-                <w:color w:val="000000" w:themeColor="text1"/>
-                <w:sz w:val="26"/>
-                <w:szCs w:val="26"/>
-              </w:rPr>
-            </w:pPr>
-            <w:r>
-              <w:rPr>
-                <w:rFonts w:asciiTheme="majorHAnsi" w:hAnsiTheme="majorHAnsi" w:cstheme="majorHAnsi"/>
-                <w:color w:val="000000" w:themeColor="text1"/>
-                <w:sz w:val="26"/>
-                <w:szCs w:val="26"/>
-              </w:rPr>
-              <w:t>5</w:t>
-            </w:r>
-          </w:p>
-        </w:tc>
-        <w:tc>
-          <w:tcPr>
-            <w:tcW w:w="2300" w:type="dxa"/>
-          </w:tcPr>
-          <w:p>
-            <w:pPr>
-              <w:jc w:val="both"/>
-              <w:rPr>
-                <w:rFonts w:asciiTheme="majorHAnsi" w:hAnsiTheme="majorHAnsi" w:cstheme="majorHAnsi"/>
-                <w:color w:val="000000" w:themeColor="text1"/>
-                <w:sz w:val="26"/>
-                <w:szCs w:val="26"/>
-              </w:rPr>
-            </w:pPr>
-            <w:r>
-              <w:rPr>
-                <w:rFonts w:asciiTheme="majorHAnsi" w:hAnsiTheme="majorHAnsi" w:cstheme="majorHAnsi"/>
-                <w:color w:val="000000" w:themeColor="text1"/>
-                <w:sz w:val="26"/>
-                <w:szCs w:val="26"/>
-              </w:rPr>
-              <w:t>Dim_Manager</w:t>
-            </w:r>
-          </w:p>
-        </w:tc>
-        <w:tc>
-          <w:tcPr>
-            <w:tcW w:w="2100" w:type="dxa"/>
-          </w:tcPr>
-          <w:p>
-            <w:pPr>
-              <w:jc w:val="both"/>
-              <w:rPr>
-                <w:rFonts w:asciiTheme="majorHAnsi" w:hAnsiTheme="majorHAnsi" w:cstheme="majorHAnsi"/>
-                <w:color w:val="000000" w:themeColor="text1"/>
-                <w:sz w:val="26"/>
-                <w:szCs w:val="26"/>
-              </w:rPr>
-            </w:pPr>
-            <w:r>
-              <w:rPr>
-                <w:rFonts w:asciiTheme="majorHAnsi" w:hAnsiTheme="majorHAnsi" w:cstheme="majorHAnsi"/>
-                <w:color w:val="000000" w:themeColor="text1"/>
-                <w:sz w:val="26"/>
-                <w:szCs w:val="26"/>
-              </w:rPr>
-              <w:t>club_games</w:t>
-            </w:r>
-          </w:p>
-        </w:tc>
-        <w:tc>
-          <w:tcPr>
-            <w:tcW w:w="3726" w:type="dxa"/>
-          </w:tcPr>
-          <w:p>
-            <w:pPr>
-              <w:jc w:val="both"/>
-              <w:rPr>
-                <w:rFonts w:asciiTheme="majorHAnsi" w:hAnsiTheme="majorHAnsi" w:cstheme="majorHAnsi"/>
-                <w:color w:val="000000" w:themeColor="text1"/>
-                <w:sz w:val="26"/>
-                <w:szCs w:val="26"/>
-              </w:rPr>
-            </w:pPr>
-            <w:r>
-              <w:rPr>
-                <w:rFonts w:asciiTheme="majorHAnsi" w:hAnsiTheme="majorHAnsi" w:cstheme="majorHAnsi"/>
-                <w:color w:val="000000" w:themeColor="text1"/>
-                <w:sz w:val="26"/>
-                <w:szCs w:val="26"/>
-              </w:rPr>
-              <w:t>Lấy danh sách tên HLV đã chuẩn hóa, không trùng; SCD Type 1.</w:t>
+            <w:tcW w:w="722" w:type="dxa"/>
+          </w:tcPr>
+          <w:p>
+            <w:pPr>
+              <w:jc w:val="left"/>
+              <w:rPr>
+                <w:rFonts w:asciiTheme="majorHAnsi" w:hAnsiTheme="majorHAnsi" w:cstheme="majorHAnsi"/>
+                <w:color w:val="000000" w:themeColor="text1"/>
+                <w:sz w:val="26"/>
+                <w:szCs w:val="26"/>
+              </w:rPr>
+            </w:pPr>
+            <w:r>
+              <w:rPr>
+                <w:rFonts w:asciiTheme="majorHAnsi" w:hAnsiTheme="majorHAnsi" w:cstheme="majorHAnsi"/>
+                <w:color w:val="000000" w:themeColor="text1"/>
+                <w:sz w:val="26"/>
+                <w:szCs w:val="26"/>
+              </w:rPr>
+              <w:t xml:space="preserve">4</w:t>
+            </w:r>
+          </w:p>
+        </w:tc>
+        <w:tc>
+          <w:tcPr>
+            <w:tcW w:w="1624" w:type="dxa"/>
+          </w:tcPr>
+          <w:p>
+            <w:pPr>
+              <w:jc w:val="left"/>
+              <w:rPr>
+                <w:rFonts w:asciiTheme="majorHAnsi" w:hAnsiTheme="majorHAnsi" w:cstheme="majorHAnsi"/>
+                <w:color w:val="000000" w:themeColor="text1"/>
+                <w:sz w:val="26"/>
+                <w:szCs w:val="26"/>
+              </w:rPr>
+            </w:pPr>
+            <w:r>
+              <w:rPr>
+                <w:rFonts w:asciiTheme="majorHAnsi" w:hAnsiTheme="majorHAnsi" w:cstheme="majorHAnsi"/>
+                <w:color w:val="000000" w:themeColor="text1"/>
+                <w:sz w:val="26"/>
+                <w:szCs w:val="26"/>
+              </w:rPr>
+              <w:t xml:space="preserve">Dim_Player</w:t>
+            </w:r>
+          </w:p>
+        </w:tc>
+        <w:tc>
+          <w:tcPr>
+            <w:tcW w:w="4693" w:type="dxa"/>
+          </w:tcPr>
+          <w:p>
+            <w:pPr>
+              <w:jc w:val="left"/>
+              <w:rPr>
+                <w:rFonts w:asciiTheme="majorHAnsi" w:hAnsiTheme="majorHAnsi" w:cstheme="majorHAnsi"/>
+                <w:color w:val="000000" w:themeColor="text1"/>
+                <w:sz w:val="26"/>
+                <w:szCs w:val="26"/>
+              </w:rPr>
+            </w:pPr>
+            <w:r>
+              <w:rPr>
+                <w:rFonts w:asciiTheme="majorHAnsi" w:hAnsiTheme="majorHAnsi" w:cstheme="majorHAnsi"/>
+                <w:color w:val="000000" w:themeColor="text1"/>
+                <w:sz w:val="26"/>
+                <w:szCs w:val="26"/>
+              </w:rPr>
+              <w:t xml:space="preserve">DF - Load DimPlayer: SRC → Clean → Convert → Sort → Standardize and Bands → LKP DimPlayer</w:t>
+            </w:r>
+          </w:p>
+        </w:tc>
+        <w:tc>
+          <w:tcPr>
+            <w:tcW w:w="1987" w:type="dxa"/>
+          </w:tcPr>
+          <w:p>
+            <w:pPr>
+              <w:jc w:val="left"/>
+              <w:rPr>
+                <w:rFonts w:asciiTheme="majorHAnsi" w:hAnsiTheme="majorHAnsi" w:cstheme="majorHAnsi"/>
+                <w:color w:val="000000" w:themeColor="text1"/>
+                <w:sz w:val="26"/>
+                <w:szCs w:val="26"/>
+              </w:rPr>
+            </w:pPr>
+            <w:r>
+              <w:rPr>
+                <w:rFonts w:asciiTheme="majorHAnsi" w:hAnsiTheme="majorHAnsi" w:cstheme="majorHAnsi"/>
+                <w:color w:val="000000" w:themeColor="text1"/>
+                <w:sz w:val="26"/>
+                <w:szCs w:val="26"/>
+              </w:rPr>
+              <w:t xml:space="preserve">SCD2 vị trí, người đại diện; SCD1 còn lại</w:t>
             </w:r>
           </w:p>
         </w:tc>
@@ -31350,101 +31843,203 @@
       <w:tr>
         <w:tc>
           <w:tcPr>
-            <w:tcW w:w="900" w:type="dxa"/>
-          </w:tcPr>
-          <w:p>
-            <w:pPr>
-              <w:jc w:val="both"/>
-              <w:rPr>
-                <w:rFonts w:asciiTheme="majorHAnsi" w:hAnsiTheme="majorHAnsi" w:cstheme="majorHAnsi"/>
-                <w:color w:val="000000" w:themeColor="text1"/>
-                <w:sz w:val="26"/>
-                <w:szCs w:val="26"/>
-              </w:rPr>
-            </w:pPr>
-            <w:r>
-              <w:rPr>
-                <w:rFonts w:asciiTheme="majorHAnsi" w:hAnsiTheme="majorHAnsi" w:cstheme="majorHAnsi"/>
-                <w:color w:val="000000" w:themeColor="text1"/>
-                <w:sz w:val="26"/>
-                <w:szCs w:val="26"/>
-              </w:rPr>
-              <w:t>6</w:t>
-            </w:r>
-          </w:p>
-        </w:tc>
-        <w:tc>
-          <w:tcPr>
-            <w:tcW w:w="2300" w:type="dxa"/>
-          </w:tcPr>
-          <w:p>
-            <w:pPr>
-              <w:jc w:val="both"/>
-              <w:rPr>
-                <w:rFonts w:asciiTheme="majorHAnsi" w:hAnsiTheme="majorHAnsi" w:cstheme="majorHAnsi"/>
-                <w:color w:val="000000" w:themeColor="text1"/>
-                <w:sz w:val="26"/>
-                <w:szCs w:val="26"/>
-              </w:rPr>
-            </w:pPr>
-            <w:r>
-              <w:rPr>
-                <w:rFonts w:asciiTheme="majorHAnsi" w:hAnsiTheme="majorHAnsi" w:cstheme="majorHAnsi"/>
-                <w:color w:val="000000" w:themeColor="text1"/>
-                <w:sz w:val="26"/>
-                <w:szCs w:val="26"/>
-              </w:rPr>
-              <w:t>Dim_Match</w:t>
-            </w:r>
-          </w:p>
-        </w:tc>
-        <w:tc>
-          <w:tcPr>
-            <w:tcW w:w="2100" w:type="dxa"/>
-          </w:tcPr>
-          <w:p>
-            <w:pPr>
-              <w:jc w:val="both"/>
-              <w:rPr>
-                <w:rFonts w:asciiTheme="majorHAnsi" w:hAnsiTheme="majorHAnsi" w:cstheme="majorHAnsi"/>
-                <w:color w:val="000000" w:themeColor="text1"/>
-                <w:sz w:val="26"/>
-                <w:szCs w:val="26"/>
-              </w:rPr>
-            </w:pPr>
-            <w:r>
-              <w:rPr>
-                <w:rFonts w:asciiTheme="majorHAnsi" w:hAnsiTheme="majorHAnsi" w:cstheme="majorHAnsi"/>
-                <w:color w:val="000000" w:themeColor="text1"/>
-                <w:sz w:val="26"/>
-                <w:szCs w:val="26"/>
-              </w:rPr>
-              <w:t>games</w:t>
-            </w:r>
-          </w:p>
-        </w:tc>
-        <w:tc>
-          <w:tcPr>
-            <w:tcW w:w="3726" w:type="dxa"/>
-          </w:tcPr>
-          <w:p>
-            <w:pPr>
-              <w:jc w:val="both"/>
-              <w:rPr>
-                <w:rFonts w:asciiTheme="majorHAnsi" w:hAnsiTheme="majorHAnsi" w:cstheme="majorHAnsi"/>
-                <w:color w:val="000000" w:themeColor="text1"/>
-                <w:sz w:val="26"/>
-                <w:szCs w:val="26"/>
-              </w:rPr>
-            </w:pPr>
-            <w:r>
-              <w:rPr>
-                <w:rFonts w:asciiTheme="majorHAnsi" w:hAnsiTheme="majorHAnsi" w:cstheme="majorHAnsi"/>
-                <w:color w:val="000000" w:themeColor="text1"/>
-                <w:sz w:val="26"/>
-                <w:szCs w:val="26"/>
-              </w:rPr>
-              <w:t>SCD Type 1: MERGE theo game_id.</w:t>
+            <w:tcW w:w="722" w:type="dxa"/>
+          </w:tcPr>
+          <w:p>
+            <w:pPr>
+              <w:jc w:val="left"/>
+              <w:rPr>
+                <w:rFonts w:asciiTheme="majorHAnsi" w:hAnsiTheme="majorHAnsi" w:cstheme="majorHAnsi"/>
+                <w:color w:val="000000" w:themeColor="text1"/>
+                <w:sz w:val="26"/>
+                <w:szCs w:val="26"/>
+              </w:rPr>
+            </w:pPr>
+            <w:r>
+              <w:rPr>
+                <w:rFonts w:asciiTheme="majorHAnsi" w:hAnsiTheme="majorHAnsi" w:cstheme="majorHAnsi"/>
+                <w:color w:val="000000" w:themeColor="text1"/>
+                <w:sz w:val="26"/>
+                <w:szCs w:val="26"/>
+              </w:rPr>
+              <w:t xml:space="preserve">5</w:t>
+            </w:r>
+          </w:p>
+        </w:tc>
+        <w:tc>
+          <w:tcPr>
+            <w:tcW w:w="1624" w:type="dxa"/>
+          </w:tcPr>
+          <w:p>
+            <w:pPr>
+              <w:jc w:val="left"/>
+              <w:rPr>
+                <w:rFonts w:asciiTheme="majorHAnsi" w:hAnsiTheme="majorHAnsi" w:cstheme="majorHAnsi"/>
+                <w:color w:val="000000" w:themeColor="text1"/>
+                <w:sz w:val="26"/>
+                <w:szCs w:val="26"/>
+              </w:rPr>
+            </w:pPr>
+            <w:r>
+              <w:rPr>
+                <w:rFonts w:asciiTheme="majorHAnsi" w:hAnsiTheme="majorHAnsi" w:cstheme="majorHAnsi"/>
+                <w:color w:val="000000" w:themeColor="text1"/>
+                <w:sz w:val="26"/>
+                <w:szCs w:val="26"/>
+              </w:rPr>
+              <w:t xml:space="preserve">Dim_Match</w:t>
+            </w:r>
+          </w:p>
+        </w:tc>
+        <w:tc>
+          <w:tcPr>
+            <w:tcW w:w="4693" w:type="dxa"/>
+          </w:tcPr>
+          <w:p>
+            <w:pPr>
+              <w:jc w:val="left"/>
+              <w:rPr>
+                <w:rFonts w:asciiTheme="majorHAnsi" w:hAnsiTheme="majorHAnsi" w:cstheme="majorHAnsi"/>
+                <w:color w:val="000000" w:themeColor="text1"/>
+                <w:sz w:val="26"/>
+                <w:szCs w:val="26"/>
+              </w:rPr>
+            </w:pPr>
+            <w:r>
+              <w:rPr>
+                <w:rFonts w:asciiTheme="majorHAnsi" w:hAnsiTheme="majorHAnsi" w:cstheme="majorHAnsi"/>
+                <w:color w:val="000000" w:themeColor="text1"/>
+                <w:sz w:val="26"/>
+                <w:szCs w:val="26"/>
+              </w:rPr>
+              <w:t xml:space="preserve">DF - Load DimMatch: SRC → Clean → Convert → Sort → Standardize and Bands → LKP DimMatch</w:t>
+            </w:r>
+          </w:p>
+        </w:tc>
+        <w:tc>
+          <w:tcPr>
+            <w:tcW w:w="1987" w:type="dxa"/>
+          </w:tcPr>
+          <w:p>
+            <w:pPr>
+              <w:jc w:val="left"/>
+              <w:rPr>
+                <w:rFonts w:asciiTheme="majorHAnsi" w:hAnsiTheme="majorHAnsi" w:cstheme="majorHAnsi"/>
+                <w:color w:val="000000" w:themeColor="text1"/>
+                <w:sz w:val="26"/>
+                <w:szCs w:val="26"/>
+              </w:rPr>
+            </w:pPr>
+            <w:r>
+              <w:rPr>
+                <w:rFonts w:asciiTheme="majorHAnsi" w:hAnsiTheme="majorHAnsi" w:cstheme="majorHAnsi"/>
+                <w:color w:val="000000" w:themeColor="text1"/>
+                <w:sz w:val="26"/>
+                <w:szCs w:val="26"/>
+              </w:rPr>
+              <w:t xml:space="preserve">SCD1</w:t>
+            </w:r>
+          </w:p>
+        </w:tc>
+      </w:tr>
+      <w:tr>
+        <w:tc>
+          <w:tcPr>
+            <w:tcW w:w="722" w:type="dxa"/>
+          </w:tcPr>
+          <w:p>
+            <w:pPr>
+              <w:jc w:val="left"/>
+              <w:rPr>
+                <w:rFonts w:asciiTheme="majorHAnsi" w:hAnsiTheme="majorHAnsi" w:cstheme="majorHAnsi"/>
+                <w:color w:val="000000" w:themeColor="text1"/>
+                <w:sz w:val="26"/>
+                <w:szCs w:val="26"/>
+              </w:rPr>
+            </w:pPr>
+            <w:r>
+              <w:rPr>
+                <w:rFonts w:asciiTheme="majorHAnsi" w:hAnsiTheme="majorHAnsi" w:cstheme="majorHAnsi"/>
+                <w:color w:val="000000" w:themeColor="text1"/>
+                <w:sz w:val="26"/>
+                <w:szCs w:val="26"/>
+              </w:rPr>
+              <w:t xml:space="preserve">6</w:t>
+            </w:r>
+          </w:p>
+        </w:tc>
+        <w:tc>
+          <w:tcPr>
+            <w:tcW w:w="1624" w:type="dxa"/>
+          </w:tcPr>
+          <w:p>
+            <w:pPr>
+              <w:jc w:val="left"/>
+              <w:rPr>
+                <w:rFonts w:asciiTheme="majorHAnsi" w:hAnsiTheme="majorHAnsi" w:cstheme="majorHAnsi"/>
+                <w:color w:val="000000" w:themeColor="text1"/>
+                <w:sz w:val="26"/>
+                <w:szCs w:val="26"/>
+              </w:rPr>
+            </w:pPr>
+            <w:r>
+              <w:rPr>
+                <w:rFonts w:asciiTheme="majorHAnsi" w:hAnsiTheme="majorHAnsi" w:cstheme="majorHAnsi"/>
+                <w:color w:val="000000" w:themeColor="text1"/>
+                <w:sz w:val="26"/>
+                <w:szCs w:val="26"/>
+              </w:rPr>
+              <w:t xml:space="preserve">Dim_Manager</w:t>
+            </w:r>
+          </w:p>
+        </w:tc>
+        <w:tc>
+          <w:tcPr>
+            <w:tcW w:w="4693" w:type="dxa"/>
+          </w:tcPr>
+          <w:p>
+            <w:pPr>
+              <w:jc w:val="left"/>
+              <w:rPr>
+                <w:rFonts w:asciiTheme="majorHAnsi" w:hAnsiTheme="majorHAnsi" w:cstheme="majorHAnsi"/>
+                <w:color w:val="000000" w:themeColor="text1"/>
+                <w:sz w:val="26"/>
+                <w:szCs w:val="26"/>
+              </w:rPr>
+            </w:pPr>
+            <w:r>
+              <w:rPr>
+                <w:rFonts w:asciiTheme="majorHAnsi" w:hAnsiTheme="majorHAnsi" w:cstheme="majorHAnsi"/>
+                <w:color w:val="000000" w:themeColor="text1"/>
+                <w:sz w:val="26"/>
+                <w:szCs w:val="26"/>
+              </w:rPr>
+              <w:t xml:space="preserve">DF - Load DimManager: 2 nguồn (HLV đội, HLV đối thủ) → Union All → Clean → Sort → LKP DimManager</w:t>
+            </w:r>
+          </w:p>
+        </w:tc>
+        <w:tc>
+          <w:tcPr>
+            <w:tcW w:w="1987" w:type="dxa"/>
+          </w:tcPr>
+          <w:p>
+            <w:pPr>
+              <w:jc w:val="left"/>
+              <w:rPr>
+                <w:rFonts w:asciiTheme="majorHAnsi" w:hAnsiTheme="majorHAnsi" w:cstheme="majorHAnsi"/>
+                <w:color w:val="000000" w:themeColor="text1"/>
+                <w:sz w:val="26"/>
+                <w:szCs w:val="26"/>
+              </w:rPr>
+            </w:pPr>
+            <w:r>
+              <w:rPr>
+                <w:rFonts w:asciiTheme="majorHAnsi" w:hAnsiTheme="majorHAnsi" w:cstheme="majorHAnsi"/>
+                <w:color w:val="000000" w:themeColor="text1"/>
+                <w:sz w:val="26"/>
+                <w:szCs w:val="26"/>
+              </w:rPr>
+              <w:t xml:space="preserve">Chỉ thêm mới</w:t>
             </w:r>
           </w:p>
         </w:tc>
@@ -31508,7 +32103,7 @@
           <w:sz w:val="26"/>
           <w:szCs w:val="26"/>
         </w:rPr>
-        <w:t>Với mỗi dimension SCD, tính giá trị băm (hash) riêng cho nhóm thuộc tính Type 1, nhóm Type 2 và nhóm Type 3, rồi so với hash đã lưu để biết dòng nào thay đổi, thay vì so sánh từng cột.</w:t>
+        <w:t>Phát hiện thay đổi: Lookup tra phiên bản hiện tại (is_current = 1) theo khóa tự nhiên và trả về các giá trị đang lưu; dòng không tìm thấy (No Match Output) là thành viên mới và được ghi bằng OLE DB Destination; dòng tìm thấy đi vào Conditional Split so sánh từng nhóm thuộc tính để xác định loại thay đổi.</w:t>
       </w:r>
     </w:p>
     <w:p>
@@ -31536,7 +32131,7 @@
           <w:sz w:val="26"/>
           <w:szCs w:val="26"/>
         </w:rPr>
-        <w:t xml:space="preserve">Type 1: </w:t>
+        <w:t>Type 1:</w:t>
       </w:r>
       <w:r>
         <w:rPr>
@@ -31545,7 +32140,7 @@
           <w:sz w:val="26"/>
           <w:szCs w:val="26"/>
         </w:rPr>
-        <w:t>cập nhật trực tiếp các cột thay đổi trên mọi phiên bản của dòng.</w:t>
+        <w:t xml:space="preserve"> OLE DB Command UPDATE ghi đè các cột thay đổi (trên mọi phiên bản của thành viên).</w:t>
       </w:r>
     </w:p>
     <w:p>
@@ -31573,7 +32168,7 @@
           <w:sz w:val="26"/>
           <w:szCs w:val="26"/>
         </w:rPr>
-        <w:t xml:space="preserve">Type 2: </w:t>
+        <w:t>Type 2:</w:t>
       </w:r>
       <w:r>
         <w:rPr>
@@ -31582,7 +32177,7 @@
           <w:sz w:val="26"/>
           <w:szCs w:val="26"/>
         </w:rPr>
-        <w:t>đóng phiên bản cũ (expiry_date = ngày nạp trừ 1, is_current = 0), sau đó thêm phiên bản mới (effective_date = ngày nạp, expiry_date = 9999-12-31, is_current = 1); hai thao tác nằm trong cùng một transaction.</w:t>
+        <w:t xml:space="preserve"> OLE DB Command gọi stored procedure usp_DimClub_NewVersion / usp_DimPlayer_NewVersion – thêm phiên bản mới (effective_date = ngày nạp, expiry_date = 9999-12-31, is_current = 1) và đóng phiên bản cũ (expiry_date = ngày nạp trừ 1, is_current = 0) trong cùng một transaction.</w:t>
       </w:r>
     </w:p>
     <w:p>
@@ -31619,7 +32214,7 @@
           <w:sz w:val="26"/>
           <w:szCs w:val="26"/>
         </w:rPr>
-        <w:t xml:space="preserve"> chuyển giá trị current_league_name sang previous_league_name, ghi giải mới vào current_league_name.</w:t>
+        <w:t xml:space="preserve"> OLE DB Command chuyển current_league_name sang previous_league_name, ghi giải mới vào current_league_name.</w:t>
       </w:r>
     </w:p>
     <w:p>
@@ -31647,7 +32242,7 @@
           <w:sz w:val="26"/>
           <w:szCs w:val="26"/>
         </w:rPr>
-        <w:t xml:space="preserve">Ngày hiệu lực: </w:t>
+        <w:t>Ngày hiệu lực:</w:t>
       </w:r>
       <w:r>
         <w:rPr>
@@ -31656,7 +32251,7 @@
           <w:sz w:val="26"/>
           <w:szCs w:val="26"/>
         </w:rPr>
-        <w:t>nguồn không cung cấp ngày thay đổi nên effective_date là ngày nạp. Riêng lần nạp đầu, effective_date đặt là 1900-01-01 để mọi sự kiện lịch sử đều tra được một phiên bản.</w:t>
+        <w:t xml:space="preserve"> nguồn không cung cấp ngày thay đổi nên phiên bản đầu tiên lấy giá trị mặc định effective_date = 1900-01-01 để mọi sự kiện lịch sử đều tra được một phiên bản; các phiên bản sau lấy ngày nạp.</w:t>
       </w:r>
     </w:p>
     <w:p>
@@ -31684,7 +32279,7 @@
           <w:sz w:val="26"/>
           <w:szCs w:val="26"/>
         </w:rPr>
-        <w:t xml:space="preserve">Dòng Unknown: </w:t>
+        <w:t>Dòng Unknown:</w:t>
       </w:r>
       <w:r>
         <w:rPr>
@@ -31693,7 +32288,7 @@
           <w:sz w:val="26"/>
           <w:szCs w:val="26"/>
         </w:rPr>
-        <w:t>dòng key = -1 được tạo trước khi nạp bất kỳ dữ liệu nào vào dimension.</w:t>
+        <w:t xml:space="preserve"> dòng key = -1 của mọi dimension được tạo sẵn bởi script 01_create_dw.sql trước lần nạp đầu.</w:t>
       </w:r>
     </w:p>
     <w:p>
@@ -31737,7 +32332,7 @@
           <w:sz w:val="26"/>
           <w:szCs w:val="26"/>
         </w:rPr>
-        <w:t>Mỗi fact được nạp theo cùng một quy trình: đọc từ stg_clean, tra surrogate key, tính measure suy dẫn, kiểm tra ràng buộc, ghi vào fact; dòng lỗi ghi vào etl_reject.</w:t>
+        <w:t>Fact được nạp trong Container 03. Task SQL - Set Load Window ghi cửa sổ nạp từ biến LoadFrom, LoadTo của package; sau đó mỗi fact là một data flow theo cùng một mẫu: SRC (stage) → DC - Clean Text → CONV - Data Types → CSPL - Validate and Window → SORT - Remove Duplicates → Derived Column tính measure, DateKey → chuỗi Lookup dimension → DC - Unknown Keys → Lookup chính bảng fact → OLE DB Destination.</w:t>
       </w:r>
     </w:p>
     <w:p>
@@ -31765,7 +32360,7 @@
           <w:sz w:val="26"/>
           <w:szCs w:val="26"/>
         </w:rPr>
-        <w:t xml:space="preserve">Dimension Type 1: </w:t>
+        <w:t>Tra surrogate key:</w:t>
       </w:r>
       <w:r>
         <w:rPr>
@@ -31774,7 +32369,7 @@
           <w:sz w:val="26"/>
           <w:szCs w:val="26"/>
         </w:rPr>
-        <w:t>tra surrogate key theo khóa tự nhiên.</w:t>
+        <w:t xml:space="preserve"> Lookup (full cache) theo khóa tự nhiên – Dim_Season (năm bắt đầu mùa hoặc chuỗi 24/25), Dim_Competition, Dim_Match, Dim_Manager, Dim_Transfer_Type (fee_status, fee_band); DateKey tính trực tiếp dạng YYYYMMDD vì Dim_Date phủ toàn bộ khoảng 1990–2030.</w:t>
       </w:r>
     </w:p>
     <w:p>
@@ -31802,8 +32397,7 @@
           <w:sz w:val="26"/>
           <w:szCs w:val="26"/>
         </w:rPr>
-        <w:lastRenderedPageBreak/>
-        <w:t xml:space="preserve">Dim_Player và Dim_Club (SCD Type 2): </w:t>
+        <w:t>Dim_Player và Dim_Club (SCD2):</w:t>
       </w:r>
       <w:r>
         <w:rPr>
@@ -31812,7 +32406,7 @@
           <w:sz w:val="26"/>
           <w:szCs w:val="26"/>
         </w:rPr>
-        <w:t>tra theo khóa tự nhiên và ngày sự kiện nằm trong khoảng [effective_date, expiry_date] của phiên bản.</w:t>
+        <w:t xml:space="preserve"> tra phiên bản hiện tại. Do mỗi lần chạy chỉ nạp các sự kiện trong cửa sổ và các cửa sổ được nạp theo thứ tự thời gian, phiên bản hiện tại tại lúc nạp chính là phiên bản có hiệu lực của sự kiện.</w:t>
       </w:r>
     </w:p>
     <w:p>
@@ -31840,7 +32434,7 @@
           <w:sz w:val="26"/>
           <w:szCs w:val="26"/>
         </w:rPr>
-        <w:t xml:space="preserve">Không tìm thấy khóa: </w:t>
+        <w:t>Không tìm thấy khóa:</w:t>
       </w:r>
       <w:r>
         <w:rPr>
@@ -31849,12 +32443,48 @@
           <w:sz w:val="26"/>
           <w:szCs w:val="26"/>
         </w:rPr>
-        <w:t>dùng key = -1 và ghi log. Nếu tỉ lệ key = -1 của một khóa ngoại vượt ngưỡng thì dừng batch (mục 9).</w:t>
+        <w:t xml:space="preserve"> Lookup bỏ qua lỗi (Ignore failure), DC - Unknown Keys gán key = -1 để dòng fact trỏ về thành viên Unknown thay vì bị loại.</w:t>
+      </w:r>
+    </w:p>
+    <w:p>
+      <w:pPr>
+        <w:pStyle w:val="ListParagraph"/>
+        <w:numPr>
+          <w:ilvl w:val="0"/>
+          <w:numId w:val="2"/>
+        </w:numPr>
+        <w:spacing w:after="80" w:line="290" w:lineRule="auto"/>
+        <w:jc w:val="both"/>
+        <w:rPr>
+          <w:rFonts w:asciiTheme="majorHAnsi" w:hAnsiTheme="majorHAnsi" w:cstheme="majorHAnsi"/>
+          <w:color w:val="000000" w:themeColor="text1"/>
+          <w:sz w:val="26"/>
+          <w:szCs w:val="26"/>
+        </w:rPr>
+      </w:pPr>
+      <w:r>
+        <w:rPr>
+          <w:rFonts w:asciiTheme="majorHAnsi" w:hAnsiTheme="majorHAnsi" w:cstheme="majorHAnsi"/>
+          <w:b/>
+          <w:bCs/>
+          <w:color w:val="000000" w:themeColor="text1"/>
+          <w:sz w:val="26"/>
+          <w:szCs w:val="26"/>
+        </w:rPr>
+        <w:t>Chỉ nạp dòng mới:</w:t>
+      </w:r>
+      <w:r>
+        <w:rPr>
+          <w:rFonts w:asciiTheme="majorHAnsi" w:hAnsiTheme="majorHAnsi" w:cstheme="majorHAnsi"/>
+          <w:color w:val="000000" w:themeColor="text1"/>
+          <w:sz w:val="26"/>
+          <w:szCs w:val="26"/>
+        </w:rPr>
+        <w:t xml:space="preserve"> Lookup chính bảng fact theo khóa của grain – (match_key, club_key), appearance_id, (player_key, date_key), (player_key, date_key, from_club_key, to_club_key); chỉ No Match Output được ghi vào fact.</w:t>
       </w:r>
     </w:p>
     <w:tbl>
       <w:tblPr>
-        <w:tblW w:w="9026" w:type="dxa"/>
         <w:tblBorders>
           <w:top w:val="single" w:sz="4" w:space="0" w:color="auto"/>
           <w:left w:val="single" w:sz="4" w:space="0" w:color="auto"/>
@@ -31868,13 +32498,15 @@
           <w:right w:w="10" w:type="dxa"/>
         </w:tblCellMar>
         <w:tblLook w:val="04A0" w:firstRow="1" w:lastRow="0" w:firstColumn="1" w:lastColumn="0" w:noHBand="0" w:noVBand="1"/>
+        <w:tblW w:w="9026" w:type="dxa"/>
+        <w:tblLayout w:type="fixed"/>
       </w:tblPr>
       <w:tblGrid>
-        <w:gridCol w:w="2794"/>
-        <w:gridCol w:w="2029"/>
-        <w:gridCol w:w="1220"/>
-        <w:gridCol w:w="2606"/>
-        <w:gridCol w:w="2057"/>
+        <w:gridCol w:w="1534"/>
+        <w:gridCol w:w="1805"/>
+        <w:gridCol w:w="1173"/>
+        <w:gridCol w:w="2707"/>
+        <w:gridCol w:w="1807"/>
       </w:tblGrid>
       <w:tr>
         <w:trPr>
@@ -31882,7 +32514,7 @@
         </w:trPr>
         <w:tc>
           <w:tcPr>
-            <w:tcW w:w="2000" w:type="dxa"/>
+            <w:tcW w:w="1534" w:type="dxa"/>
             <w:tcBorders>
               <w:top w:val="single" w:sz="4" w:space="0" w:color="A6A6A6"/>
               <w:left w:val="single" w:sz="4" w:space="0" w:color="A6A6A6"/>
@@ -31899,7 +32531,7 @@
           </w:tcPr>
           <w:p>
             <w:pPr>
-              <w:jc w:val="both"/>
+              <w:jc w:val="left"/>
               <w:rPr>
                 <w:rFonts w:asciiTheme="majorHAnsi" w:hAnsiTheme="majorHAnsi" w:cstheme="majorHAnsi"/>
                 <w:color w:val="000000" w:themeColor="text1"/>
@@ -31916,13 +32548,13 @@
                 <w:sz w:val="26"/>
                 <w:szCs w:val="26"/>
               </w:rPr>
-              <w:t>Fact</w:t>
-            </w:r>
-          </w:p>
-        </w:tc>
-        <w:tc>
-          <w:tcPr>
-            <w:tcW w:w="1300" w:type="dxa"/>
+              <w:t xml:space="preserve">Fact</w:t>
+            </w:r>
+          </w:p>
+        </w:tc>
+        <w:tc>
+          <w:tcPr>
+            <w:tcW w:w="1805" w:type="dxa"/>
             <w:tcBorders>
               <w:top w:val="single" w:sz="4" w:space="0" w:color="A6A6A6"/>
               <w:left w:val="single" w:sz="4" w:space="0" w:color="A6A6A6"/>
@@ -31939,7 +32571,7 @@
           </w:tcPr>
           <w:p>
             <w:pPr>
-              <w:jc w:val="both"/>
+              <w:jc w:val="left"/>
               <w:rPr>
                 <w:rFonts w:asciiTheme="majorHAnsi" w:hAnsiTheme="majorHAnsi" w:cstheme="majorHAnsi"/>
                 <w:color w:val="000000" w:themeColor="text1"/>
@@ -31956,13 +32588,13 @@
                 <w:sz w:val="26"/>
                 <w:szCs w:val="26"/>
               </w:rPr>
-              <w:t>Nguồn</w:t>
-            </w:r>
-          </w:p>
-        </w:tc>
-        <w:tc>
-          <w:tcPr>
-            <w:tcW w:w="1200" w:type="dxa"/>
+              <w:t xml:space="preserve">Nguồn</w:t>
+            </w:r>
+          </w:p>
+        </w:tc>
+        <w:tc>
+          <w:tcPr>
+            <w:tcW w:w="1173" w:type="dxa"/>
             <w:tcBorders>
               <w:top w:val="single" w:sz="4" w:space="0" w:color="A6A6A6"/>
               <w:left w:val="single" w:sz="4" w:space="0" w:color="A6A6A6"/>
@@ -31979,7 +32611,7 @@
           </w:tcPr>
           <w:p>
             <w:pPr>
-              <w:jc w:val="both"/>
+              <w:jc w:val="left"/>
               <w:rPr>
                 <w:rFonts w:asciiTheme="majorHAnsi" w:hAnsiTheme="majorHAnsi" w:cstheme="majorHAnsi"/>
                 <w:color w:val="000000" w:themeColor="text1"/>
@@ -31996,13 +32628,13 @@
                 <w:sz w:val="26"/>
                 <w:szCs w:val="26"/>
               </w:rPr>
-              <w:t>Số dòng nguồn</w:t>
-            </w:r>
-          </w:p>
-        </w:tc>
-        <w:tc>
-          <w:tcPr>
-            <w:tcW w:w="2500" w:type="dxa"/>
+              <w:t xml:space="preserve">Số dòng nguồn</w:t>
+            </w:r>
+          </w:p>
+        </w:tc>
+        <w:tc>
+          <w:tcPr>
+            <w:tcW w:w="2707" w:type="dxa"/>
             <w:tcBorders>
               <w:top w:val="single" w:sz="4" w:space="0" w:color="A6A6A6"/>
               <w:left w:val="single" w:sz="4" w:space="0" w:color="A6A6A6"/>
@@ -32019,7 +32651,7 @@
           </w:tcPr>
           <w:p>
             <w:pPr>
-              <w:jc w:val="both"/>
+              <w:jc w:val="left"/>
               <w:rPr>
                 <w:rFonts w:asciiTheme="majorHAnsi" w:hAnsiTheme="majorHAnsi" w:cstheme="majorHAnsi"/>
                 <w:color w:val="000000" w:themeColor="text1"/>
@@ -32036,13 +32668,13 @@
                 <w:sz w:val="26"/>
                 <w:szCs w:val="26"/>
               </w:rPr>
-              <w:t>Biến đổi chính</w:t>
-            </w:r>
-          </w:p>
-        </w:tc>
-        <w:tc>
-          <w:tcPr>
-            <w:tcW w:w="2026" w:type="dxa"/>
+              <w:t xml:space="preserve">Biến đổi chính trong data flow</w:t>
+            </w:r>
+          </w:p>
+        </w:tc>
+        <w:tc>
+          <w:tcPr>
+            <w:tcW w:w="1807" w:type="dxa"/>
             <w:tcBorders>
               <w:top w:val="single" w:sz="4" w:space="0" w:color="A6A6A6"/>
               <w:left w:val="single" w:sz="4" w:space="0" w:color="A6A6A6"/>
@@ -32059,7 +32691,7 @@
           </w:tcPr>
           <w:p>
             <w:pPr>
-              <w:jc w:val="both"/>
+              <w:jc w:val="left"/>
               <w:rPr>
                 <w:rFonts w:asciiTheme="majorHAnsi" w:hAnsiTheme="majorHAnsi" w:cstheme="majorHAnsi"/>
                 <w:color w:val="000000" w:themeColor="text1"/>
@@ -32076,7 +32708,7 @@
                 <w:sz w:val="26"/>
                 <w:szCs w:val="26"/>
               </w:rPr>
-              <w:t>Kiểm tra sau khi nạp</w:t>
+              <w:t xml:space="preserve">Kiểm tra sau khi nạp</w:t>
             </w:r>
           </w:p>
         </w:tc>
@@ -32087,7 +32719,7 @@
         </w:trPr>
         <w:tc>
           <w:tcPr>
-            <w:tcW w:w="2000" w:type="dxa"/>
+            <w:tcW w:w="1534" w:type="dxa"/>
             <w:tcBorders>
               <w:top w:val="single" w:sz="4" w:space="0" w:color="A6A6A6"/>
               <w:left w:val="single" w:sz="4" w:space="0" w:color="A6A6A6"/>
@@ -32104,28 +32736,28 @@
           </w:tcPr>
           <w:p>
             <w:pPr>
-              <w:jc w:val="both"/>
-              <w:rPr>
-                <w:rFonts w:asciiTheme="majorHAnsi" w:hAnsiTheme="majorHAnsi" w:cstheme="majorHAnsi"/>
-                <w:color w:val="000000" w:themeColor="text1"/>
-                <w:sz w:val="26"/>
-                <w:szCs w:val="26"/>
-              </w:rPr>
-            </w:pPr>
-            <w:r>
-              <w:rPr>
-                <w:rFonts w:asciiTheme="majorHAnsi" w:hAnsiTheme="majorHAnsi" w:cstheme="majorHAnsi"/>
-                <w:color w:val="000000" w:themeColor="text1"/>
-                <w:sz w:val="26"/>
-                <w:szCs w:val="26"/>
-              </w:rPr>
-              <w:t>Fact_Team_Match</w:t>
-            </w:r>
-          </w:p>
-        </w:tc>
-        <w:tc>
-          <w:tcPr>
-            <w:tcW w:w="1300" w:type="dxa"/>
+              <w:jc w:val="left"/>
+              <w:rPr>
+                <w:rFonts w:asciiTheme="majorHAnsi" w:hAnsiTheme="majorHAnsi" w:cstheme="majorHAnsi"/>
+                <w:color w:val="000000" w:themeColor="text1"/>
+                <w:sz w:val="26"/>
+                <w:szCs w:val="26"/>
+              </w:rPr>
+            </w:pPr>
+            <w:r>
+              <w:rPr>
+                <w:rFonts w:asciiTheme="majorHAnsi" w:hAnsiTheme="majorHAnsi" w:cstheme="majorHAnsi"/>
+                <w:color w:val="000000" w:themeColor="text1"/>
+                <w:sz w:val="26"/>
+                <w:szCs w:val="26"/>
+              </w:rPr>
+              <w:t xml:space="preserve">Fact_Team_Match</w:t>
+            </w:r>
+          </w:p>
+        </w:tc>
+        <w:tc>
+          <w:tcPr>
+            <w:tcW w:w="1805" w:type="dxa"/>
             <w:tcBorders>
               <w:top w:val="single" w:sz="4" w:space="0" w:color="A6A6A6"/>
               <w:left w:val="single" w:sz="4" w:space="0" w:color="A6A6A6"/>
@@ -32142,28 +32774,28 @@
           </w:tcPr>
           <w:p>
             <w:pPr>
-              <w:jc w:val="both"/>
-              <w:rPr>
-                <w:rFonts w:asciiTheme="majorHAnsi" w:hAnsiTheme="majorHAnsi" w:cstheme="majorHAnsi"/>
-                <w:color w:val="000000" w:themeColor="text1"/>
-                <w:sz w:val="26"/>
-                <w:szCs w:val="26"/>
-              </w:rPr>
-            </w:pPr>
-            <w:r>
-              <w:rPr>
-                <w:rFonts w:asciiTheme="majorHAnsi" w:hAnsiTheme="majorHAnsi" w:cstheme="majorHAnsi"/>
-                <w:color w:val="000000" w:themeColor="text1"/>
-                <w:sz w:val="26"/>
-                <w:szCs w:val="26"/>
-              </w:rPr>
-              <w:t>club_games, games</w:t>
-            </w:r>
-          </w:p>
-        </w:tc>
-        <w:tc>
-          <w:tcPr>
-            <w:tcW w:w="1200" w:type="dxa"/>
+              <w:jc w:val="left"/>
+              <w:rPr>
+                <w:rFonts w:asciiTheme="majorHAnsi" w:hAnsiTheme="majorHAnsi" w:cstheme="majorHAnsi"/>
+                <w:color w:val="000000" w:themeColor="text1"/>
+                <w:sz w:val="26"/>
+                <w:szCs w:val="26"/>
+              </w:rPr>
+            </w:pPr>
+            <w:r>
+              <w:rPr>
+                <w:rFonts w:asciiTheme="majorHAnsi" w:hAnsiTheme="majorHAnsi" w:cstheme="majorHAnsi"/>
+                <w:color w:val="000000" w:themeColor="text1"/>
+                <w:sz w:val="26"/>
+                <w:szCs w:val="26"/>
+              </w:rPr>
+              <w:t xml:space="preserve">stg_raw_club_games (+ Lookup stg_raw_games)</w:t>
+            </w:r>
+          </w:p>
+        </w:tc>
+        <w:tc>
+          <w:tcPr>
+            <w:tcW w:w="1173" w:type="dxa"/>
             <w:tcBorders>
               <w:top w:val="single" w:sz="4" w:space="0" w:color="A6A6A6"/>
               <w:left w:val="single" w:sz="4" w:space="0" w:color="A6A6A6"/>
@@ -32180,28 +32812,28 @@
           </w:tcPr>
           <w:p>
             <w:pPr>
-              <w:jc w:val="both"/>
-              <w:rPr>
-                <w:rFonts w:asciiTheme="majorHAnsi" w:hAnsiTheme="majorHAnsi" w:cstheme="majorHAnsi"/>
-                <w:color w:val="000000" w:themeColor="text1"/>
-                <w:sz w:val="26"/>
-                <w:szCs w:val="26"/>
-              </w:rPr>
-            </w:pPr>
-            <w:r>
-              <w:rPr>
-                <w:rFonts w:asciiTheme="majorHAnsi" w:hAnsiTheme="majorHAnsi" w:cstheme="majorHAnsi"/>
-                <w:color w:val="000000" w:themeColor="text1"/>
-                <w:sz w:val="26"/>
-                <w:szCs w:val="26"/>
-              </w:rPr>
-              <w:t>177.916 (2 × 88.958 trận)</w:t>
-            </w:r>
-          </w:p>
-        </w:tc>
-        <w:tc>
-          <w:tcPr>
-            <w:tcW w:w="2500" w:type="dxa"/>
+              <w:jc w:val="left"/>
+              <w:rPr>
+                <w:rFonts w:asciiTheme="majorHAnsi" w:hAnsiTheme="majorHAnsi" w:cstheme="majorHAnsi"/>
+                <w:color w:val="000000" w:themeColor="text1"/>
+                <w:sz w:val="26"/>
+                <w:szCs w:val="26"/>
+              </w:rPr>
+            </w:pPr>
+            <w:r>
+              <w:rPr>
+                <w:rFonts w:asciiTheme="majorHAnsi" w:hAnsiTheme="majorHAnsi" w:cstheme="majorHAnsi"/>
+                <w:color w:val="000000" w:themeColor="text1"/>
+                <w:sz w:val="26"/>
+                <w:szCs w:val="26"/>
+              </w:rPr>
+              <w:t xml:space="preserve">177.916 (2 × 88.958 trận)</w:t>
+            </w:r>
+          </w:p>
+        </w:tc>
+        <w:tc>
+          <w:tcPr>
+            <w:tcW w:w="2707" w:type="dxa"/>
             <w:tcBorders>
               <w:top w:val="single" w:sz="4" w:space="0" w:color="A6A6A6"/>
               <w:left w:val="single" w:sz="4" w:space="0" w:color="A6A6A6"/>
@@ -32218,28 +32850,28 @@
           </w:tcPr>
           <w:p>
             <w:pPr>
-              <w:jc w:val="both"/>
-              <w:rPr>
-                <w:rFonts w:asciiTheme="majorHAnsi" w:hAnsiTheme="majorHAnsi" w:cstheme="majorHAnsi"/>
-                <w:color w:val="000000" w:themeColor="text1"/>
-                <w:sz w:val="26"/>
-                <w:szCs w:val="26"/>
-              </w:rPr>
-            </w:pPr>
-            <w:r>
-              <w:rPr>
-                <w:rFonts w:asciiTheme="majorHAnsi" w:hAnsiTheme="majorHAnsi" w:cstheme="majorHAnsi"/>
-                <w:color w:val="000000" w:themeColor="text1"/>
-                <w:sz w:val="26"/>
-                <w:szCs w:val="26"/>
-              </w:rPr>
-              <w:t>Nối games qua game_id để lấy ngày, mùa, giải; tính cờ và measure; tra 2 club_key và 2 manager_key</w:t>
-            </w:r>
-          </w:p>
-        </w:tc>
-        <w:tc>
-          <w:tcPr>
-            <w:tcW w:w="2026" w:type="dxa"/>
+              <w:jc w:val="left"/>
+              <w:rPr>
+                <w:rFonts w:asciiTheme="majorHAnsi" w:hAnsiTheme="majorHAnsi" w:cstheme="majorHAnsi"/>
+                <w:color w:val="000000" w:themeColor="text1"/>
+                <w:sz w:val="26"/>
+                <w:szCs w:val="26"/>
+              </w:rPr>
+            </w:pPr>
+            <w:r>
+              <w:rPr>
+                <w:rFonts w:asciiTheme="majorHAnsi" w:hAnsiTheme="majorHAnsi" w:cstheme="majorHAnsi"/>
+                <w:color w:val="000000" w:themeColor="text1"/>
+                <w:sz w:val="26"/>
+                <w:szCs w:val="26"/>
+              </w:rPr>
+              <w:t xml:space="preserve">Lấy ngày, mùa, giải của trận; tính cờ thắng/hòa/thua/clean sheet; tra 7 khóa (mùa, giải, trận, 2 CLB, 2 HLV)</w:t>
+            </w:r>
+          </w:p>
+        </w:tc>
+        <w:tc>
+          <w:tcPr>
+            <w:tcW w:w="1807" w:type="dxa"/>
             <w:tcBorders>
               <w:top w:val="single" w:sz="4" w:space="0" w:color="A6A6A6"/>
               <w:left w:val="single" w:sz="4" w:space="0" w:color="A6A6A6"/>
@@ -32256,22 +32888,22 @@
           </w:tcPr>
           <w:p>
             <w:pPr>
-              <w:jc w:val="both"/>
-              <w:rPr>
-                <w:rFonts w:asciiTheme="majorHAnsi" w:hAnsiTheme="majorHAnsi" w:cstheme="majorHAnsi"/>
-                <w:color w:val="000000" w:themeColor="text1"/>
-                <w:sz w:val="26"/>
-                <w:szCs w:val="26"/>
-              </w:rPr>
-            </w:pPr>
-            <w:r>
-              <w:rPr>
-                <w:rFonts w:asciiTheme="majorHAnsi" w:hAnsiTheme="majorHAnsi" w:cstheme="majorHAnsi"/>
-                <w:color w:val="000000" w:themeColor="text1"/>
-                <w:sz w:val="26"/>
-                <w:szCs w:val="26"/>
-              </w:rPr>
-              <w:t>Mỗi game_id có đúng 2 dòng; số dòng bằng số dòng club_games.</w:t>
+              <w:jc w:val="left"/>
+              <w:rPr>
+                <w:rFonts w:asciiTheme="majorHAnsi" w:hAnsiTheme="majorHAnsi" w:cstheme="majorHAnsi"/>
+                <w:color w:val="000000" w:themeColor="text1"/>
+                <w:sz w:val="26"/>
+                <w:szCs w:val="26"/>
+              </w:rPr>
+            </w:pPr>
+            <w:r>
+              <w:rPr>
+                <w:rFonts w:asciiTheme="majorHAnsi" w:hAnsiTheme="majorHAnsi" w:cstheme="majorHAnsi"/>
+                <w:color w:val="000000" w:themeColor="text1"/>
+                <w:sz w:val="26"/>
+                <w:szCs w:val="26"/>
+              </w:rPr>
+              <w:t xml:space="preserve">Mỗi trận đúng 2 dòng; is_win + is_draw + is_loss = 1</w:t>
             </w:r>
           </w:p>
         </w:tc>
@@ -32282,202 +32914,7 @@
         </w:trPr>
         <w:tc>
           <w:tcPr>
-            <w:tcW w:w="2000" w:type="dxa"/>
-            <w:tcBorders>
-              <w:top w:val="single" w:sz="4" w:space="0" w:color="A6A6A6"/>
-              <w:left w:val="single" w:sz="4" w:space="0" w:color="A6A6A6"/>
-              <w:bottom w:val="single" w:sz="4" w:space="0" w:color="A6A6A6"/>
-              <w:right w:val="single" w:sz="4" w:space="0" w:color="A6A6A6"/>
-            </w:tcBorders>
-            <w:shd w:val="clear" w:color="auto" w:fill="F2F6FA"/>
-            <w:tcMar>
-              <w:top w:w="60" w:type="dxa"/>
-              <w:left w:w="90" w:type="dxa"/>
-              <w:bottom w:w="60" w:type="dxa"/>
-              <w:right w:w="90" w:type="dxa"/>
-            </w:tcMar>
-          </w:tcPr>
-          <w:p>
-            <w:pPr>
-              <w:jc w:val="both"/>
-              <w:rPr>
-                <w:rFonts w:asciiTheme="majorHAnsi" w:hAnsiTheme="majorHAnsi" w:cstheme="majorHAnsi"/>
-                <w:color w:val="000000" w:themeColor="text1"/>
-                <w:sz w:val="26"/>
-                <w:szCs w:val="26"/>
-              </w:rPr>
-            </w:pPr>
-            <w:r>
-              <w:rPr>
-                <w:rFonts w:asciiTheme="majorHAnsi" w:hAnsiTheme="majorHAnsi" w:cstheme="majorHAnsi"/>
-                <w:color w:val="000000" w:themeColor="text1"/>
-                <w:sz w:val="26"/>
-                <w:szCs w:val="26"/>
-              </w:rPr>
-              <w:t>Fact_Player_Appearance</w:t>
-            </w:r>
-          </w:p>
-        </w:tc>
-        <w:tc>
-          <w:tcPr>
-            <w:tcW w:w="1300" w:type="dxa"/>
-            <w:tcBorders>
-              <w:top w:val="single" w:sz="4" w:space="0" w:color="A6A6A6"/>
-              <w:left w:val="single" w:sz="4" w:space="0" w:color="A6A6A6"/>
-              <w:bottom w:val="single" w:sz="4" w:space="0" w:color="A6A6A6"/>
-              <w:right w:val="single" w:sz="4" w:space="0" w:color="A6A6A6"/>
-            </w:tcBorders>
-            <w:shd w:val="clear" w:color="auto" w:fill="F2F6FA"/>
-            <w:tcMar>
-              <w:top w:w="60" w:type="dxa"/>
-              <w:left w:w="90" w:type="dxa"/>
-              <w:bottom w:w="60" w:type="dxa"/>
-              <w:right w:w="90" w:type="dxa"/>
-            </w:tcMar>
-          </w:tcPr>
-          <w:p>
-            <w:pPr>
-              <w:jc w:val="both"/>
-              <w:rPr>
-                <w:rFonts w:asciiTheme="majorHAnsi" w:hAnsiTheme="majorHAnsi" w:cstheme="majorHAnsi"/>
-                <w:color w:val="000000" w:themeColor="text1"/>
-                <w:sz w:val="26"/>
-                <w:szCs w:val="26"/>
-              </w:rPr>
-            </w:pPr>
-            <w:r>
-              <w:rPr>
-                <w:rFonts w:asciiTheme="majorHAnsi" w:hAnsiTheme="majorHAnsi" w:cstheme="majorHAnsi"/>
-                <w:color w:val="000000" w:themeColor="text1"/>
-                <w:sz w:val="26"/>
-                <w:szCs w:val="26"/>
-              </w:rPr>
-              <w:t>appearances, games</w:t>
-            </w:r>
-          </w:p>
-        </w:tc>
-        <w:tc>
-          <w:tcPr>
-            <w:tcW w:w="1200" w:type="dxa"/>
-            <w:tcBorders>
-              <w:top w:val="single" w:sz="4" w:space="0" w:color="A6A6A6"/>
-              <w:left w:val="single" w:sz="4" w:space="0" w:color="A6A6A6"/>
-              <w:bottom w:val="single" w:sz="4" w:space="0" w:color="A6A6A6"/>
-              <w:right w:val="single" w:sz="4" w:space="0" w:color="A6A6A6"/>
-            </w:tcBorders>
-            <w:shd w:val="clear" w:color="auto" w:fill="F2F6FA"/>
-            <w:tcMar>
-              <w:top w:w="60" w:type="dxa"/>
-              <w:left w:w="90" w:type="dxa"/>
-              <w:bottom w:w="60" w:type="dxa"/>
-              <w:right w:w="90" w:type="dxa"/>
-            </w:tcMar>
-          </w:tcPr>
-          <w:p>
-            <w:pPr>
-              <w:jc w:val="both"/>
-              <w:rPr>
-                <w:rFonts w:asciiTheme="majorHAnsi" w:hAnsiTheme="majorHAnsi" w:cstheme="majorHAnsi"/>
-                <w:color w:val="000000" w:themeColor="text1"/>
-                <w:sz w:val="26"/>
-                <w:szCs w:val="26"/>
-              </w:rPr>
-            </w:pPr>
-            <w:r>
-              <w:rPr>
-                <w:rFonts w:asciiTheme="majorHAnsi" w:hAnsiTheme="majorHAnsi" w:cstheme="majorHAnsi"/>
-                <w:color w:val="000000" w:themeColor="text1"/>
-                <w:sz w:val="26"/>
-                <w:szCs w:val="26"/>
-              </w:rPr>
-              <w:t>1.894.350</w:t>
-            </w:r>
-          </w:p>
-        </w:tc>
-        <w:tc>
-          <w:tcPr>
-            <w:tcW w:w="2500" w:type="dxa"/>
-            <w:tcBorders>
-              <w:top w:val="single" w:sz="4" w:space="0" w:color="A6A6A6"/>
-              <w:left w:val="single" w:sz="4" w:space="0" w:color="A6A6A6"/>
-              <w:bottom w:val="single" w:sz="4" w:space="0" w:color="A6A6A6"/>
-              <w:right w:val="single" w:sz="4" w:space="0" w:color="A6A6A6"/>
-            </w:tcBorders>
-            <w:shd w:val="clear" w:color="auto" w:fill="F2F6FA"/>
-            <w:tcMar>
-              <w:top w:w="60" w:type="dxa"/>
-              <w:left w:w="90" w:type="dxa"/>
-              <w:bottom w:w="60" w:type="dxa"/>
-              <w:right w:w="90" w:type="dxa"/>
-            </w:tcMar>
-          </w:tcPr>
-          <w:p>
-            <w:pPr>
-              <w:jc w:val="both"/>
-              <w:rPr>
-                <w:rFonts w:asciiTheme="majorHAnsi" w:hAnsiTheme="majorHAnsi" w:cstheme="majorHAnsi"/>
-                <w:color w:val="000000" w:themeColor="text1"/>
-                <w:sz w:val="26"/>
-                <w:szCs w:val="26"/>
-              </w:rPr>
-            </w:pPr>
-            <w:r>
-              <w:rPr>
-                <w:rFonts w:asciiTheme="majorHAnsi" w:hAnsiTheme="majorHAnsi" w:cstheme="majorHAnsi"/>
-                <w:color w:val="000000" w:themeColor="text1"/>
-                <w:sz w:val="26"/>
-                <w:szCs w:val="26"/>
-              </w:rPr>
-              <w:t>Lấy mùa từ games; tra player_key theo ngày trận; bỏ player_name, player_current_club_id</w:t>
-            </w:r>
-          </w:p>
-        </w:tc>
-        <w:tc>
-          <w:tcPr>
-            <w:tcW w:w="2026" w:type="dxa"/>
-            <w:tcBorders>
-              <w:top w:val="single" w:sz="4" w:space="0" w:color="A6A6A6"/>
-              <w:left w:val="single" w:sz="4" w:space="0" w:color="A6A6A6"/>
-              <w:bottom w:val="single" w:sz="4" w:space="0" w:color="A6A6A6"/>
-              <w:right w:val="single" w:sz="4" w:space="0" w:color="A6A6A6"/>
-            </w:tcBorders>
-            <w:shd w:val="clear" w:color="auto" w:fill="F2F6FA"/>
-            <w:tcMar>
-              <w:top w:w="60" w:type="dxa"/>
-              <w:left w:w="90" w:type="dxa"/>
-              <w:bottom w:w="60" w:type="dxa"/>
-              <w:right w:w="90" w:type="dxa"/>
-            </w:tcMar>
-          </w:tcPr>
-          <w:p>
-            <w:pPr>
-              <w:jc w:val="both"/>
-              <w:rPr>
-                <w:rFonts w:asciiTheme="majorHAnsi" w:hAnsiTheme="majorHAnsi" w:cstheme="majorHAnsi"/>
-                <w:color w:val="000000" w:themeColor="text1"/>
-                <w:sz w:val="26"/>
-                <w:szCs w:val="26"/>
-              </w:rPr>
-            </w:pPr>
-            <w:r>
-              <w:rPr>
-                <w:rFonts w:asciiTheme="majorHAnsi" w:hAnsiTheme="majorHAnsi" w:cstheme="majorHAnsi"/>
-                <w:color w:val="000000" w:themeColor="text1"/>
-                <w:sz w:val="26"/>
-                <w:szCs w:val="26"/>
-              </w:rPr>
-              <w:t>appearance_id duy nhất; số dòng bằng số dòng appearances trừ dòng reject.</w:t>
-            </w:r>
-          </w:p>
-        </w:tc>
-      </w:tr>
-      <w:tr>
-        <w:trPr>
-          <w:cantSplit/>
-        </w:trPr>
-        <w:tc>
-          <w:tcPr>
-            <w:tcW w:w="2000" w:type="dxa"/>
+            <w:tcW w:w="1534" w:type="dxa"/>
             <w:tcBorders>
               <w:top w:val="single" w:sz="4" w:space="0" w:color="A6A6A6"/>
               <w:left w:val="single" w:sz="4" w:space="0" w:color="A6A6A6"/>
@@ -32494,28 +32931,28 @@
           </w:tcPr>
           <w:p>
             <w:pPr>
-              <w:jc w:val="both"/>
-              <w:rPr>
-                <w:rFonts w:asciiTheme="majorHAnsi" w:hAnsiTheme="majorHAnsi" w:cstheme="majorHAnsi"/>
-                <w:color w:val="000000" w:themeColor="text1"/>
-                <w:sz w:val="26"/>
-                <w:szCs w:val="26"/>
-              </w:rPr>
-            </w:pPr>
-            <w:r>
-              <w:rPr>
-                <w:rFonts w:asciiTheme="majorHAnsi" w:hAnsiTheme="majorHAnsi" w:cstheme="majorHAnsi"/>
-                <w:color w:val="000000" w:themeColor="text1"/>
-                <w:sz w:val="26"/>
-                <w:szCs w:val="26"/>
-              </w:rPr>
-              <w:t>Fact_Player_Valuation</w:t>
-            </w:r>
-          </w:p>
-        </w:tc>
-        <w:tc>
-          <w:tcPr>
-            <w:tcW w:w="1300" w:type="dxa"/>
+              <w:jc w:val="left"/>
+              <w:rPr>
+                <w:rFonts w:asciiTheme="majorHAnsi" w:hAnsiTheme="majorHAnsi" w:cstheme="majorHAnsi"/>
+                <w:color w:val="000000" w:themeColor="text1"/>
+                <w:sz w:val="26"/>
+                <w:szCs w:val="26"/>
+              </w:rPr>
+            </w:pPr>
+            <w:r>
+              <w:rPr>
+                <w:rFonts w:asciiTheme="majorHAnsi" w:hAnsiTheme="majorHAnsi" w:cstheme="majorHAnsi"/>
+                <w:color w:val="000000" w:themeColor="text1"/>
+                <w:sz w:val="26"/>
+                <w:szCs w:val="26"/>
+              </w:rPr>
+              <w:t xml:space="preserve">Fact_Player_Appearance</w:t>
+            </w:r>
+          </w:p>
+        </w:tc>
+        <w:tc>
+          <w:tcPr>
+            <w:tcW w:w="1805" w:type="dxa"/>
             <w:tcBorders>
               <w:top w:val="single" w:sz="4" w:space="0" w:color="A6A6A6"/>
               <w:left w:val="single" w:sz="4" w:space="0" w:color="A6A6A6"/>
@@ -32532,28 +32969,28 @@
           </w:tcPr>
           <w:p>
             <w:pPr>
-              <w:jc w:val="both"/>
-              <w:rPr>
-                <w:rFonts w:asciiTheme="majorHAnsi" w:hAnsiTheme="majorHAnsi" w:cstheme="majorHAnsi"/>
-                <w:color w:val="000000" w:themeColor="text1"/>
-                <w:sz w:val="26"/>
-                <w:szCs w:val="26"/>
-              </w:rPr>
-            </w:pPr>
-            <w:r>
-              <w:rPr>
-                <w:rFonts w:asciiTheme="majorHAnsi" w:hAnsiTheme="majorHAnsi" w:cstheme="majorHAnsi"/>
-                <w:color w:val="000000" w:themeColor="text1"/>
-                <w:sz w:val="26"/>
-                <w:szCs w:val="26"/>
-              </w:rPr>
-              <w:t>player_valuations</w:t>
-            </w:r>
-          </w:p>
-        </w:tc>
-        <w:tc>
-          <w:tcPr>
-            <w:tcW w:w="1200" w:type="dxa"/>
+              <w:jc w:val="left"/>
+              <w:rPr>
+                <w:rFonts w:asciiTheme="majorHAnsi" w:hAnsiTheme="majorHAnsi" w:cstheme="majorHAnsi"/>
+                <w:color w:val="000000" w:themeColor="text1"/>
+                <w:sz w:val="26"/>
+                <w:szCs w:val="26"/>
+              </w:rPr>
+            </w:pPr>
+            <w:r>
+              <w:rPr>
+                <w:rFonts w:asciiTheme="majorHAnsi" w:hAnsiTheme="majorHAnsi" w:cstheme="majorHAnsi"/>
+                <w:color w:val="000000" w:themeColor="text1"/>
+                <w:sz w:val="26"/>
+                <w:szCs w:val="26"/>
+              </w:rPr>
+              <w:t xml:space="preserve">stg_raw_appearances (+ Lookup stg_raw_games)</w:t>
+            </w:r>
+          </w:p>
+        </w:tc>
+        <w:tc>
+          <w:tcPr>
+            <w:tcW w:w="1173" w:type="dxa"/>
             <w:tcBorders>
               <w:top w:val="single" w:sz="4" w:space="0" w:color="A6A6A6"/>
               <w:left w:val="single" w:sz="4" w:space="0" w:color="A6A6A6"/>
@@ -32570,28 +33007,28 @@
           </w:tcPr>
           <w:p>
             <w:pPr>
-              <w:jc w:val="both"/>
-              <w:rPr>
-                <w:rFonts w:asciiTheme="majorHAnsi" w:hAnsiTheme="majorHAnsi" w:cstheme="majorHAnsi"/>
-                <w:color w:val="000000" w:themeColor="text1"/>
-                <w:sz w:val="26"/>
-                <w:szCs w:val="26"/>
-              </w:rPr>
-            </w:pPr>
-            <w:r>
-              <w:rPr>
-                <w:rFonts w:asciiTheme="majorHAnsi" w:hAnsiTheme="majorHAnsi" w:cstheme="majorHAnsi"/>
-                <w:color w:val="000000" w:themeColor="text1"/>
-                <w:sz w:val="26"/>
-                <w:szCs w:val="26"/>
-              </w:rPr>
-              <w:t>656.301</w:t>
-            </w:r>
-          </w:p>
-        </w:tc>
-        <w:tc>
-          <w:tcPr>
-            <w:tcW w:w="2500" w:type="dxa"/>
+              <w:jc w:val="left"/>
+              <w:rPr>
+                <w:rFonts w:asciiTheme="majorHAnsi" w:hAnsiTheme="majorHAnsi" w:cstheme="majorHAnsi"/>
+                <w:color w:val="000000" w:themeColor="text1"/>
+                <w:sz w:val="26"/>
+                <w:szCs w:val="26"/>
+              </w:rPr>
+            </w:pPr>
+            <w:r>
+              <w:rPr>
+                <w:rFonts w:asciiTheme="majorHAnsi" w:hAnsiTheme="majorHAnsi" w:cstheme="majorHAnsi"/>
+                <w:color w:val="000000" w:themeColor="text1"/>
+                <w:sz w:val="26"/>
+                <w:szCs w:val="26"/>
+              </w:rPr>
+              <w:t xml:space="preserve">1.894.350</w:t>
+            </w:r>
+          </w:p>
+        </w:tc>
+        <w:tc>
+          <w:tcPr>
+            <w:tcW w:w="2707" w:type="dxa"/>
             <w:tcBorders>
               <w:top w:val="single" w:sz="4" w:space="0" w:color="A6A6A6"/>
               <w:left w:val="single" w:sz="4" w:space="0" w:color="A6A6A6"/>
@@ -32608,28 +33045,28 @@
           </w:tcPr>
           <w:p>
             <w:pPr>
-              <w:jc w:val="both"/>
-              <w:rPr>
-                <w:rFonts w:asciiTheme="majorHAnsi" w:hAnsiTheme="majorHAnsi" w:cstheme="majorHAnsi"/>
-                <w:color w:val="000000" w:themeColor="text1"/>
-                <w:sz w:val="26"/>
-                <w:szCs w:val="26"/>
-              </w:rPr>
-            </w:pPr>
-            <w:r>
-              <w:rPr>
-                <w:rFonts w:asciiTheme="majorHAnsi" w:hAnsiTheme="majorHAnsi" w:cstheme="majorHAnsi"/>
-                <w:color w:val="000000" w:themeColor="text1"/>
-                <w:sz w:val="26"/>
-                <w:szCs w:val="26"/>
-              </w:rPr>
-              <w:t>Bỏ phần giờ; tính value_change_eur và age_at_valuation</w:t>
-            </w:r>
-          </w:p>
-        </w:tc>
-        <w:tc>
-          <w:tcPr>
-            <w:tcW w:w="2026" w:type="dxa"/>
+              <w:jc w:val="left"/>
+              <w:rPr>
+                <w:rFonts w:asciiTheme="majorHAnsi" w:hAnsiTheme="majorHAnsi" w:cstheme="majorHAnsi"/>
+                <w:color w:val="000000" w:themeColor="text1"/>
+                <w:sz w:val="26"/>
+                <w:szCs w:val="26"/>
+              </w:rPr>
+            </w:pPr>
+            <w:r>
+              <w:rPr>
+                <w:rFonts w:asciiTheme="majorHAnsi" w:hAnsiTheme="majorHAnsi" w:cstheme="majorHAnsi"/>
+                <w:color w:val="000000" w:themeColor="text1"/>
+                <w:sz w:val="26"/>
+                <w:szCs w:val="26"/>
+              </w:rPr>
+              <w:t xml:space="preserve">Lấy mùa từ games; kiểm tra phút 0–130, không âm; tra 5 khóa</w:t>
+            </w:r>
+          </w:p>
+        </w:tc>
+        <w:tc>
+          <w:tcPr>
+            <w:tcW w:w="1807" w:type="dxa"/>
             <w:tcBorders>
               <w:top w:val="single" w:sz="4" w:space="0" w:color="A6A6A6"/>
               <w:left w:val="single" w:sz="4" w:space="0" w:color="A6A6A6"/>
@@ -32646,22 +33083,22 @@
           </w:tcPr>
           <w:p>
             <w:pPr>
-              <w:jc w:val="both"/>
-              <w:rPr>
-                <w:rFonts w:asciiTheme="majorHAnsi" w:hAnsiTheme="majorHAnsi" w:cstheme="majorHAnsi"/>
-                <w:color w:val="000000" w:themeColor="text1"/>
-                <w:sz w:val="26"/>
-                <w:szCs w:val="26"/>
-              </w:rPr>
-            </w:pPr>
-            <w:r>
-              <w:rPr>
-                <w:rFonts w:asciiTheme="majorHAnsi" w:hAnsiTheme="majorHAnsi" w:cstheme="majorHAnsi"/>
-                <w:color w:val="000000" w:themeColor="text1"/>
-                <w:sz w:val="26"/>
-                <w:szCs w:val="26"/>
-              </w:rPr>
-              <w:t>(player_key, date_key) duy nhất; market_value_eur không âm.</w:t>
+              <w:jc w:val="left"/>
+              <w:rPr>
+                <w:rFonts w:asciiTheme="majorHAnsi" w:hAnsiTheme="majorHAnsi" w:cstheme="majorHAnsi"/>
+                <w:color w:val="000000" w:themeColor="text1"/>
+                <w:sz w:val="26"/>
+                <w:szCs w:val="26"/>
+              </w:rPr>
+            </w:pPr>
+            <w:r>
+              <w:rPr>
+                <w:rFonts w:asciiTheme="majorHAnsi" w:hAnsiTheme="majorHAnsi" w:cstheme="majorHAnsi"/>
+                <w:color w:val="000000" w:themeColor="text1"/>
+                <w:sz w:val="26"/>
+                <w:szCs w:val="26"/>
+              </w:rPr>
+              <w:t xml:space="preserve">appearance_id duy nhất; số dòng = nguồn − reject (3 dòng)</w:t>
             </w:r>
           </w:p>
         </w:tc>
@@ -32672,14 +33109,14 @@
         </w:trPr>
         <w:tc>
           <w:tcPr>
-            <w:tcW w:w="2000" w:type="dxa"/>
+            <w:tcW w:w="1534" w:type="dxa"/>
             <w:tcBorders>
               <w:top w:val="single" w:sz="4" w:space="0" w:color="A6A6A6"/>
               <w:left w:val="single" w:sz="4" w:space="0" w:color="A6A6A6"/>
               <w:bottom w:val="single" w:sz="4" w:space="0" w:color="A6A6A6"/>
               <w:right w:val="single" w:sz="4" w:space="0" w:color="A6A6A6"/>
             </w:tcBorders>
-            <w:shd w:val="clear" w:color="auto" w:fill="F2F6FA"/>
+            <w:shd w:val="clear" w:color="auto" w:fill="FFFFFF"/>
             <w:tcMar>
               <w:top w:w="60" w:type="dxa"/>
               <w:left w:w="90" w:type="dxa"/>
@@ -32689,35 +33126,35 @@
           </w:tcPr>
           <w:p>
             <w:pPr>
-              <w:jc w:val="both"/>
-              <w:rPr>
-                <w:rFonts w:asciiTheme="majorHAnsi" w:hAnsiTheme="majorHAnsi" w:cstheme="majorHAnsi"/>
-                <w:color w:val="000000" w:themeColor="text1"/>
-                <w:sz w:val="26"/>
-                <w:szCs w:val="26"/>
-              </w:rPr>
-            </w:pPr>
-            <w:r>
-              <w:rPr>
-                <w:rFonts w:asciiTheme="majorHAnsi" w:hAnsiTheme="majorHAnsi" w:cstheme="majorHAnsi"/>
-                <w:color w:val="000000" w:themeColor="text1"/>
-                <w:sz w:val="26"/>
-                <w:szCs w:val="26"/>
-              </w:rPr>
-              <w:t>Fact_Transfer</w:t>
-            </w:r>
-          </w:p>
-        </w:tc>
-        <w:tc>
-          <w:tcPr>
-            <w:tcW w:w="1300" w:type="dxa"/>
+              <w:jc w:val="left"/>
+              <w:rPr>
+                <w:rFonts w:asciiTheme="majorHAnsi" w:hAnsiTheme="majorHAnsi" w:cstheme="majorHAnsi"/>
+                <w:color w:val="000000" w:themeColor="text1"/>
+                <w:sz w:val="26"/>
+                <w:szCs w:val="26"/>
+              </w:rPr>
+            </w:pPr>
+            <w:r>
+              <w:rPr>
+                <w:rFonts w:asciiTheme="majorHAnsi" w:hAnsiTheme="majorHAnsi" w:cstheme="majorHAnsi"/>
+                <w:color w:val="000000" w:themeColor="text1"/>
+                <w:sz w:val="26"/>
+                <w:szCs w:val="26"/>
+              </w:rPr>
+              <w:t xml:space="preserve">Fact_Player_Valuation</w:t>
+            </w:r>
+          </w:p>
+        </w:tc>
+        <w:tc>
+          <w:tcPr>
+            <w:tcW w:w="1805" w:type="dxa"/>
             <w:tcBorders>
               <w:top w:val="single" w:sz="4" w:space="0" w:color="A6A6A6"/>
               <w:left w:val="single" w:sz="4" w:space="0" w:color="A6A6A6"/>
               <w:bottom w:val="single" w:sz="4" w:space="0" w:color="A6A6A6"/>
               <w:right w:val="single" w:sz="4" w:space="0" w:color="A6A6A6"/>
             </w:tcBorders>
-            <w:shd w:val="clear" w:color="auto" w:fill="F2F6FA"/>
+            <w:shd w:val="clear" w:color="auto" w:fill="FFFFFF"/>
             <w:tcMar>
               <w:top w:w="60" w:type="dxa"/>
               <w:left w:w="90" w:type="dxa"/>
@@ -32727,35 +33164,35 @@
           </w:tcPr>
           <w:p>
             <w:pPr>
-              <w:jc w:val="both"/>
-              <w:rPr>
-                <w:rFonts w:asciiTheme="majorHAnsi" w:hAnsiTheme="majorHAnsi" w:cstheme="majorHAnsi"/>
-                <w:color w:val="000000" w:themeColor="text1"/>
-                <w:sz w:val="26"/>
-                <w:szCs w:val="26"/>
-              </w:rPr>
-            </w:pPr>
-            <w:r>
-              <w:rPr>
-                <w:rFonts w:asciiTheme="majorHAnsi" w:hAnsiTheme="majorHAnsi" w:cstheme="majorHAnsi"/>
-                <w:color w:val="000000" w:themeColor="text1"/>
-                <w:sz w:val="26"/>
-                <w:szCs w:val="26"/>
-              </w:rPr>
-              <w:t>transfers</w:t>
-            </w:r>
-          </w:p>
-        </w:tc>
-        <w:tc>
-          <w:tcPr>
-            <w:tcW w:w="1200" w:type="dxa"/>
+              <w:jc w:val="left"/>
+              <w:rPr>
+                <w:rFonts w:asciiTheme="majorHAnsi" w:hAnsiTheme="majorHAnsi" w:cstheme="majorHAnsi"/>
+                <w:color w:val="000000" w:themeColor="text1"/>
+                <w:sz w:val="26"/>
+                <w:szCs w:val="26"/>
+              </w:rPr>
+            </w:pPr>
+            <w:r>
+              <w:rPr>
+                <w:rFonts w:asciiTheme="majorHAnsi" w:hAnsiTheme="majorHAnsi" w:cstheme="majorHAnsi"/>
+                <w:color w:val="000000" w:themeColor="text1"/>
+                <w:sz w:val="26"/>
+                <w:szCs w:val="26"/>
+              </w:rPr>
+              <w:t xml:space="preserve">stg_raw_player_valuations</w:t>
+            </w:r>
+          </w:p>
+        </w:tc>
+        <w:tc>
+          <w:tcPr>
+            <w:tcW w:w="1173" w:type="dxa"/>
             <w:tcBorders>
               <w:top w:val="single" w:sz="4" w:space="0" w:color="A6A6A6"/>
               <w:left w:val="single" w:sz="4" w:space="0" w:color="A6A6A6"/>
               <w:bottom w:val="single" w:sz="4" w:space="0" w:color="A6A6A6"/>
               <w:right w:val="single" w:sz="4" w:space="0" w:color="A6A6A6"/>
             </w:tcBorders>
-            <w:shd w:val="clear" w:color="auto" w:fill="F2F6FA"/>
+            <w:shd w:val="clear" w:color="auto" w:fill="FFFFFF"/>
             <w:tcMar>
               <w:top w:w="60" w:type="dxa"/>
               <w:left w:w="90" w:type="dxa"/>
@@ -32765,35 +33202,35 @@
           </w:tcPr>
           <w:p>
             <w:pPr>
-              <w:jc w:val="both"/>
-              <w:rPr>
-                <w:rFonts w:asciiTheme="majorHAnsi" w:hAnsiTheme="majorHAnsi" w:cstheme="majorHAnsi"/>
-                <w:color w:val="000000" w:themeColor="text1"/>
-                <w:sz w:val="26"/>
-                <w:szCs w:val="26"/>
-              </w:rPr>
-            </w:pPr>
-            <w:r>
-              <w:rPr>
-                <w:rFonts w:asciiTheme="majorHAnsi" w:hAnsiTheme="majorHAnsi" w:cstheme="majorHAnsi"/>
-                <w:color w:val="000000" w:themeColor="text1"/>
-                <w:sz w:val="26"/>
-                <w:szCs w:val="26"/>
-              </w:rPr>
-              <w:t>175.165</w:t>
-            </w:r>
-          </w:p>
-        </w:tc>
-        <w:tc>
-          <w:tcPr>
-            <w:tcW w:w="2500" w:type="dxa"/>
+              <w:jc w:val="left"/>
+              <w:rPr>
+                <w:rFonts w:asciiTheme="majorHAnsi" w:hAnsiTheme="majorHAnsi" w:cstheme="majorHAnsi"/>
+                <w:color w:val="000000" w:themeColor="text1"/>
+                <w:sz w:val="26"/>
+                <w:szCs w:val="26"/>
+              </w:rPr>
+            </w:pPr>
+            <w:r>
+              <w:rPr>
+                <w:rFonts w:asciiTheme="majorHAnsi" w:hAnsiTheme="majorHAnsi" w:cstheme="majorHAnsi"/>
+                <w:color w:val="000000" w:themeColor="text1"/>
+                <w:sz w:val="26"/>
+                <w:szCs w:val="26"/>
+              </w:rPr>
+              <w:t xml:space="preserve">656.301</w:t>
+            </w:r>
+          </w:p>
+        </w:tc>
+        <w:tc>
+          <w:tcPr>
+            <w:tcW w:w="2707" w:type="dxa"/>
             <w:tcBorders>
               <w:top w:val="single" w:sz="4" w:space="0" w:color="A6A6A6"/>
               <w:left w:val="single" w:sz="4" w:space="0" w:color="A6A6A6"/>
               <w:bottom w:val="single" w:sz="4" w:space="0" w:color="A6A6A6"/>
               <w:right w:val="single" w:sz="4" w:space="0" w:color="A6A6A6"/>
             </w:tcBorders>
-            <w:shd w:val="clear" w:color="auto" w:fill="F2F6FA"/>
+            <w:shd w:val="clear" w:color="auto" w:fill="FFFFFF"/>
             <w:tcMar>
               <w:top w:w="60" w:type="dxa"/>
               <w:left w:w="90" w:type="dxa"/>
@@ -32803,35 +33240,35 @@
           </w:tcPr>
           <w:p>
             <w:pPr>
-              <w:jc w:val="both"/>
-              <w:rPr>
-                <w:rFonts w:asciiTheme="majorHAnsi" w:hAnsiTheme="majorHAnsi" w:cstheme="majorHAnsi"/>
-                <w:color w:val="000000" w:themeColor="text1"/>
-                <w:sz w:val="26"/>
-                <w:szCs w:val="26"/>
-              </w:rPr>
-            </w:pPr>
-            <w:r>
-              <w:rPr>
-                <w:rFonts w:asciiTheme="majorHAnsi" w:hAnsiTheme="majorHAnsi" w:cstheme="majorHAnsi"/>
-                <w:color w:val="000000" w:themeColor="text1"/>
-                <w:sz w:val="26"/>
-                <w:szCs w:val="26"/>
-              </w:rPr>
-              <w:t>Tra from_club_key, to_club_key, transfer_type_key; tính fee_premium_eur và age_at_transfer</w:t>
-            </w:r>
-          </w:p>
-        </w:tc>
-        <w:tc>
-          <w:tcPr>
-            <w:tcW w:w="2026" w:type="dxa"/>
+              <w:jc w:val="left"/>
+              <w:rPr>
+                <w:rFonts w:asciiTheme="majorHAnsi" w:hAnsiTheme="majorHAnsi" w:cstheme="majorHAnsi"/>
+                <w:color w:val="000000" w:themeColor="text1"/>
+                <w:sz w:val="26"/>
+                <w:szCs w:val="26"/>
+              </w:rPr>
+            </w:pPr>
+            <w:r>
+              <w:rPr>
+                <w:rFonts w:asciiTheme="majorHAnsi" w:hAnsiTheme="majorHAnsi" w:cstheme="majorHAnsi"/>
+                <w:color w:val="000000" w:themeColor="text1"/>
+                <w:sz w:val="26"/>
+                <w:szCs w:val="26"/>
+              </w:rPr>
+              <w:t xml:space="preserve">value_change_eur (LAG); age_at_valuation từ ngày sinh lấy qua Lookup Dim_Player; tra 3 khóa</w:t>
+            </w:r>
+          </w:p>
+        </w:tc>
+        <w:tc>
+          <w:tcPr>
+            <w:tcW w:w="1807" w:type="dxa"/>
             <w:tcBorders>
               <w:top w:val="single" w:sz="4" w:space="0" w:color="A6A6A6"/>
               <w:left w:val="single" w:sz="4" w:space="0" w:color="A6A6A6"/>
               <w:bottom w:val="single" w:sz="4" w:space="0" w:color="A6A6A6"/>
               <w:right w:val="single" w:sz="4" w:space="0" w:color="A6A6A6"/>
             </w:tcBorders>
-            <w:shd w:val="clear" w:color="auto" w:fill="F2F6FA"/>
+            <w:shd w:val="clear" w:color="auto" w:fill="FFFFFF"/>
             <w:tcMar>
               <w:top w:w="60" w:type="dxa"/>
               <w:left w:w="90" w:type="dxa"/>
@@ -32841,22 +33278,217 @@
           </w:tcPr>
           <w:p>
             <w:pPr>
-              <w:jc w:val="both"/>
-              <w:rPr>
-                <w:rFonts w:asciiTheme="majorHAnsi" w:hAnsiTheme="majorHAnsi" w:cstheme="majorHAnsi"/>
-                <w:color w:val="000000" w:themeColor="text1"/>
-                <w:sz w:val="26"/>
-                <w:szCs w:val="26"/>
-              </w:rPr>
-            </w:pPr>
-            <w:r>
-              <w:rPr>
-                <w:rFonts w:asciiTheme="majorHAnsi" w:hAnsiTheme="majorHAnsi" w:cstheme="majorHAnsi"/>
-                <w:color w:val="000000" w:themeColor="text1"/>
-                <w:sz w:val="26"/>
-                <w:szCs w:val="26"/>
-              </w:rPr>
-              <w:t>Ngày tương lai được giữ và đánh dấu is_future_date ở Dim_Date.</w:t>
+              <w:jc w:val="left"/>
+              <w:rPr>
+                <w:rFonts w:asciiTheme="majorHAnsi" w:hAnsiTheme="majorHAnsi" w:cstheme="majorHAnsi"/>
+                <w:color w:val="000000" w:themeColor="text1"/>
+                <w:sz w:val="26"/>
+                <w:szCs w:val="26"/>
+              </w:rPr>
+            </w:pPr>
+            <w:r>
+              <w:rPr>
+                <w:rFonts w:asciiTheme="majorHAnsi" w:hAnsiTheme="majorHAnsi" w:cstheme="majorHAnsi"/>
+                <w:color w:val="000000" w:themeColor="text1"/>
+                <w:sz w:val="26"/>
+                <w:szCs w:val="26"/>
+              </w:rPr>
+              <w:t xml:space="preserve">(player_key, date_key) duy nhất; giá trị không âm</w:t>
+            </w:r>
+          </w:p>
+        </w:tc>
+      </w:tr>
+      <w:tr>
+        <w:trPr>
+          <w:cantSplit/>
+        </w:trPr>
+        <w:tc>
+          <w:tcPr>
+            <w:tcW w:w="1534" w:type="dxa"/>
+            <w:tcBorders>
+              <w:top w:val="single" w:sz="4" w:space="0" w:color="A6A6A6"/>
+              <w:left w:val="single" w:sz="4" w:space="0" w:color="A6A6A6"/>
+              <w:bottom w:val="single" w:sz="4" w:space="0" w:color="A6A6A6"/>
+              <w:right w:val="single" w:sz="4" w:space="0" w:color="A6A6A6"/>
+            </w:tcBorders>
+            <w:shd w:val="clear" w:color="auto" w:fill="FFFFFF"/>
+            <w:tcMar>
+              <w:top w:w="60" w:type="dxa"/>
+              <w:left w:w="90" w:type="dxa"/>
+              <w:bottom w:w="60" w:type="dxa"/>
+              <w:right w:w="90" w:type="dxa"/>
+            </w:tcMar>
+          </w:tcPr>
+          <w:p>
+            <w:pPr>
+              <w:jc w:val="left"/>
+              <w:rPr>
+                <w:rFonts w:asciiTheme="majorHAnsi" w:hAnsiTheme="majorHAnsi" w:cstheme="majorHAnsi"/>
+                <w:color w:val="000000" w:themeColor="text1"/>
+                <w:sz w:val="26"/>
+                <w:szCs w:val="26"/>
+              </w:rPr>
+            </w:pPr>
+            <w:r>
+              <w:rPr>
+                <w:rFonts w:asciiTheme="majorHAnsi" w:hAnsiTheme="majorHAnsi" w:cstheme="majorHAnsi"/>
+                <w:color w:val="000000" w:themeColor="text1"/>
+                <w:sz w:val="26"/>
+                <w:szCs w:val="26"/>
+              </w:rPr>
+              <w:t xml:space="preserve">Fact_Transfer</w:t>
+            </w:r>
+          </w:p>
+        </w:tc>
+        <w:tc>
+          <w:tcPr>
+            <w:tcW w:w="1805" w:type="dxa"/>
+            <w:tcBorders>
+              <w:top w:val="single" w:sz="4" w:space="0" w:color="A6A6A6"/>
+              <w:left w:val="single" w:sz="4" w:space="0" w:color="A6A6A6"/>
+              <w:bottom w:val="single" w:sz="4" w:space="0" w:color="A6A6A6"/>
+              <w:right w:val="single" w:sz="4" w:space="0" w:color="A6A6A6"/>
+            </w:tcBorders>
+            <w:shd w:val="clear" w:color="auto" w:fill="FFFFFF"/>
+            <w:tcMar>
+              <w:top w:w="60" w:type="dxa"/>
+              <w:left w:w="90" w:type="dxa"/>
+              <w:bottom w:w="60" w:type="dxa"/>
+              <w:right w:w="90" w:type="dxa"/>
+            </w:tcMar>
+          </w:tcPr>
+          <w:p>
+            <w:pPr>
+              <w:jc w:val="left"/>
+              <w:rPr>
+                <w:rFonts w:asciiTheme="majorHAnsi" w:hAnsiTheme="majorHAnsi" w:cstheme="majorHAnsi"/>
+                <w:color w:val="000000" w:themeColor="text1"/>
+                <w:sz w:val="26"/>
+                <w:szCs w:val="26"/>
+              </w:rPr>
+            </w:pPr>
+            <w:r>
+              <w:rPr>
+                <w:rFonts w:asciiTheme="majorHAnsi" w:hAnsiTheme="majorHAnsi" w:cstheme="majorHAnsi"/>
+                <w:color w:val="000000" w:themeColor="text1"/>
+                <w:sz w:val="26"/>
+                <w:szCs w:val="26"/>
+              </w:rPr>
+              <w:t xml:space="preserve">stg_raw_transfers</w:t>
+            </w:r>
+          </w:p>
+        </w:tc>
+        <w:tc>
+          <w:tcPr>
+            <w:tcW w:w="1173" w:type="dxa"/>
+            <w:tcBorders>
+              <w:top w:val="single" w:sz="4" w:space="0" w:color="A6A6A6"/>
+              <w:left w:val="single" w:sz="4" w:space="0" w:color="A6A6A6"/>
+              <w:bottom w:val="single" w:sz="4" w:space="0" w:color="A6A6A6"/>
+              <w:right w:val="single" w:sz="4" w:space="0" w:color="A6A6A6"/>
+            </w:tcBorders>
+            <w:shd w:val="clear" w:color="auto" w:fill="FFFFFF"/>
+            <w:tcMar>
+              <w:top w:w="60" w:type="dxa"/>
+              <w:left w:w="90" w:type="dxa"/>
+              <w:bottom w:w="60" w:type="dxa"/>
+              <w:right w:w="90" w:type="dxa"/>
+            </w:tcMar>
+          </w:tcPr>
+          <w:p>
+            <w:pPr>
+              <w:jc w:val="left"/>
+              <w:rPr>
+                <w:rFonts w:asciiTheme="majorHAnsi" w:hAnsiTheme="majorHAnsi" w:cstheme="majorHAnsi"/>
+                <w:color w:val="000000" w:themeColor="text1"/>
+                <w:sz w:val="26"/>
+                <w:szCs w:val="26"/>
+              </w:rPr>
+            </w:pPr>
+            <w:r>
+              <w:rPr>
+                <w:rFonts w:asciiTheme="majorHAnsi" w:hAnsiTheme="majorHAnsi" w:cstheme="majorHAnsi"/>
+                <w:color w:val="000000" w:themeColor="text1"/>
+                <w:sz w:val="26"/>
+                <w:szCs w:val="26"/>
+              </w:rPr>
+              <w:t xml:space="preserve">175.165</w:t>
+            </w:r>
+          </w:p>
+        </w:tc>
+        <w:tc>
+          <w:tcPr>
+            <w:tcW w:w="2707" w:type="dxa"/>
+            <w:tcBorders>
+              <w:top w:val="single" w:sz="4" w:space="0" w:color="A6A6A6"/>
+              <w:left w:val="single" w:sz="4" w:space="0" w:color="A6A6A6"/>
+              <w:bottom w:val="single" w:sz="4" w:space="0" w:color="A6A6A6"/>
+              <w:right w:val="single" w:sz="4" w:space="0" w:color="A6A6A6"/>
+            </w:tcBorders>
+            <w:shd w:val="clear" w:color="auto" w:fill="FFFFFF"/>
+            <w:tcMar>
+              <w:top w:w="60" w:type="dxa"/>
+              <w:left w:w="90" w:type="dxa"/>
+              <w:bottom w:w="60" w:type="dxa"/>
+              <w:right w:w="90" w:type="dxa"/>
+            </w:tcMar>
+          </w:tcPr>
+          <w:p>
+            <w:pPr>
+              <w:jc w:val="left"/>
+              <w:rPr>
+                <w:rFonts w:asciiTheme="majorHAnsi" w:hAnsiTheme="majorHAnsi" w:cstheme="majorHAnsi"/>
+                <w:color w:val="000000" w:themeColor="text1"/>
+                <w:sz w:val="26"/>
+                <w:szCs w:val="26"/>
+              </w:rPr>
+            </w:pPr>
+            <w:r>
+              <w:rPr>
+                <w:rFonts w:asciiTheme="majorHAnsi" w:hAnsiTheme="majorHAnsi" w:cstheme="majorHAnsi"/>
+                <w:color w:val="000000" w:themeColor="text1"/>
+                <w:sz w:val="26"/>
+                <w:szCs w:val="26"/>
+              </w:rPr>
+              <w:t xml:space="preserve">Phí → DECIMAL → BIGINT (trống giữ NULL); fee_status, fee_band, fee_premium_eur, age_at_transfer; tra 5 khóa</w:t>
+            </w:r>
+          </w:p>
+        </w:tc>
+        <w:tc>
+          <w:tcPr>
+            <w:tcW w:w="1807" w:type="dxa"/>
+            <w:tcBorders>
+              <w:top w:val="single" w:sz="4" w:space="0" w:color="A6A6A6"/>
+              <w:left w:val="single" w:sz="4" w:space="0" w:color="A6A6A6"/>
+              <w:bottom w:val="single" w:sz="4" w:space="0" w:color="A6A6A6"/>
+              <w:right w:val="single" w:sz="4" w:space="0" w:color="A6A6A6"/>
+            </w:tcBorders>
+            <w:shd w:val="clear" w:color="auto" w:fill="FFFFFF"/>
+            <w:tcMar>
+              <w:top w:w="60" w:type="dxa"/>
+              <w:left w:w="90" w:type="dxa"/>
+              <w:bottom w:w="60" w:type="dxa"/>
+              <w:right w:w="90" w:type="dxa"/>
+            </w:tcMar>
+          </w:tcPr>
+          <w:p>
+            <w:pPr>
+              <w:jc w:val="left"/>
+              <w:rPr>
+                <w:rFonts w:asciiTheme="majorHAnsi" w:hAnsiTheme="majorHAnsi" w:cstheme="majorHAnsi"/>
+                <w:color w:val="000000" w:themeColor="text1"/>
+                <w:sz w:val="26"/>
+                <w:szCs w:val="26"/>
+              </w:rPr>
+            </w:pPr>
+            <w:r>
+              <w:rPr>
+                <w:rFonts w:asciiTheme="majorHAnsi" w:hAnsiTheme="majorHAnsi" w:cstheme="majorHAnsi"/>
+                <w:color w:val="000000" w:themeColor="text1"/>
+                <w:sz w:val="26"/>
+                <w:szCs w:val="26"/>
+              </w:rPr>
+              <w:t xml:space="preserve">61.526 thương vụ phí NULL (không công bố)</w:t>
             </w:r>
           </w:p>
         </w:tc>
@@ -32892,7 +33524,7 @@
           <w:sz w:val="26"/>
           <w:szCs w:val="26"/>
         </w:rPr>
-        <w:t>Sau khi bốn fact gốc nạp xong, Fact_Player_Season_Summary và Fact_Club_Season_Summary được tạo lại cho các mùa bị ảnh hưởng (xóa và nạp lại phân vùng của mùa đó).</w:t>
+        <w:t>Sau khi bốn fact nạp xong, Container 04 chạy SQL - Rebuild Season Summary: xóa và tính lại Fact_Club_Season_Summary, Fact_Player_Season_Summary cho các mùa có sự kiện trong cửa sổ vừa nạp.</w:t>
       </w:r>
     </w:p>
     <w:p>
@@ -32936,12 +33568,11 @@
           <w:sz w:val="26"/>
           <w:szCs w:val="26"/>
         </w:rPr>
-        <w:t>Bộ dữ liệu Transfermarkt được cập nhật định kỳ dưới dạng file đầy đủ. Lần nạp đầu là full load; các lần sau dùng incremental load để không phải xử lý lại toàn bộ hơn 1,9 triệu dòng appearances.</w:t>
+        <w:t>Toàn bộ dữ liệu nguồn được đưa vào stage, sau đó kho dữ liệu được nạp từng phần theo cửa sổ thời gian của sự kiện. Cửa sổ được điều khiển bằng hai biến package LoadFrom, LoadTo; ví dụ đợt 1 nạp các sự kiện đến 31/12/2018, đợt 2 đến 31/12/2021, đợt 3 phần còn lại.</w:t>
       </w:r>
     </w:p>
     <w:tbl>
       <w:tblPr>
-        <w:tblW w:w="9026" w:type="dxa"/>
         <w:tblBorders>
           <w:top w:val="single" w:sz="4" w:space="0" w:color="auto"/>
           <w:left w:val="single" w:sz="4" w:space="0" w:color="auto"/>
@@ -32955,11 +33586,13 @@
           <w:right w:w="10" w:type="dxa"/>
         </w:tblCellMar>
         <w:tblLook w:val="04A0" w:firstRow="1" w:lastRow="0" w:firstColumn="1" w:lastColumn="0" w:noHBand="0" w:noVBand="1"/>
+        <w:tblW w:w="9026" w:type="dxa"/>
+        <w:tblLayout w:type="fixed"/>
       </w:tblPr>
       <w:tblGrid>
-        <w:gridCol w:w="2794"/>
-        <w:gridCol w:w="2690"/>
-        <w:gridCol w:w="3542"/>
+        <w:gridCol w:w="1624"/>
+        <w:gridCol w:w="3429"/>
+        <w:gridCol w:w="3973"/>
       </w:tblGrid>
       <w:tr>
         <w:trPr>
@@ -32967,7 +33600,7 @@
         </w:trPr>
         <w:tc>
           <w:tcPr>
-            <w:tcW w:w="2200" w:type="dxa"/>
+            <w:tcW w:w="1624" w:type="dxa"/>
             <w:tcBorders>
               <w:top w:val="single" w:sz="4" w:space="0" w:color="A6A6A6"/>
               <w:left w:val="single" w:sz="4" w:space="0" w:color="A6A6A6"/>
@@ -32984,7 +33617,7 @@
           </w:tcPr>
           <w:p>
             <w:pPr>
-              <w:jc w:val="both"/>
+              <w:jc w:val="left"/>
               <w:rPr>
                 <w:rFonts w:asciiTheme="majorHAnsi" w:hAnsiTheme="majorHAnsi" w:cstheme="majorHAnsi"/>
                 <w:color w:val="000000" w:themeColor="text1"/>
@@ -33001,14 +33634,13 @@
                 <w:sz w:val="26"/>
                 <w:szCs w:val="26"/>
               </w:rPr>
-              <w:lastRenderedPageBreak/>
-              <w:t>Đối tượng</w:t>
-            </w:r>
-          </w:p>
-        </w:tc>
-        <w:tc>
-          <w:tcPr>
-            <w:tcW w:w="3000" w:type="dxa"/>
+              <w:t xml:space="preserve">Đối tượng</w:t>
+            </w:r>
+          </w:p>
+        </w:tc>
+        <w:tc>
+          <w:tcPr>
+            <w:tcW w:w="3429" w:type="dxa"/>
             <w:tcBorders>
               <w:top w:val="single" w:sz="4" w:space="0" w:color="A6A6A6"/>
               <w:left w:val="single" w:sz="4" w:space="0" w:color="A6A6A6"/>
@@ -33025,7 +33657,7 @@
           </w:tcPr>
           <w:p>
             <w:pPr>
-              <w:jc w:val="both"/>
+              <w:jc w:val="left"/>
               <w:rPr>
                 <w:rFonts w:asciiTheme="majorHAnsi" w:hAnsiTheme="majorHAnsi" w:cstheme="majorHAnsi"/>
                 <w:color w:val="000000" w:themeColor="text1"/>
@@ -33042,13 +33674,13 @@
                 <w:sz w:val="26"/>
                 <w:szCs w:val="26"/>
               </w:rPr>
-              <w:t>Chiến lược</w:t>
-            </w:r>
-          </w:p>
-        </w:tc>
-        <w:tc>
-          <w:tcPr>
-            <w:tcW w:w="3826" w:type="dxa"/>
+              <w:t xml:space="preserve">Chiến lược</w:t>
+            </w:r>
+          </w:p>
+        </w:tc>
+        <w:tc>
+          <w:tcPr>
+            <w:tcW w:w="3973" w:type="dxa"/>
             <w:tcBorders>
               <w:top w:val="single" w:sz="4" w:space="0" w:color="A6A6A6"/>
               <w:left w:val="single" w:sz="4" w:space="0" w:color="A6A6A6"/>
@@ -33065,7 +33697,7 @@
           </w:tcPr>
           <w:p>
             <w:pPr>
-              <w:jc w:val="both"/>
+              <w:jc w:val="left"/>
               <w:rPr>
                 <w:rFonts w:asciiTheme="majorHAnsi" w:hAnsiTheme="majorHAnsi" w:cstheme="majorHAnsi"/>
                 <w:color w:val="000000" w:themeColor="text1"/>
@@ -33082,7 +33714,7 @@
                 <w:sz w:val="26"/>
                 <w:szCs w:val="26"/>
               </w:rPr>
-              <w:t>Điều kiện nhận biết dòng cần nạp</w:t>
+              <w:t xml:space="preserve">Cách nhận biết dòng cần nạp</w:t>
             </w:r>
           </w:p>
         </w:tc>
@@ -33093,7 +33725,7 @@
         </w:trPr>
         <w:tc>
           <w:tcPr>
-            <w:tcW w:w="2200" w:type="dxa"/>
+            <w:tcW w:w="1624" w:type="dxa"/>
             <w:tcBorders>
               <w:top w:val="single" w:sz="4" w:space="0" w:color="A6A6A6"/>
               <w:left w:val="single" w:sz="4" w:space="0" w:color="A6A6A6"/>
@@ -33110,28 +33742,28 @@
           </w:tcPr>
           <w:p>
             <w:pPr>
-              <w:jc w:val="both"/>
-              <w:rPr>
-                <w:rFonts w:asciiTheme="majorHAnsi" w:hAnsiTheme="majorHAnsi" w:cstheme="majorHAnsi"/>
-                <w:color w:val="000000" w:themeColor="text1"/>
-                <w:sz w:val="26"/>
-                <w:szCs w:val="26"/>
-              </w:rPr>
-            </w:pPr>
-            <w:r>
-              <w:rPr>
-                <w:rFonts w:asciiTheme="majorHAnsi" w:hAnsiTheme="majorHAnsi" w:cstheme="majorHAnsi"/>
-                <w:color w:val="000000" w:themeColor="text1"/>
-                <w:sz w:val="26"/>
-                <w:szCs w:val="26"/>
-              </w:rPr>
-              <w:t>Dimension</w:t>
-            </w:r>
-          </w:p>
-        </w:tc>
-        <w:tc>
-          <w:tcPr>
-            <w:tcW w:w="3000" w:type="dxa"/>
+              <w:jc w:val="left"/>
+              <w:rPr>
+                <w:rFonts w:asciiTheme="majorHAnsi" w:hAnsiTheme="majorHAnsi" w:cstheme="majorHAnsi"/>
+                <w:color w:val="000000" w:themeColor="text1"/>
+                <w:sz w:val="26"/>
+                <w:szCs w:val="26"/>
+              </w:rPr>
+            </w:pPr>
+            <w:r>
+              <w:rPr>
+                <w:rFonts w:asciiTheme="majorHAnsi" w:hAnsiTheme="majorHAnsi" w:cstheme="majorHAnsi"/>
+                <w:color w:val="000000" w:themeColor="text1"/>
+                <w:sz w:val="26"/>
+                <w:szCs w:val="26"/>
+              </w:rPr>
+              <w:t xml:space="preserve">Stage</w:t>
+            </w:r>
+          </w:p>
+        </w:tc>
+        <w:tc>
+          <w:tcPr>
+            <w:tcW w:w="3429" w:type="dxa"/>
             <w:tcBorders>
               <w:top w:val="single" w:sz="4" w:space="0" w:color="A6A6A6"/>
               <w:left w:val="single" w:sz="4" w:space="0" w:color="A6A6A6"/>
@@ -33148,28 +33780,28 @@
           </w:tcPr>
           <w:p>
             <w:pPr>
-              <w:jc w:val="both"/>
-              <w:rPr>
-                <w:rFonts w:asciiTheme="majorHAnsi" w:hAnsiTheme="majorHAnsi" w:cstheme="majorHAnsi"/>
-                <w:color w:val="000000" w:themeColor="text1"/>
-                <w:sz w:val="26"/>
-                <w:szCs w:val="26"/>
-              </w:rPr>
-            </w:pPr>
-            <w:r>
-              <w:rPr>
-                <w:rFonts w:asciiTheme="majorHAnsi" w:hAnsiTheme="majorHAnsi" w:cstheme="majorHAnsi"/>
-                <w:color w:val="000000" w:themeColor="text1"/>
-                <w:sz w:val="26"/>
-                <w:szCs w:val="26"/>
-              </w:rPr>
-              <w:t>MERGE theo khóa tự nhiên; SCD theo hash</w:t>
-            </w:r>
-          </w:p>
-        </w:tc>
-        <w:tc>
-          <w:tcPr>
-            <w:tcW w:w="3826" w:type="dxa"/>
+              <w:jc w:val="left"/>
+              <w:rPr>
+                <w:rFonts w:asciiTheme="majorHAnsi" w:hAnsiTheme="majorHAnsi" w:cstheme="majorHAnsi"/>
+                <w:color w:val="000000" w:themeColor="text1"/>
+                <w:sz w:val="26"/>
+                <w:szCs w:val="26"/>
+              </w:rPr>
+            </w:pPr>
+            <w:r>
+              <w:rPr>
+                <w:rFonts w:asciiTheme="majorHAnsi" w:hAnsiTheme="majorHAnsi" w:cstheme="majorHAnsi"/>
+                <w:color w:val="000000" w:themeColor="text1"/>
+                <w:sz w:val="26"/>
+                <w:szCs w:val="26"/>
+              </w:rPr>
+              <w:t xml:space="preserve">Nạp lại toàn bộ mỗi lần chạy (TRUNCATE + nạp)</w:t>
+            </w:r>
+          </w:p>
+        </w:tc>
+        <w:tc>
+          <w:tcPr>
+            <w:tcW w:w="3973" w:type="dxa"/>
             <w:tcBorders>
               <w:top w:val="single" w:sz="4" w:space="0" w:color="A6A6A6"/>
               <w:left w:val="single" w:sz="4" w:space="0" w:color="A6A6A6"/>
@@ -33186,22 +33818,22 @@
           </w:tcPr>
           <w:p>
             <w:pPr>
-              <w:jc w:val="both"/>
-              <w:rPr>
-                <w:rFonts w:asciiTheme="majorHAnsi" w:hAnsiTheme="majorHAnsi" w:cstheme="majorHAnsi"/>
-                <w:color w:val="000000" w:themeColor="text1"/>
-                <w:sz w:val="26"/>
-                <w:szCs w:val="26"/>
-              </w:rPr>
-            </w:pPr>
-            <w:r>
-              <w:rPr>
-                <w:rFonts w:asciiTheme="majorHAnsi" w:hAnsiTheme="majorHAnsi" w:cstheme="majorHAnsi"/>
-                <w:color w:val="000000" w:themeColor="text1"/>
-                <w:sz w:val="26"/>
-                <w:szCs w:val="26"/>
-              </w:rPr>
-              <w:t>Hash thuộc tính khác hash đã lưu, hoặc khóa tự nhiên chưa có.</w:t>
+              <w:jc w:val="left"/>
+              <w:rPr>
+                <w:rFonts w:asciiTheme="majorHAnsi" w:hAnsiTheme="majorHAnsi" w:cstheme="majorHAnsi"/>
+                <w:color w:val="000000" w:themeColor="text1"/>
+                <w:sz w:val="26"/>
+                <w:szCs w:val="26"/>
+              </w:rPr>
+            </w:pPr>
+            <w:r>
+              <w:rPr>
+                <w:rFonts w:asciiTheme="majorHAnsi" w:hAnsiTheme="majorHAnsi" w:cstheme="majorHAnsi"/>
+                <w:color w:val="000000" w:themeColor="text1"/>
+                <w:sz w:val="26"/>
+                <w:szCs w:val="26"/>
+              </w:rPr>
+              <w:t xml:space="preserve">Không cần – stage chỉ là vùng đệm của lần chạy hiện tại</w:t>
             </w:r>
           </w:p>
         </w:tc>
@@ -33212,126 +33844,7 @@
         </w:trPr>
         <w:tc>
           <w:tcPr>
-            <w:tcW w:w="2200" w:type="dxa"/>
-            <w:tcBorders>
-              <w:top w:val="single" w:sz="4" w:space="0" w:color="A6A6A6"/>
-              <w:left w:val="single" w:sz="4" w:space="0" w:color="A6A6A6"/>
-              <w:bottom w:val="single" w:sz="4" w:space="0" w:color="A6A6A6"/>
-              <w:right w:val="single" w:sz="4" w:space="0" w:color="A6A6A6"/>
-            </w:tcBorders>
-            <w:shd w:val="clear" w:color="auto" w:fill="F2F6FA"/>
-            <w:tcMar>
-              <w:top w:w="60" w:type="dxa"/>
-              <w:left w:w="90" w:type="dxa"/>
-              <w:bottom w:w="60" w:type="dxa"/>
-              <w:right w:w="90" w:type="dxa"/>
-            </w:tcMar>
-          </w:tcPr>
-          <w:p>
-            <w:pPr>
-              <w:jc w:val="both"/>
-              <w:rPr>
-                <w:rFonts w:asciiTheme="majorHAnsi" w:hAnsiTheme="majorHAnsi" w:cstheme="majorHAnsi"/>
-                <w:color w:val="000000" w:themeColor="text1"/>
-                <w:sz w:val="26"/>
-                <w:szCs w:val="26"/>
-              </w:rPr>
-            </w:pPr>
-            <w:r>
-              <w:rPr>
-                <w:rFonts w:asciiTheme="majorHAnsi" w:hAnsiTheme="majorHAnsi" w:cstheme="majorHAnsi"/>
-                <w:color w:val="000000" w:themeColor="text1"/>
-                <w:sz w:val="26"/>
-                <w:szCs w:val="26"/>
-              </w:rPr>
-              <w:t>Fact_Team_Match, Fact_Player_Appearance</w:t>
-            </w:r>
-          </w:p>
-        </w:tc>
-        <w:tc>
-          <w:tcPr>
-            <w:tcW w:w="3000" w:type="dxa"/>
-            <w:tcBorders>
-              <w:top w:val="single" w:sz="4" w:space="0" w:color="A6A6A6"/>
-              <w:left w:val="single" w:sz="4" w:space="0" w:color="A6A6A6"/>
-              <w:bottom w:val="single" w:sz="4" w:space="0" w:color="A6A6A6"/>
-              <w:right w:val="single" w:sz="4" w:space="0" w:color="A6A6A6"/>
-            </w:tcBorders>
-            <w:shd w:val="clear" w:color="auto" w:fill="F2F6FA"/>
-            <w:tcMar>
-              <w:top w:w="60" w:type="dxa"/>
-              <w:left w:w="90" w:type="dxa"/>
-              <w:bottom w:w="60" w:type="dxa"/>
-              <w:right w:w="90" w:type="dxa"/>
-            </w:tcMar>
-          </w:tcPr>
-          <w:p>
-            <w:pPr>
-              <w:jc w:val="both"/>
-              <w:rPr>
-                <w:rFonts w:asciiTheme="majorHAnsi" w:hAnsiTheme="majorHAnsi" w:cstheme="majorHAnsi"/>
-                <w:color w:val="000000" w:themeColor="text1"/>
-                <w:sz w:val="26"/>
-                <w:szCs w:val="26"/>
-              </w:rPr>
-            </w:pPr>
-            <w:r>
-              <w:rPr>
-                <w:rFonts w:asciiTheme="majorHAnsi" w:hAnsiTheme="majorHAnsi" w:cstheme="majorHAnsi"/>
-                <w:color w:val="000000" w:themeColor="text1"/>
-                <w:sz w:val="26"/>
-                <w:szCs w:val="26"/>
-              </w:rPr>
-              <w:t>Thêm trận mới; xóa và nạp lại các trận gần đây</w:t>
-            </w:r>
-          </w:p>
-        </w:tc>
-        <w:tc>
-          <w:tcPr>
-            <w:tcW w:w="3826" w:type="dxa"/>
-            <w:tcBorders>
-              <w:top w:val="single" w:sz="4" w:space="0" w:color="A6A6A6"/>
-              <w:left w:val="single" w:sz="4" w:space="0" w:color="A6A6A6"/>
-              <w:bottom w:val="single" w:sz="4" w:space="0" w:color="A6A6A6"/>
-              <w:right w:val="single" w:sz="4" w:space="0" w:color="A6A6A6"/>
-            </w:tcBorders>
-            <w:shd w:val="clear" w:color="auto" w:fill="F2F6FA"/>
-            <w:tcMar>
-              <w:top w:w="60" w:type="dxa"/>
-              <w:left w:w="90" w:type="dxa"/>
-              <w:bottom w:w="60" w:type="dxa"/>
-              <w:right w:w="90" w:type="dxa"/>
-            </w:tcMar>
-          </w:tcPr>
-          <w:p>
-            <w:pPr>
-              <w:jc w:val="both"/>
-              <w:rPr>
-                <w:rFonts w:asciiTheme="majorHAnsi" w:hAnsiTheme="majorHAnsi" w:cstheme="majorHAnsi"/>
-                <w:color w:val="000000" w:themeColor="text1"/>
-                <w:sz w:val="26"/>
-                <w:szCs w:val="26"/>
-              </w:rPr>
-            </w:pPr>
-            <w:r>
-              <w:rPr>
-                <w:rFonts w:asciiTheme="majorHAnsi" w:hAnsiTheme="majorHAnsi" w:cstheme="majorHAnsi"/>
-                <w:color w:val="000000" w:themeColor="text1"/>
-                <w:sz w:val="26"/>
-                <w:szCs w:val="26"/>
-              </w:rPr>
-              <w:t>Ngày trận lớn hơn ngày trận lớn nhất đã nạp trừ một khoảng an toàn (đề xuất 30 ngày, có thể cấu hình) để bắt các điều chỉnh số liệu sau trận.</w:t>
-            </w:r>
-          </w:p>
-        </w:tc>
-      </w:tr>
-      <w:tr>
-        <w:trPr>
-          <w:cantSplit/>
-        </w:trPr>
-        <w:tc>
-          <w:tcPr>
-            <w:tcW w:w="2200" w:type="dxa"/>
+            <w:tcW w:w="1624" w:type="dxa"/>
             <w:tcBorders>
               <w:top w:val="single" w:sz="4" w:space="0" w:color="A6A6A6"/>
               <w:left w:val="single" w:sz="4" w:space="0" w:color="A6A6A6"/>
@@ -33348,28 +33861,28 @@
           </w:tcPr>
           <w:p>
             <w:pPr>
-              <w:jc w:val="both"/>
-              <w:rPr>
-                <w:rFonts w:asciiTheme="majorHAnsi" w:hAnsiTheme="majorHAnsi" w:cstheme="majorHAnsi"/>
-                <w:color w:val="000000" w:themeColor="text1"/>
-                <w:sz w:val="26"/>
-                <w:szCs w:val="26"/>
-              </w:rPr>
-            </w:pPr>
-            <w:r>
-              <w:rPr>
-                <w:rFonts w:asciiTheme="majorHAnsi" w:hAnsiTheme="majorHAnsi" w:cstheme="majorHAnsi"/>
-                <w:color w:val="000000" w:themeColor="text1"/>
-                <w:sz w:val="26"/>
-                <w:szCs w:val="26"/>
-              </w:rPr>
-              <w:t>Fact_Player_Valuation</w:t>
-            </w:r>
-          </w:p>
-        </w:tc>
-        <w:tc>
-          <w:tcPr>
-            <w:tcW w:w="3000" w:type="dxa"/>
+              <w:jc w:val="left"/>
+              <w:rPr>
+                <w:rFonts w:asciiTheme="majorHAnsi" w:hAnsiTheme="majorHAnsi" w:cstheme="majorHAnsi"/>
+                <w:color w:val="000000" w:themeColor="text1"/>
+                <w:sz w:val="26"/>
+                <w:szCs w:val="26"/>
+              </w:rPr>
+            </w:pPr>
+            <w:r>
+              <w:rPr>
+                <w:rFonts w:asciiTheme="majorHAnsi" w:hAnsiTheme="majorHAnsi" w:cstheme="majorHAnsi"/>
+                <w:color w:val="000000" w:themeColor="text1"/>
+                <w:sz w:val="26"/>
+                <w:szCs w:val="26"/>
+              </w:rPr>
+              <w:t xml:space="preserve">Dimension</w:t>
+            </w:r>
+          </w:p>
+        </w:tc>
+        <w:tc>
+          <w:tcPr>
+            <w:tcW w:w="3429" w:type="dxa"/>
             <w:tcBorders>
               <w:top w:val="single" w:sz="4" w:space="0" w:color="A6A6A6"/>
               <w:left w:val="single" w:sz="4" w:space="0" w:color="A6A6A6"/>
@@ -33386,28 +33899,28 @@
           </w:tcPr>
           <w:p>
             <w:pPr>
-              <w:jc w:val="both"/>
-              <w:rPr>
-                <w:rFonts w:asciiTheme="majorHAnsi" w:hAnsiTheme="majorHAnsi" w:cstheme="majorHAnsi"/>
-                <w:color w:val="000000" w:themeColor="text1"/>
-                <w:sz w:val="26"/>
-                <w:szCs w:val="26"/>
-              </w:rPr>
-            </w:pPr>
-            <w:r>
-              <w:rPr>
-                <w:rFonts w:asciiTheme="majorHAnsi" w:hAnsiTheme="majorHAnsi" w:cstheme="majorHAnsi"/>
-                <w:color w:val="000000" w:themeColor="text1"/>
-                <w:sz w:val="26"/>
-                <w:szCs w:val="26"/>
-              </w:rPr>
-              <w:t>Chỉ thêm dòng mới</w:t>
-            </w:r>
-          </w:p>
-        </w:tc>
-        <w:tc>
-          <w:tcPr>
-            <w:tcW w:w="3826" w:type="dxa"/>
+              <w:jc w:val="left"/>
+              <w:rPr>
+                <w:rFonts w:asciiTheme="majorHAnsi" w:hAnsiTheme="majorHAnsi" w:cstheme="majorHAnsi"/>
+                <w:color w:val="000000" w:themeColor="text1"/>
+                <w:sz w:val="26"/>
+                <w:szCs w:val="26"/>
+              </w:rPr>
+            </w:pPr>
+            <w:r>
+              <w:rPr>
+                <w:rFonts w:asciiTheme="majorHAnsi" w:hAnsiTheme="majorHAnsi" w:cstheme="majorHAnsi"/>
+                <w:color w:val="000000" w:themeColor="text1"/>
+                <w:sz w:val="26"/>
+                <w:szCs w:val="26"/>
+              </w:rPr>
+              <w:t xml:space="preserve">Lookup theo khóa tự nhiên; mới → insert, thay đổi → SCD1/2/3</w:t>
+            </w:r>
+          </w:p>
+        </w:tc>
+        <w:tc>
+          <w:tcPr>
+            <w:tcW w:w="3973" w:type="dxa"/>
             <w:tcBorders>
               <w:top w:val="single" w:sz="4" w:space="0" w:color="A6A6A6"/>
               <w:left w:val="single" w:sz="4" w:space="0" w:color="A6A6A6"/>
@@ -33424,22 +33937,22 @@
           </w:tcPr>
           <w:p>
             <w:pPr>
-              <w:jc w:val="both"/>
-              <w:rPr>
-                <w:rFonts w:asciiTheme="majorHAnsi" w:hAnsiTheme="majorHAnsi" w:cstheme="majorHAnsi"/>
-                <w:color w:val="000000" w:themeColor="text1"/>
-                <w:sz w:val="26"/>
-                <w:szCs w:val="26"/>
-              </w:rPr>
-            </w:pPr>
-            <w:r>
-              <w:rPr>
-                <w:rFonts w:asciiTheme="majorHAnsi" w:hAnsiTheme="majorHAnsi" w:cstheme="majorHAnsi"/>
-                <w:color w:val="000000" w:themeColor="text1"/>
-                <w:sz w:val="26"/>
-                <w:szCs w:val="26"/>
-              </w:rPr>
-              <w:t>Ngày định giá lớn hơn ngày lớn nhất đã nạp; value_change_eur của dòng mới tính từ dòng định giá cuối cùng trước đó của cầu thủ.</w:t>
+              <w:jc w:val="left"/>
+              <w:rPr>
+                <w:rFonts w:asciiTheme="majorHAnsi" w:hAnsiTheme="majorHAnsi" w:cstheme="majorHAnsi"/>
+                <w:color w:val="000000" w:themeColor="text1"/>
+                <w:sz w:val="26"/>
+                <w:szCs w:val="26"/>
+              </w:rPr>
+            </w:pPr>
+            <w:r>
+              <w:rPr>
+                <w:rFonts w:asciiTheme="majorHAnsi" w:hAnsiTheme="majorHAnsi" w:cstheme="majorHAnsi"/>
+                <w:color w:val="000000" w:themeColor="text1"/>
+                <w:sz w:val="26"/>
+                <w:szCs w:val="26"/>
+              </w:rPr>
+              <w:t xml:space="preserve">Khóa tự nhiên chưa có (No Match) hoặc giá trị khác giá trị đang lưu (Conditional Split)</w:t>
             </w:r>
           </w:p>
         </w:tc>
@@ -33450,126 +33963,7 @@
         </w:trPr>
         <w:tc>
           <w:tcPr>
-            <w:tcW w:w="2200" w:type="dxa"/>
-            <w:tcBorders>
-              <w:top w:val="single" w:sz="4" w:space="0" w:color="A6A6A6"/>
-              <w:left w:val="single" w:sz="4" w:space="0" w:color="A6A6A6"/>
-              <w:bottom w:val="single" w:sz="4" w:space="0" w:color="A6A6A6"/>
-              <w:right w:val="single" w:sz="4" w:space="0" w:color="A6A6A6"/>
-            </w:tcBorders>
-            <w:shd w:val="clear" w:color="auto" w:fill="F2F6FA"/>
-            <w:tcMar>
-              <w:top w:w="60" w:type="dxa"/>
-              <w:left w:w="90" w:type="dxa"/>
-              <w:bottom w:w="60" w:type="dxa"/>
-              <w:right w:w="90" w:type="dxa"/>
-            </w:tcMar>
-          </w:tcPr>
-          <w:p>
-            <w:pPr>
-              <w:jc w:val="both"/>
-              <w:rPr>
-                <w:rFonts w:asciiTheme="majorHAnsi" w:hAnsiTheme="majorHAnsi" w:cstheme="majorHAnsi"/>
-                <w:color w:val="000000" w:themeColor="text1"/>
-                <w:sz w:val="26"/>
-                <w:szCs w:val="26"/>
-              </w:rPr>
-            </w:pPr>
-            <w:r>
-              <w:rPr>
-                <w:rFonts w:asciiTheme="majorHAnsi" w:hAnsiTheme="majorHAnsi" w:cstheme="majorHAnsi"/>
-                <w:color w:val="000000" w:themeColor="text1"/>
-                <w:sz w:val="26"/>
-                <w:szCs w:val="26"/>
-              </w:rPr>
-              <w:t>Fact_Transfer</w:t>
-            </w:r>
-          </w:p>
-        </w:tc>
-        <w:tc>
-          <w:tcPr>
-            <w:tcW w:w="3000" w:type="dxa"/>
-            <w:tcBorders>
-              <w:top w:val="single" w:sz="4" w:space="0" w:color="A6A6A6"/>
-              <w:left w:val="single" w:sz="4" w:space="0" w:color="A6A6A6"/>
-              <w:bottom w:val="single" w:sz="4" w:space="0" w:color="A6A6A6"/>
-              <w:right w:val="single" w:sz="4" w:space="0" w:color="A6A6A6"/>
-            </w:tcBorders>
-            <w:shd w:val="clear" w:color="auto" w:fill="F2F6FA"/>
-            <w:tcMar>
-              <w:top w:w="60" w:type="dxa"/>
-              <w:left w:w="90" w:type="dxa"/>
-              <w:bottom w:w="60" w:type="dxa"/>
-              <w:right w:w="90" w:type="dxa"/>
-            </w:tcMar>
-          </w:tcPr>
-          <w:p>
-            <w:pPr>
-              <w:jc w:val="both"/>
-              <w:rPr>
-                <w:rFonts w:asciiTheme="majorHAnsi" w:hAnsiTheme="majorHAnsi" w:cstheme="majorHAnsi"/>
-                <w:color w:val="000000" w:themeColor="text1"/>
-                <w:sz w:val="26"/>
-                <w:szCs w:val="26"/>
-              </w:rPr>
-            </w:pPr>
-            <w:r>
-              <w:rPr>
-                <w:rFonts w:asciiTheme="majorHAnsi" w:hAnsiTheme="majorHAnsi" w:cstheme="majorHAnsi"/>
-                <w:color w:val="000000" w:themeColor="text1"/>
-                <w:sz w:val="26"/>
-                <w:szCs w:val="26"/>
-              </w:rPr>
-              <w:t>MERGE theo khóa tự nhiên</w:t>
-            </w:r>
-          </w:p>
-        </w:tc>
-        <w:tc>
-          <w:tcPr>
-            <w:tcW w:w="3826" w:type="dxa"/>
-            <w:tcBorders>
-              <w:top w:val="single" w:sz="4" w:space="0" w:color="A6A6A6"/>
-              <w:left w:val="single" w:sz="4" w:space="0" w:color="A6A6A6"/>
-              <w:bottom w:val="single" w:sz="4" w:space="0" w:color="A6A6A6"/>
-              <w:right w:val="single" w:sz="4" w:space="0" w:color="A6A6A6"/>
-            </w:tcBorders>
-            <w:shd w:val="clear" w:color="auto" w:fill="F2F6FA"/>
-            <w:tcMar>
-              <w:top w:w="60" w:type="dxa"/>
-              <w:left w:w="90" w:type="dxa"/>
-              <w:bottom w:w="60" w:type="dxa"/>
-              <w:right w:w="90" w:type="dxa"/>
-            </w:tcMar>
-          </w:tcPr>
-          <w:p>
-            <w:pPr>
-              <w:jc w:val="both"/>
-              <w:rPr>
-                <w:rFonts w:asciiTheme="majorHAnsi" w:hAnsiTheme="majorHAnsi" w:cstheme="majorHAnsi"/>
-                <w:color w:val="000000" w:themeColor="text1"/>
-                <w:sz w:val="26"/>
-                <w:szCs w:val="26"/>
-              </w:rPr>
-            </w:pPr>
-            <w:r>
-              <w:rPr>
-                <w:rFonts w:asciiTheme="majorHAnsi" w:hAnsiTheme="majorHAnsi" w:cstheme="majorHAnsi"/>
-                <w:color w:val="000000" w:themeColor="text1"/>
-                <w:sz w:val="26"/>
-                <w:szCs w:val="26"/>
-              </w:rPr>
-              <w:t>Thương vụ mới hoặc thương vụ có phí hay giá trị thị trường thay đổi (ví dụ thương vụ tương lai được cập nhật thành thực tế).</w:t>
-            </w:r>
-          </w:p>
-        </w:tc>
-      </w:tr>
-      <w:tr>
-        <w:trPr>
-          <w:cantSplit/>
-        </w:trPr>
-        <w:tc>
-          <w:tcPr>
-            <w:tcW w:w="2200" w:type="dxa"/>
+            <w:tcW w:w="1624" w:type="dxa"/>
             <w:tcBorders>
               <w:top w:val="single" w:sz="4" w:space="0" w:color="A6A6A6"/>
               <w:left w:val="single" w:sz="4" w:space="0" w:color="A6A6A6"/>
@@ -33586,28 +33980,28 @@
           </w:tcPr>
           <w:p>
             <w:pPr>
-              <w:jc w:val="both"/>
-              <w:rPr>
-                <w:rFonts w:asciiTheme="majorHAnsi" w:hAnsiTheme="majorHAnsi" w:cstheme="majorHAnsi"/>
-                <w:color w:val="000000" w:themeColor="text1"/>
-                <w:sz w:val="26"/>
-                <w:szCs w:val="26"/>
-              </w:rPr>
-            </w:pPr>
-            <w:r>
-              <w:rPr>
-                <w:rFonts w:asciiTheme="majorHAnsi" w:hAnsiTheme="majorHAnsi" w:cstheme="majorHAnsi"/>
-                <w:color w:val="000000" w:themeColor="text1"/>
-                <w:sz w:val="26"/>
-                <w:szCs w:val="26"/>
-              </w:rPr>
-              <w:t>Bảng tổng hợp</w:t>
-            </w:r>
-          </w:p>
-        </w:tc>
-        <w:tc>
-          <w:tcPr>
-            <w:tcW w:w="3000" w:type="dxa"/>
+              <w:jc w:val="left"/>
+              <w:rPr>
+                <w:rFonts w:asciiTheme="majorHAnsi" w:hAnsiTheme="majorHAnsi" w:cstheme="majorHAnsi"/>
+                <w:color w:val="000000" w:themeColor="text1"/>
+                <w:sz w:val="26"/>
+                <w:szCs w:val="26"/>
+              </w:rPr>
+            </w:pPr>
+            <w:r>
+              <w:rPr>
+                <w:rFonts w:asciiTheme="majorHAnsi" w:hAnsiTheme="majorHAnsi" w:cstheme="majorHAnsi"/>
+                <w:color w:val="000000" w:themeColor="text1"/>
+                <w:sz w:val="26"/>
+                <w:szCs w:val="26"/>
+              </w:rPr>
+              <w:t xml:space="preserve">Fact</w:t>
+            </w:r>
+          </w:p>
+        </w:tc>
+        <w:tc>
+          <w:tcPr>
+            <w:tcW w:w="3429" w:type="dxa"/>
             <w:tcBorders>
               <w:top w:val="single" w:sz="4" w:space="0" w:color="A6A6A6"/>
               <w:left w:val="single" w:sz="4" w:space="0" w:color="A6A6A6"/>
@@ -33624,28 +34018,28 @@
           </w:tcPr>
           <w:p>
             <w:pPr>
-              <w:jc w:val="both"/>
-              <w:rPr>
-                <w:rFonts w:asciiTheme="majorHAnsi" w:hAnsiTheme="majorHAnsi" w:cstheme="majorHAnsi"/>
-                <w:color w:val="000000" w:themeColor="text1"/>
-                <w:sz w:val="26"/>
-                <w:szCs w:val="26"/>
-              </w:rPr>
-            </w:pPr>
-            <w:r>
-              <w:rPr>
-                <w:rFonts w:asciiTheme="majorHAnsi" w:hAnsiTheme="majorHAnsi" w:cstheme="majorHAnsi"/>
-                <w:color w:val="000000" w:themeColor="text1"/>
-                <w:sz w:val="26"/>
-                <w:szCs w:val="26"/>
-              </w:rPr>
-              <w:t>Nạp lại theo mùa</w:t>
-            </w:r>
-          </w:p>
-        </w:tc>
-        <w:tc>
-          <w:tcPr>
-            <w:tcW w:w="3826" w:type="dxa"/>
+              <w:jc w:val="left"/>
+              <w:rPr>
+                <w:rFonts w:asciiTheme="majorHAnsi" w:hAnsiTheme="majorHAnsi" w:cstheme="majorHAnsi"/>
+                <w:color w:val="000000" w:themeColor="text1"/>
+                <w:sz w:val="26"/>
+                <w:szCs w:val="26"/>
+              </w:rPr>
+            </w:pPr>
+            <w:r>
+              <w:rPr>
+                <w:rFonts w:asciiTheme="majorHAnsi" w:hAnsiTheme="majorHAnsi" w:cstheme="majorHAnsi"/>
+                <w:color w:val="000000" w:themeColor="text1"/>
+                <w:sz w:val="26"/>
+                <w:szCs w:val="26"/>
+              </w:rPr>
+              <w:t xml:space="preserve">Chỉ insert, không xóa dữ liệu đã nạp</w:t>
+            </w:r>
+          </w:p>
+        </w:tc>
+        <w:tc>
+          <w:tcPr>
+            <w:tcW w:w="3973" w:type="dxa"/>
             <w:tcBorders>
               <w:top w:val="single" w:sz="4" w:space="0" w:color="A6A6A6"/>
               <w:left w:val="single" w:sz="4" w:space="0" w:color="A6A6A6"/>
@@ -33662,22 +34056,141 @@
           </w:tcPr>
           <w:p>
             <w:pPr>
-              <w:jc w:val="both"/>
-              <w:rPr>
-                <w:rFonts w:asciiTheme="majorHAnsi" w:hAnsiTheme="majorHAnsi" w:cstheme="majorHAnsi"/>
-                <w:color w:val="000000" w:themeColor="text1"/>
-                <w:sz w:val="26"/>
-                <w:szCs w:val="26"/>
-              </w:rPr>
-            </w:pPr>
-            <w:r>
-              <w:rPr>
-                <w:rFonts w:asciiTheme="majorHAnsi" w:hAnsiTheme="majorHAnsi" w:cstheme="majorHAnsi"/>
-                <w:color w:val="000000" w:themeColor="text1"/>
-                <w:sz w:val="26"/>
-                <w:szCs w:val="26"/>
-              </w:rPr>
-              <w:t>Mùa có dòng fact mới hoặc thay đổi.</w:t>
+              <w:jc w:val="left"/>
+              <w:rPr>
+                <w:rFonts w:asciiTheme="majorHAnsi" w:hAnsiTheme="majorHAnsi" w:cstheme="majorHAnsi"/>
+                <w:color w:val="000000" w:themeColor="text1"/>
+                <w:sz w:val="26"/>
+                <w:szCs w:val="26"/>
+              </w:rPr>
+            </w:pPr>
+            <w:r>
+              <w:rPr>
+                <w:rFonts w:asciiTheme="majorHAnsi" w:hAnsiTheme="majorHAnsi" w:cstheme="majorHAnsi"/>
+                <w:color w:val="000000" w:themeColor="text1"/>
+                <w:sz w:val="26"/>
+                <w:szCs w:val="26"/>
+              </w:rPr>
+              <w:t xml:space="preserve">Ngày sự kiện nằm trong [LoadFrom, LoadTo] (Conditional Split) và khóa grain chưa có trong fact (Lookup fact)</w:t>
+            </w:r>
+          </w:p>
+        </w:tc>
+      </w:tr>
+      <w:tr>
+        <w:trPr>
+          <w:cantSplit/>
+        </w:trPr>
+        <w:tc>
+          <w:tcPr>
+            <w:tcW w:w="1624" w:type="dxa"/>
+            <w:tcBorders>
+              <w:top w:val="single" w:sz="4" w:space="0" w:color="A6A6A6"/>
+              <w:left w:val="single" w:sz="4" w:space="0" w:color="A6A6A6"/>
+              <w:bottom w:val="single" w:sz="4" w:space="0" w:color="A6A6A6"/>
+              <w:right w:val="single" w:sz="4" w:space="0" w:color="A6A6A6"/>
+            </w:tcBorders>
+            <w:shd w:val="clear" w:color="auto" w:fill="FFFFFF"/>
+            <w:tcMar>
+              <w:top w:w="60" w:type="dxa"/>
+              <w:left w:w="90" w:type="dxa"/>
+              <w:bottom w:w="60" w:type="dxa"/>
+              <w:right w:w="90" w:type="dxa"/>
+            </w:tcMar>
+          </w:tcPr>
+          <w:p>
+            <w:pPr>
+              <w:jc w:val="left"/>
+              <w:rPr>
+                <w:rFonts w:asciiTheme="majorHAnsi" w:hAnsiTheme="majorHAnsi" w:cstheme="majorHAnsi"/>
+                <w:color w:val="000000" w:themeColor="text1"/>
+                <w:sz w:val="26"/>
+                <w:szCs w:val="26"/>
+              </w:rPr>
+            </w:pPr>
+            <w:r>
+              <w:rPr>
+                <w:rFonts w:asciiTheme="majorHAnsi" w:hAnsiTheme="majorHAnsi" w:cstheme="majorHAnsi"/>
+                <w:color w:val="000000" w:themeColor="text1"/>
+                <w:sz w:val="26"/>
+                <w:szCs w:val="26"/>
+              </w:rPr>
+              <w:t xml:space="preserve">Bảng tổng hợp</w:t>
+            </w:r>
+          </w:p>
+        </w:tc>
+        <w:tc>
+          <w:tcPr>
+            <w:tcW w:w="3429" w:type="dxa"/>
+            <w:tcBorders>
+              <w:top w:val="single" w:sz="4" w:space="0" w:color="A6A6A6"/>
+              <w:left w:val="single" w:sz="4" w:space="0" w:color="A6A6A6"/>
+              <w:bottom w:val="single" w:sz="4" w:space="0" w:color="A6A6A6"/>
+              <w:right w:val="single" w:sz="4" w:space="0" w:color="A6A6A6"/>
+            </w:tcBorders>
+            <w:shd w:val="clear" w:color="auto" w:fill="FFFFFF"/>
+            <w:tcMar>
+              <w:top w:w="60" w:type="dxa"/>
+              <w:left w:w="90" w:type="dxa"/>
+              <w:bottom w:w="60" w:type="dxa"/>
+              <w:right w:w="90" w:type="dxa"/>
+            </w:tcMar>
+          </w:tcPr>
+          <w:p>
+            <w:pPr>
+              <w:jc w:val="left"/>
+              <w:rPr>
+                <w:rFonts w:asciiTheme="majorHAnsi" w:hAnsiTheme="majorHAnsi" w:cstheme="majorHAnsi"/>
+                <w:color w:val="000000" w:themeColor="text1"/>
+                <w:sz w:val="26"/>
+                <w:szCs w:val="26"/>
+              </w:rPr>
+            </w:pPr>
+            <w:r>
+              <w:rPr>
+                <w:rFonts w:asciiTheme="majorHAnsi" w:hAnsiTheme="majorHAnsi" w:cstheme="majorHAnsi"/>
+                <w:color w:val="000000" w:themeColor="text1"/>
+                <w:sz w:val="26"/>
+                <w:szCs w:val="26"/>
+              </w:rPr>
+              <w:t xml:space="preserve">Xóa và tính lại theo mùa</w:t>
+            </w:r>
+          </w:p>
+        </w:tc>
+        <w:tc>
+          <w:tcPr>
+            <w:tcW w:w="3973" w:type="dxa"/>
+            <w:tcBorders>
+              <w:top w:val="single" w:sz="4" w:space="0" w:color="A6A6A6"/>
+              <w:left w:val="single" w:sz="4" w:space="0" w:color="A6A6A6"/>
+              <w:bottom w:val="single" w:sz="4" w:space="0" w:color="A6A6A6"/>
+              <w:right w:val="single" w:sz="4" w:space="0" w:color="A6A6A6"/>
+            </w:tcBorders>
+            <w:shd w:val="clear" w:color="auto" w:fill="FFFFFF"/>
+            <w:tcMar>
+              <w:top w:w="60" w:type="dxa"/>
+              <w:left w:w="90" w:type="dxa"/>
+              <w:bottom w:w="60" w:type="dxa"/>
+              <w:right w:w="90" w:type="dxa"/>
+            </w:tcMar>
+          </w:tcPr>
+          <w:p>
+            <w:pPr>
+              <w:jc w:val="left"/>
+              <w:rPr>
+                <w:rFonts w:asciiTheme="majorHAnsi" w:hAnsiTheme="majorHAnsi" w:cstheme="majorHAnsi"/>
+                <w:color w:val="000000" w:themeColor="text1"/>
+                <w:sz w:val="26"/>
+                <w:szCs w:val="26"/>
+              </w:rPr>
+            </w:pPr>
+            <w:r>
+              <w:rPr>
+                <w:rFonts w:asciiTheme="majorHAnsi" w:hAnsiTheme="majorHAnsi" w:cstheme="majorHAnsi"/>
+                <w:color w:val="000000" w:themeColor="text1"/>
+                <w:sz w:val="26"/>
+                <w:szCs w:val="26"/>
+              </w:rPr>
+              <w:t xml:space="preserve">Mùa có sự kiện trong cửa sổ vừa nạp</w:t>
             </w:r>
           </w:p>
         </w:tc>
@@ -33713,7 +34226,7 @@
           <w:sz w:val="26"/>
           <w:szCs w:val="26"/>
         </w:rPr>
-        <w:t>Mỗi lần chạy phải idempotent: chạy lại cùng một batch_id cho kết quả giống nhau, vì phần đã nạp của batch đó được xóa trước khi nạp lại. Với dữ liệu đến muộn (fact có mã dimension chưa tồn tại), fact được ghi với key = -1 hoặc với dòng dimension tạm, rồi cập nhật lại khi dimension đầy đủ.</w:t>
+        <w:t>Mỗi lần chạy là idempotent: chạy lại cùng một cửa sổ không sinh thêm dòng fact nhờ Lookup fact, dimension chỉ thay đổi khi nguồn thay đổi, stage được TRUNCATE trước khi nạp. Với dữ liệu đến muộn (sự kiện có mã CLB chưa có trong nguồn dimension), CLB được thêm vào Dim_Club dưới dạng thành viên Other trước khi nạp fact; mã không tra được thì nhận key = -1.</w:t>
       </w:r>
     </w:p>
     <w:p>
@@ -33764,7 +34277,7 @@
           <w:sz w:val="26"/>
           <w:szCs w:val="26"/>
         </w:rPr>
-        <w:t xml:space="preserve">etl_reject: </w:t>
+        <w:t>etl_reject (database staging):</w:t>
       </w:r>
       <w:r>
         <w:rPr>
@@ -33773,7 +34286,7 @@
           <w:sz w:val="26"/>
           <w:szCs w:val="26"/>
         </w:rPr>
-        <w:t>lưu các dòng bị loại kèm bảng nguồn, khóa, lý do (thiếu khóa, sai kiểu, trùng lặp, ngoài ngưỡng).</w:t>
+        <w:t xml:space="preserve"> mỗi data flow có nhánh lỗi ép kiểu (error output của Data Conversion) và nhánh vi phạm quy tắc (Conditional Split); Derived Column thêm source_table, natural_key, reason rồi ghi vào etl_reject. Reject cũ của fact được xóa ở đầu Container 03.</w:t>
       </w:r>
     </w:p>
     <w:p>
@@ -33801,7 +34314,7 @@
           <w:sz w:val="26"/>
           <w:szCs w:val="26"/>
         </w:rPr>
-        <w:t xml:space="preserve">etl_batch: </w:t>
+        <w:t>etl_load_window:</w:t>
       </w:r>
       <w:r>
         <w:rPr>
@@ -33810,7 +34323,7 @@
           <w:sz w:val="26"/>
           <w:szCs w:val="26"/>
         </w:rPr>
-        <w:t>lưu batch_id, tên tác vụ, thời điểm bắt đầu và kết thúc, số dòng đọc, ghi, loại, trạng thái.</w:t>
+        <w:t xml:space="preserve"> lưu cửa sổ của lần nạp gần nhất, dùng cho bước tính bảng tổng hợp.</w:t>
       </w:r>
     </w:p>
     <w:p>
@@ -33838,7 +34351,7 @@
           <w:sz w:val="26"/>
           <w:szCs w:val="26"/>
         </w:rPr>
-        <w:t xml:space="preserve">Truy vết: </w:t>
+        <w:t>Truy vết:</w:t>
       </w:r>
       <w:r>
         <w:rPr>
@@ -33847,7 +34360,7 @@
           <w:sz w:val="26"/>
           <w:szCs w:val="26"/>
         </w:rPr>
-        <w:t>mỗi dòng dimension và fact có cột kỹ thuật batch_id để biết dòng được nạp bởi lần chạy nào (cột này không thuộc mô hình phân tích).</w:t>
+        <w:t xml:space="preserve"> mỗi dòng dimension và fact có cột kỹ thuật batch_id cho biết dòng được nạp từ lần chạy nào (không thuộc mô hình phân tích).</w:t>
       </w:r>
     </w:p>
     <w:p>
@@ -33875,7 +34388,7 @@
           <w:sz w:val="26"/>
           <w:szCs w:val="26"/>
         </w:rPr>
-        <w:t xml:space="preserve">Khi tác vụ lỗi: </w:t>
+        <w:t>Khi tác vụ lỗi:</w:t>
       </w:r>
       <w:r>
         <w:rPr>
@@ -33884,7 +34397,7 @@
           <w:sz w:val="26"/>
           <w:szCs w:val="26"/>
         </w:rPr>
-        <w:t>transaction được hoàn tác, dữ liệu của lần nạp trước được giữ nguyên và tác vụ có thể chạy lại.</w:t>
+        <w:t xml:space="preserve"> SSIS dừng package; dữ liệu đã nạp trước đó được giữ nguyên và có thể chạy lại vì mọi bước đều idempotent.</w:t>
       </w:r>
     </w:p>
     <w:p>
@@ -33928,7 +34441,7 @@
           <w:sz w:val="26"/>
           <w:szCs w:val="26"/>
         </w:rPr>
-        <w:t>Sau mỗi lần nạp, một bộ kiểm tra tự động được chạy và kết quả ghi vào etl_dq_result. Các ngưỡng dưới đây là ngưỡng đề xuất, có thể điều chỉnh theo thực tế dữ liệu.</w:t>
+        <w:t>Sau mỗi lần nạp, chạy bộ truy vấn kiểm tra dưới đây trên kho dữ liệu và bảng etl_reject (xem mục 5 của tài liệu Huong_dan_chay_ETL_SSIS.md). Các ngưỡng là ngưỡng đề xuất, có thể điều chỉnh theo thực tế dữ liệu.</w:t>
       </w:r>
     </w:p>
     <w:tbl>
@@ -34086,22 +34599,22 @@
           </w:tcPr>
           <w:p>
             <w:pPr>
-              <w:jc w:val="both"/>
-              <w:rPr>
-                <w:rFonts w:asciiTheme="majorHAnsi" w:hAnsiTheme="majorHAnsi" w:cstheme="majorHAnsi"/>
-                <w:color w:val="000000" w:themeColor="text1"/>
-                <w:sz w:val="26"/>
-                <w:szCs w:val="26"/>
-              </w:rPr>
-            </w:pPr>
-            <w:r>
-              <w:rPr>
-                <w:rFonts w:asciiTheme="majorHAnsi" w:hAnsiTheme="majorHAnsi" w:cstheme="majorHAnsi"/>
-                <w:color w:val="000000" w:themeColor="text1"/>
-                <w:sz w:val="26"/>
-                <w:szCs w:val="26"/>
-              </w:rPr>
-              <w:t>Số dòng stg_raw bằng số dòng file; số dòng fact bằng số dòng stg_clean trừ dòng reject</w:t>
+              <w:jc w:val="left"/>
+              <w:rPr>
+                <w:rFonts w:asciiTheme="majorHAnsi" w:hAnsiTheme="majorHAnsi" w:cstheme="majorHAnsi"/>
+                <w:color w:val="000000" w:themeColor="text1"/>
+                <w:sz w:val="26"/>
+                <w:szCs w:val="26"/>
+              </w:rPr>
+            </w:pPr>
+            <w:r>
+              <w:rPr>
+                <w:rFonts w:asciiTheme="majorHAnsi" w:hAnsiTheme="majorHAnsi" w:cstheme="majorHAnsi"/>
+                <w:color w:val="000000" w:themeColor="text1"/>
+                <w:sz w:val="26"/>
+                <w:szCs w:val="26"/>
+              </w:rPr>
+              <w:t xml:space="preserve">Số dòng stg_raw bằng số dòng file; số dòng fact bằng số dòng stage trong cửa sổ nạp trừ dòng reject</w:t>
             </w:r>
           </w:p>
         </w:tc>
